--- a/downloads/workbook/ai-3-week-08.docx
+++ b/downloads/workbook/ai-3-week-08.docx
@@ -1292,6 +1292,178 @@
         <w:t>Project connection: Validate Study Buddy outputs before another program consumes them; retain source IDs and separate syntax/type/support failures.</w:t>
       </w:r>
     </w:p>
+    <w:p>
+      <w:pPr>
+        <w:pStyle w:val="Heading1"/>
+      </w:pPr>
+      <w:r>
+        <w:t>19. Project portfolio milestone</w:t>
+      </w:r>
+    </w:p>
+    <w:p>
+      <w:r>
+        <w:t>Project: Verified Study Buddy</w:t>
+      </w:r>
+    </w:p>
+    <w:p>
+      <w:r>
+        <w:t>Current milestone: Make a transparent first version. Keep a trace of how one input becomes an output; explain the rule or learned component.</w:t>
+      </w:r>
+    </w:p>
+    <w:p>
+      <w:r>
+        <w:t>Validate Study Buddy outputs before another program consumes them; retain source IDs and separate syntax/type/support failures.</w:t>
+      </w:r>
+    </w:p>
+    <w:tbl>
+      <w:tblPr>
+        <w:tblStyle w:val="LightShading-Accent1"/>
+        <w:tblW w:type="auto" w:w="0"/>
+        <w:tblLook w:firstColumn="1" w:firstRow="1" w:lastColumn="0" w:lastRow="0" w:noHBand="0" w:noVBand="1" w:val="04A0"/>
+      </w:tblPr>
+      <w:tblGrid>
+        <w:gridCol w:w="5112"/>
+        <w:gridCol w:w="5112"/>
+      </w:tblGrid>
+      <w:tr>
+        <w:trPr>
+          <w:tblHeader/>
+        </w:trPr>
+        <w:tc>
+          <w:tcPr>
+            <w:tcW w:type="dxa" w:w="5112"/>
+          </w:tcPr>
+          <w:p>
+            <w:r>
+              <w:t>Evidence to keep</w:t>
+            </w:r>
+          </w:p>
+        </w:tc>
+        <w:tc>
+          <w:tcPr>
+            <w:tcW w:type="dxa" w:w="5112"/>
+          </w:tcPr>
+          <w:p>
+            <w:r>
+              <w:t>My record</w:t>
+            </w:r>
+          </w:p>
+        </w:tc>
+      </w:tr>
+      <w:tr>
+        <w:tc>
+          <w:tcPr>
+            <w:tcW w:type="dxa" w:w="5112"/>
+          </w:tcPr>
+          <w:p>
+            <w:r>
+              <w:t>This week’s input and deciding step</w:t>
+            </w:r>
+          </w:p>
+        </w:tc>
+        <w:tc>
+          <w:tcPr>
+            <w:tcW w:type="dxa" w:w="5112"/>
+          </w:tcPr>
+          <w:p>
+            <w:r/>
+          </w:p>
+        </w:tc>
+      </w:tr>
+      <w:tr>
+        <w:tc>
+          <w:tcPr>
+            <w:tcW w:type="dxa" w:w="5112"/>
+          </w:tcPr>
+          <w:p>
+            <w:r>
+              <w:t>Prediction and actual result (or labelled paper trace)</w:t>
+            </w:r>
+          </w:p>
+        </w:tc>
+        <w:tc>
+          <w:tcPr>
+            <w:tcW w:type="dxa" w:w="5112"/>
+          </w:tcPr>
+          <w:p>
+            <w:r/>
+          </w:p>
+        </w:tc>
+      </w:tr>
+      <w:tr>
+        <w:tc>
+          <w:tcPr>
+            <w:tcW w:type="dxa" w:w="5112"/>
+          </w:tcPr>
+          <w:p>
+            <w:r>
+              <w:t>One change since the previous checkpoint and why</w:t>
+            </w:r>
+          </w:p>
+        </w:tc>
+        <w:tc>
+          <w:tcPr>
+            <w:tcW w:type="dxa" w:w="5112"/>
+          </w:tcPr>
+          <w:p>
+            <w:r/>
+          </w:p>
+        </w:tc>
+      </w:tr>
+      <w:tr>
+        <w:tc>
+          <w:tcPr>
+            <w:tcW w:type="dxa" w:w="5112"/>
+          </w:tcPr>
+          <w:p>
+            <w:r>
+              <w:t>One error or limit and the next test</w:t>
+            </w:r>
+          </w:p>
+        </w:tc>
+        <w:tc>
+          <w:tcPr>
+            <w:tcW w:type="dxa" w:w="5112"/>
+          </w:tcPr>
+          <w:p>
+            <w:r/>
+          </w:p>
+        </w:tc>
+      </w:tr>
+    </w:tbl>
+    <w:p>
+      <w:pPr>
+        <w:pStyle w:val="Heading3"/>
+      </w:pPr>
+      <w:r>
+        <w:t>Explain what this week adds to your project. Reuse last week’s record rather than starting again.</w:t>
+      </w:r>
+    </w:p>
+    <w:p>
+      <w:r>
+        <w:t>________________________________________________________________</w:t>
+      </w:r>
+    </w:p>
+    <w:p>
+      <w:r>
+        <w:t>________________________________________________________________</w:t>
+      </w:r>
+    </w:p>
+    <w:p>
+      <w:r>
+        <w:t>________________________________________________________________</w:t>
+      </w:r>
+    </w:p>
+    <w:p>
+      <w:r>
+        <w:t>________________________________________________________________</w:t>
+      </w:r>
+    </w:p>
+    <w:p>
+      <w:r>
+        <w:t>________________________________________________________________</w:t>
+      </w:r>
+    </w:p>
     <w:sectPr>
       <w:pgSz w:w="12240" w:h="15840"/>
       <w:pgMar w:top="936" w:right="1008" w:bottom="936" w:left="1008" w:header="720" w:footer="720" w:gutter="0"/>

--- a/downloads/workbook/ai-3-week-08.docx
+++ b/downloads/workbook/ai-3-week-08.docx
@@ -1464,6 +1464,240 @@
         <w:t>________________________________________________________________</w:t>
       </w:r>
     </w:p>
+    <w:p>
+      <w:pPr>
+        <w:pStyle w:val="Heading1"/>
+      </w:pPr>
+      <w:r>
+        <w:t>20. Supported practice and learning evidence</w:t>
+      </w:r>
+    </w:p>
+    <w:p>
+      <w:r>
+        <w:t>Use this supported practice once, in the browser or on paper. Keep the reserved independent assessment for a separate first attempt before teacher feedback.</w:t>
+      </w:r>
+    </w:p>
+    <w:p>
+      <w:r>
+        <w:t>A fictional Study Buddy returns a machine-readable book fact.</w:t>
+      </w:r>
+    </w:p>
+    <w:p>
+      <w:pPr>
+        <w:pStyle w:val="Heading3"/>
+      </w:pPr>
+      <w:r>
+        <w:t>Practice 1: explain the deciding evidence</w:t>
+      </w:r>
+    </w:p>
+    <w:p>
+      <w:r>
+        <w:t>Which labelled step matches this detail? X passes syntax, declared schema and source comparison.</w:t>
+      </w:r>
+    </w:p>
+    <w:p>
+      <w:r>
+        <w:t>1. Meaning check</w:t>
+      </w:r>
+    </w:p>
+    <w:p>
+      <w:r>
+        <w:t>2. Accept X</w:t>
+      </w:r>
+    </w:p>
+    <w:p>
+      <w:r>
+        <w:t>3. Schema check</w:t>
+      </w:r>
+    </w:p>
+    <w:p>
+      <w:r>
+        <w:t>4. Parse</w:t>
+      </w:r>
+    </w:p>
+    <w:p>
+      <w:pPr>
+        <w:pStyle w:val="Heading3"/>
+      </w:pPr>
+      <w:r>
+        <w:t>My selected conclusion, deciding fact and explanation</w:t>
+      </w:r>
+    </w:p>
+    <w:p>
+      <w:r>
+        <w:t>________________________________________________________________</w:t>
+      </w:r>
+    </w:p>
+    <w:p>
+      <w:r>
+        <w:t>________________________________________________________________</w:t>
+      </w:r>
+    </w:p>
+    <w:p>
+      <w:r>
+        <w:t>________________________________________________________________</w:t>
+      </w:r>
+    </w:p>
+    <w:p>
+      <w:r>
+        <w:t>________________________________________________________________</w:t>
+      </w:r>
+    </w:p>
+    <w:p>
+      <w:r>
+        <w:t>________________________________________________________________</w:t>
+      </w:r>
+    </w:p>
+    <w:p>
+      <w:r>
+        <w:t>Hint if needed: Read the steps in the pictorial case. Match the supplied detail to the stage that performs or records it.</w:t>
+      </w:r>
+    </w:p>
+    <w:p>
+      <w:r>
+        <w:t>After your attempt, compare with the supported explanation: Accept X X passes syntax, declared schema and source comparison. Parsing establishes that text forms a structured object. Schema checks establish required fields and types. Semantic validation compares their meaning with the approved source. These are different layers: a parseable, well-shaped object can still contain a false fact. Report the first failing layer without treating format success as factual success.</w:t>
+      </w:r>
+    </w:p>
+    <w:p>
+      <w:pPr>
+        <w:pStyle w:val="Heading3"/>
+      </w:pPr>
+      <w:r>
+        <w:t>Practice 2: explain the deciding evidence</w:t>
+      </w:r>
+    </w:p>
+    <w:p>
+      <w:r>
+        <w:t>Changed-case practice: Add an extra field "rating":5 to X under the exactly-fields schema. Which conclusion is supported by the supplied facts?</w:t>
+      </w:r>
+    </w:p>
+    <w:p>
+      <w:r>
+        <w:t>1. This one example guarantees correct results for every future input.</w:t>
+      </w:r>
+    </w:p>
+    <w:p>
+      <w:r>
+        <w:t>2. The changed object fails schema despite keeping the correct page count.</w:t>
+      </w:r>
+    </w:p>
+    <w:p>
+      <w:r>
+        <w:t>3. We can decide the result without examining the changed input or the procedure.</w:t>
+      </w:r>
+    </w:p>
+    <w:p>
+      <w:pPr>
+        <w:pStyle w:val="Heading3"/>
+      </w:pPr>
+      <w:r>
+        <w:t>My selected conclusion, deciding fact and explanation</w:t>
+      </w:r>
+    </w:p>
+    <w:p>
+      <w:r>
+        <w:t>________________________________________________________________</w:t>
+      </w:r>
+    </w:p>
+    <w:p>
+      <w:r>
+        <w:t>________________________________________________________________</w:t>
+      </w:r>
+    </w:p>
+    <w:p>
+      <w:r>
+        <w:t>________________________________________________________________</w:t>
+      </w:r>
+    </w:p>
+    <w:p>
+      <w:r>
+        <w:t>________________________________________________________________</w:t>
+      </w:r>
+    </w:p>
+    <w:p>
+      <w:r>
+        <w:t>________________________________________________________________</w:t>
+      </w:r>
+    </w:p>
+    <w:p>
+      <w:r>
+        <w:t>Hint if needed: Use the changed condition and the deciding step in the pictorial trace. The answer must say what follows from those facts.</w:t>
+      </w:r>
+    </w:p>
+    <w:p>
+      <w:r>
+        <w:t>After your attempt, compare with the supported explanation: The changed object fails schema despite keeping the correct page count. Exactly means additional fields are not allowed in this contract.</w:t>
+      </w:r>
+    </w:p>
+    <w:p>
+      <w:pPr>
+        <w:pStyle w:val="Heading3"/>
+      </w:pPr>
+      <w:r>
+        <w:t>Repair a missing building block</w:t>
+      </w:r>
+    </w:p>
+    <w:p>
+      <w:r>
+        <w:t>Review Iterative Prompting (ai-3/7). Goal: Explain the mechanism and terminology of controlled prompt experiments. Short practice: What evidence supports improvement here, and what remains unproven?. Return to this week and explain what you changed.</w:t>
+      </w:r>
+    </w:p>
+    <w:p>
+      <w:r>
+        <w:t>Review Prompt as a Contract (ai-3/5). Goal: Write a prompt specification with observable response criteria. Short practice: Why should the tool not fill melting from memory even if it knows a common definition?. Return to this week and explain what you changed.</w:t>
+      </w:r>
+    </w:p>
+    <w:p>
+      <w:r>
+        <w:t>Review A Distribution of Possibilities (ai-3/2). Goal: Check whether a next-token table is a valid probability distribution. Short practice: Why is 0.625 not a broken probability sum?. Return to this week and explain what you changed.</w:t>
+      </w:r>
+    </w:p>
+    <w:p>
+      <w:pPr>
+        <w:pStyle w:val="Heading3"/>
+      </w:pPr>
+      <w:r>
+        <w:t>Keep your completed work</w:t>
+      </w:r>
+    </w:p>
+    <w:p>
+      <w:r>
+        <w:t>Use Download completed work in the hosted lesson to export your answers, reflections, practice feedback and code-run evidence. Open the HTML copy to read or print it. Drafts stay in this browser when storage is available; clear drafts on a shared device.</w:t>
+      </w:r>
+    </w:p>
+    <w:p>
+      <w:pPr>
+        <w:pStyle w:val="Heading3"/>
+      </w:pPr>
+      <w:r>
+        <w:t>What I repaired, the evidence I kept and the next test</w:t>
+      </w:r>
+    </w:p>
+    <w:p>
+      <w:r>
+        <w:t>________________________________________________________________</w:t>
+      </w:r>
+    </w:p>
+    <w:p>
+      <w:r>
+        <w:t>________________________________________________________________</w:t>
+      </w:r>
+    </w:p>
+    <w:p>
+      <w:r>
+        <w:t>________________________________________________________________</w:t>
+      </w:r>
+    </w:p>
+    <w:p>
+      <w:r>
+        <w:t>________________________________________________________________</w:t>
+      </w:r>
+    </w:p>
+    <w:p>
+      <w:r>
+        <w:t>________________________________________________________________</w:t>
+      </w:r>
+    </w:p>
     <w:sectPr>
       <w:pgSz w:w="12240" w:h="15840"/>
       <w:pgMar w:top="936" w:right="1008" w:bottom="936" w:left="1008" w:header="720" w:footer="720" w:gutter="0"/>

--- a/downloads/workbook/ai-3-week-08.docx
+++ b/downloads/workbook/ai-3-week-08.docx
@@ -30,6 +30,17 @@
     </w:p>
     <w:p>
       <w:r>
+        <w:t>Record your starting explanation for Structured Output and Schemas before opening notes. Show any later correction separately.</w:t>
+      </w:r>
+    </w:p>
+    <w:p>
+      <w:pPr>
+        <w:spacing w:line="336" w:lineRule="auto" w:after="180"/>
+      </w:pPr>
+      <w:r>
+        <w:rPr>
+          <w:b w:val="0"/>
+        </w:rPr>
         <w:t>Try the recall before opening notes. Then use a different colour or a labelled second line to correct your explanation.</w:t>
       </w:r>
     </w:p>
@@ -42,7 +53,13 @@
       </w:r>
     </w:p>
     <w:p>
-      <w:r>
+      <w:pPr>
+        <w:spacing w:line="336" w:lineRule="auto" w:after="180"/>
+      </w:pPr>
+      <w:r>
+        <w:rPr>
+          <w:b w:val="0"/>
+        </w:rPr>
         <w:t>Without opening the old lesson, explain one key idea from Iterative Prompting. Give an example and a mistake that the idea helps you avoid.</w:t>
       </w:r>
     </w:p>
@@ -78,7 +95,13 @@
       </w:r>
     </w:p>
     <w:p>
-      <w:r>
+      <w:pPr>
+        <w:spacing w:line="336" w:lineRule="auto" w:after="180"/>
+      </w:pPr>
+      <w:r>
+        <w:rPr>
+          <w:b w:val="0"/>
+        </w:rPr>
         <w:t>Without opening the old lesson, explain one key idea from Prompt as a Contract. Give an example and a mistake that the idea helps you avoid.</w:t>
       </w:r>
     </w:p>
@@ -114,7 +137,13 @@
       </w:r>
     </w:p>
     <w:p>
-      <w:r>
+      <w:pPr>
+        <w:spacing w:line="336" w:lineRule="auto" w:after="180"/>
+      </w:pPr>
+      <w:r>
+        <w:rPr>
+          <w:b w:val="0"/>
+        </w:rPr>
         <w:t>Without opening the old lesson, explain one key idea from A Distribution of Possibilities. Give an example and a mistake that the idea helps you avoid.</w:t>
       </w:r>
     </w:p>
@@ -151,7 +180,66 @@
     </w:p>
     <w:p>
       <w:r>
-        <w:t>Use W2: Audit types and fields for Structured outputs and validation. Record the answer once; the lesson and workbook refer to the same attempt.</w:t>
+        <w:t>Complete the supported Structured Output and Schemas trace and record the first step you can explain without help.</w:t>
+      </w:r>
+    </w:p>
+    <w:p>
+      <w:pPr>
+        <w:spacing w:line="336" w:lineRule="auto" w:after="180"/>
+      </w:pPr>
+      <w:r>
+        <w:rPr>
+          <w:b w:val="0"/>
+        </w:rPr>
+        <w:t xml:space="preserve">Use W2: Audit </w:t>
+      </w:r>
+      <w:r>
+        <w:rPr>
+          <w:b/>
+        </w:rPr>
+        <w:t>type</w:t>
+      </w:r>
+      <w:r>
+        <w:rPr>
+          <w:b w:val="0"/>
+        </w:rPr>
+        <w:t xml:space="preserve">s and </w:t>
+      </w:r>
+      <w:r>
+        <w:rPr>
+          <w:b/>
+        </w:rPr>
+        <w:t>field</w:t>
+      </w:r>
+      <w:r>
+        <w:rPr>
+          <w:b w:val="0"/>
+        </w:rPr>
+        <w:t xml:space="preserve">s for Structured </w:t>
+      </w:r>
+      <w:r>
+        <w:rPr>
+          <w:b/>
+        </w:rPr>
+        <w:t>output</w:t>
+      </w:r>
+      <w:r>
+        <w:rPr>
+          <w:b w:val="0"/>
+        </w:rPr>
+        <w:t xml:space="preserve">s and </w:t>
+      </w:r>
+      <w:r>
+        <w:rPr>
+          <w:b/>
+        </w:rPr>
+        <w:t>validation</w:t>
+      </w:r>
+      <w:r>
+        <w:rPr>
+          <w:b w:val="0"/>
+        </w:rPr>
+        <w:t>. Record the answer once; the lesson and workbook refer to the same attempt.</w:t>
       </w:r>
     </w:p>
     <w:tbl>
@@ -279,7 +367,53 @@
     </w:p>
     <w:p>
       <w:r>
-        <w:t>Use the worked case for Structured outputs and validation. Proposed explanation: “Valid JSON means correct answer”. Decide whether this explanation is supported. Point to the step or supplied fact that decides; explain your repair if needed.</w:t>
+        <w:t>Check the proposed Structured Output and Schemas explanation against the supplied facts before discussing it.</w:t>
+      </w:r>
+    </w:p>
+    <w:p>
+      <w:pPr>
+        <w:spacing w:line="336" w:lineRule="auto" w:after="180"/>
+      </w:pPr>
+      <w:r>
+        <w:rPr>
+          <w:b w:val="0"/>
+        </w:rPr>
+        <w:t xml:space="preserve">Use the worked case for Structured </w:t>
+      </w:r>
+      <w:r>
+        <w:rPr>
+          <w:b/>
+        </w:rPr>
+        <w:t>output</w:t>
+      </w:r>
+      <w:r>
+        <w:rPr>
+          <w:b w:val="0"/>
+        </w:rPr>
+        <w:t xml:space="preserve">s and </w:t>
+      </w:r>
+      <w:r>
+        <w:rPr>
+          <w:b/>
+        </w:rPr>
+        <w:t>validation</w:t>
+      </w:r>
+      <w:r>
+        <w:rPr>
+          <w:b w:val="0"/>
+        </w:rPr>
+        <w:t>. Proposed explanation: “Valid JSON means correct answer”. Decide whether this explanation is supported.</w:t>
+      </w:r>
+    </w:p>
+    <w:p>
+      <w:pPr>
+        <w:spacing w:line="336" w:lineRule="auto" w:after="180"/>
+      </w:pPr>
+      <w:r>
+        <w:rPr>
+          <w:b w:val="0"/>
+        </w:rPr>
+        <w:t>Point to the step or supplied fact that decides; explain your repair if needed.</w:t>
       </w:r>
     </w:p>
     <w:p>
@@ -319,6 +453,11 @@
       </w:r>
     </w:p>
     <w:p>
+      <w:r>
+        <w:t>Write one first attempt at the reserved independent case before feedback. Repeated copies of that case refer to the same recorded attempt.</w:t>
+      </w:r>
+    </w:p>
+    <w:p>
       <w:pPr>
         <w:pStyle w:val="Heading3"/>
       </w:pPr>
@@ -327,8 +466,37 @@
       </w:r>
     </w:p>
     <w:p>
-      <w:r>
-        <w:t>Sources A approve room F and B register F capacity 9. Object X has supported,F,9,[A,B] with exactly the required fields. Y replaces 9 with "9". Z keeps integer 9 but names room G. Trace the first failing layer for each and explain the difference.</w:t>
+      <w:pPr>
+        <w:spacing w:line="336" w:lineRule="auto" w:after="180"/>
+      </w:pPr>
+      <w:r>
+        <w:rPr>
+          <w:b w:val="0"/>
+        </w:rPr>
+        <w:t xml:space="preserve">Sources A approve room F and B register F capacity 9. Object X has supported,F,9,[A,B] with exactly the required </w:t>
+      </w:r>
+      <w:r>
+        <w:rPr>
+          <w:b/>
+        </w:rPr>
+        <w:t>field</w:t>
+      </w:r>
+      <w:r>
+        <w:rPr>
+          <w:b w:val="0"/>
+        </w:rPr>
+        <w:t>s. Y replaces 9 with "9". Z keeps integer 9 but names room G.</w:t>
+      </w:r>
+    </w:p>
+    <w:p>
+      <w:pPr>
+        <w:spacing w:line="336" w:lineRule="auto" w:after="180"/>
+      </w:pPr>
+      <w:r>
+        <w:rPr>
+          <w:b w:val="0"/>
+        </w:rPr>
+        <w:t>Trace the first failing layer for each and explain the difference.</w:t>
       </w:r>
     </w:p>
     <w:p>
@@ -375,7 +543,13 @@
       </w:r>
     </w:p>
     <w:p>
-      <w:r>
+      <w:pPr>
+        <w:spacing w:line="336" w:lineRule="auto" w:after="180"/>
+      </w:pPr>
+      <w:r>
+        <w:rPr>
+          <w:b w:val="0"/>
+        </w:rPr>
         <w:t>Attempt this case before feedback. Record any help. Earlier examples below are further practice; a case already practised with feedback cannot establish fresh transfer.</w:t>
       </w:r>
     </w:p>
@@ -389,7 +563,37 @@
     </w:p>
     <w:p>
       <w:r>
-        <w:t>Schema requires title:text and pages:number. Output is {"title":"Cloud","pages":"80"}. Fix its structural error. Would the repaired object prove the book really has 80 pages?</w:t>
+        <w:t>Connect the Structured Output and Schemas target to a trace and a justified conclusion.</w:t>
+      </w:r>
+    </w:p>
+    <w:p>
+      <w:pPr>
+        <w:spacing w:line="336" w:lineRule="auto" w:after="180"/>
+        <w:shd w:fill="F5F1FB"/>
+      </w:pPr>
+      <w:r>
+        <w:rPr>
+          <w:b/>
+        </w:rPr>
+        <w:t>Schema</w:t>
+      </w:r>
+      <w:r>
+        <w:rPr>
+          <w:b w:val="0"/>
+        </w:rPr>
+        <w:t xml:space="preserve"> requires title:text and pages:number. </w:t>
+      </w:r>
+      <w:r>
+        <w:rPr>
+          <w:b/>
+        </w:rPr>
+        <w:t>Output</w:t>
+      </w:r>
+      <w:r>
+        <w:rPr>
+          <w:b w:val="0"/>
+        </w:rPr>
+        <w:t xml:space="preserve"> is {"title":"Cloud","pages":"80"}. Fix its structural error. Would the repaired object prove the book really has 80 pages?</w:t>
       </w:r>
     </w:p>
     <w:p>
@@ -402,17 +606,64 @@
     </w:p>
     <w:p>
       <w:r>
-        <w:t>Schema requires title text and pages number. Output is {"title":"River","pages":"80"}.</w:t>
-      </w:r>
-    </w:p>
-    <w:p>
-      <w:r>
+        <w:t>Solve the supplied Structured Output and Schemas case and show the deciding evidence.</w:t>
+      </w:r>
+    </w:p>
+    <w:p>
+      <w:pPr>
+        <w:spacing w:line="336" w:lineRule="auto" w:after="180"/>
+      </w:pPr>
+      <w:r>
+        <w:rPr>
+          <w:b/>
+        </w:rPr>
+        <w:t>Schema</w:t>
+      </w:r>
+      <w:r>
+        <w:rPr>
+          <w:b w:val="0"/>
+        </w:rPr>
+        <w:t xml:space="preserve"> requires title text and pages number. </w:t>
+      </w:r>
+      <w:r>
+        <w:rPr>
+          <w:b/>
+        </w:rPr>
+        <w:t>Output</w:t>
+      </w:r>
+      <w:r>
+        <w:rPr>
+          <w:b w:val="0"/>
+        </w:rPr>
+        <w:t xml:space="preserve"> is {"title":"River","pages":"80"}.</w:t>
+      </w:r>
+    </w:p>
+    <w:p>
+      <w:pPr>
+        <w:spacing w:line="336" w:lineRule="auto" w:after="180"/>
+      </w:pPr>
+      <w:r>
+        <w:rPr>
+          <w:b w:val="0"/>
+        </w:rPr>
         <w:t>Diagnose the shape error.</w:t>
       </w:r>
     </w:p>
     <w:p>
-      <w:r>
-        <w:t>Show your trace, calculation or evidence</w:t>
+      <w:pPr>
+        <w:spacing w:line="336" w:lineRule="auto" w:after="180"/>
+      </w:pPr>
+      <w:r>
+        <w:rPr>
+          <w:b w:val="0"/>
+        </w:rPr>
+        <w:t xml:space="preserve">Show your trace, calculation or </w:t>
+      </w:r>
+      <w:r>
+        <w:rPr>
+          <w:b/>
+        </w:rPr>
+        <w:t>evidence</w:t>
       </w:r>
     </w:p>
     <w:p>
@@ -458,11 +709,52 @@
     </w:p>
     <w:p>
       <w:r>
-        <w:t>A required schema has title as text and count as an integer. The output is {"title":"Seeds","count":"three"}. Identify the error and give a valid replacement.</w:t>
-      </w:r>
-    </w:p>
-    <w:p>
-      <w:r>
+        <w:t>Apply the procedure to the changed case and record why the conclusion follows.</w:t>
+      </w:r>
+    </w:p>
+    <w:p>
+      <w:pPr>
+        <w:spacing w:line="336" w:lineRule="auto" w:after="180"/>
+      </w:pPr>
+      <w:r>
+        <w:rPr>
+          <w:b w:val="0"/>
+        </w:rPr>
+        <w:t xml:space="preserve">A required </w:t>
+      </w:r>
+      <w:r>
+        <w:rPr>
+          <w:b/>
+        </w:rPr>
+        <w:t>schema</w:t>
+      </w:r>
+      <w:r>
+        <w:rPr>
+          <w:b w:val="0"/>
+        </w:rPr>
+        <w:t xml:space="preserve"> has title as text and count as an integer. The </w:t>
+      </w:r>
+      <w:r>
+        <w:rPr>
+          <w:b/>
+        </w:rPr>
+        <w:t>output</w:t>
+      </w:r>
+      <w:r>
+        <w:rPr>
+          <w:b w:val="0"/>
+        </w:rPr>
+        <w:t xml:space="preserve"> is {"title":"Seeds","count":"three"}. Identify the error and give a valid replacement.</w:t>
+      </w:r>
+    </w:p>
+    <w:p>
+      <w:pPr>
+        <w:spacing w:line="336" w:lineRule="auto" w:after="180"/>
+      </w:pPr>
+      <w:r>
+        <w:rPr>
+          <w:b w:val="0"/>
+        </w:rPr>
         <w:t>My independent answer and reason</w:t>
       </w:r>
     </w:p>
@@ -517,7 +809,30 @@
     </w:p>
     <w:p>
       <w:r>
-        <w:t>Create a changed input, boundary case or missing-information case. Write the expected answer or safe response before testing.</w:t>
+        <w:t>Specify a changed input, expected result and observation separately.</w:t>
+      </w:r>
+    </w:p>
+    <w:p>
+      <w:pPr>
+        <w:spacing w:line="336" w:lineRule="auto" w:after="180"/>
+      </w:pPr>
+      <w:r>
+        <w:rPr>
+          <w:b w:val="0"/>
+        </w:rPr>
+        <w:t xml:space="preserve">Create a changed </w:t>
+      </w:r>
+      <w:r>
+        <w:rPr>
+          <w:b/>
+        </w:rPr>
+        <w:t>input</w:t>
+      </w:r>
+      <w:r>
+        <w:rPr>
+          <w:b w:val="0"/>
+        </w:rPr>
+        <w:t>, boundary case or missing-information case. Write the expected answer or safe response before testing.</w:t>
       </w:r>
     </w:p>
     <w:tbl>
@@ -646,12 +961,53 @@
     </w:p>
     <w:p>
       <w:r>
-        <w:t>Require answer, source snippet, citation, uncertainty, and next-question fields.</w:t>
-      </w:r>
-    </w:p>
-    <w:p>
-      <w:r>
-        <w:t>The project change and evidence I will keep</w:t>
+        <w:t>Justify what Structured Output and Schemas adds to Verified Study Buddy and keep the evidence.</w:t>
+      </w:r>
+    </w:p>
+    <w:p>
+      <w:pPr>
+        <w:spacing w:line="336" w:lineRule="auto" w:after="180"/>
+      </w:pPr>
+      <w:r>
+        <w:rPr>
+          <w:b w:val="0"/>
+        </w:rPr>
+        <w:t xml:space="preserve">Require answer, source snippet, citation, uncertainty, and next-question </w:t>
+      </w:r>
+      <w:r>
+        <w:rPr>
+          <w:b/>
+        </w:rPr>
+        <w:t>field</w:t>
+      </w:r>
+      <w:r>
+        <w:rPr>
+          <w:b w:val="0"/>
+        </w:rPr>
+        <w:t>s.</w:t>
+      </w:r>
+    </w:p>
+    <w:p>
+      <w:pPr>
+        <w:spacing w:line="336" w:lineRule="auto" w:after="180"/>
+      </w:pPr>
+      <w:r>
+        <w:rPr>
+          <w:b w:val="0"/>
+        </w:rPr>
+        <w:t xml:space="preserve">The project change and </w:t>
+      </w:r>
+      <w:r>
+        <w:rPr>
+          <w:b/>
+        </w:rPr>
+        <w:t>evidence</w:t>
+      </w:r>
+      <w:r>
+        <w:rPr>
+          <w:b w:val="0"/>
+        </w:rPr>
+        <w:t xml:space="preserve"> I will keep</w:t>
       </w:r>
     </w:p>
     <w:p>
@@ -697,11 +1053,54 @@
     </w:p>
     <w:p>
       <w:r>
-        <w:t>I can explain the mechanism. I can show evidence. I can handle a changed case. I can name a limit. Mark each as not yet, with help or independently, and attach supporting work.</w:t>
-      </w:r>
-    </w:p>
-    <w:p>
-      <w:r>
+        <w:t>Judge explanation, evidence, transfer and limits separately; attach the work behind your judgement.</w:t>
+      </w:r>
+    </w:p>
+    <w:p>
+      <w:pPr>
+        <w:pStyle w:val="ListBullet"/>
+      </w:pPr>
+      <w:r>
+        <w:t>I can explain the mechanism.</w:t>
+      </w:r>
+    </w:p>
+    <w:p>
+      <w:pPr>
+        <w:pStyle w:val="ListBullet"/>
+      </w:pPr>
+      <w:r>
+        <w:t>I can show evidence.</w:t>
+      </w:r>
+    </w:p>
+    <w:p>
+      <w:pPr>
+        <w:pStyle w:val="ListBullet"/>
+      </w:pPr>
+      <w:r>
+        <w:t>I can handle a changed case.</w:t>
+      </w:r>
+    </w:p>
+    <w:p>
+      <w:pPr>
+        <w:pStyle w:val="ListBullet"/>
+      </w:pPr>
+      <w:r>
+        <w:t>I can name a limit.</w:t>
+      </w:r>
+    </w:p>
+    <w:p>
+      <w:r>
+        <w:t>Mark each as not yet, with help or independently, and attach supporting work.</w:t>
+      </w:r>
+    </w:p>
+    <w:p>
+      <w:pPr>
+        <w:spacing w:line="336" w:lineRule="auto" w:after="180"/>
+      </w:pPr>
+      <w:r>
+        <w:rPr>
+          <w:b w:val="0"/>
+        </w:rPr>
         <w:t>Teacher review ____________________  Next step ____________________</w:t>
       </w:r>
     </w:p>
@@ -715,7 +1114,37 @@
     </w:p>
     <w:p>
       <w:r>
-        <w:t>Schema requires title:text and pages:number. Output is {"title":"Cloud","pages":"80"}. Fix its structural error. Would the repaired object prove the book really has 80 pages?</w:t>
+        <w:t>Use this earlier case as transfer practice. A case already discussed with feedback is not fresh assessment evidence.</w:t>
+      </w:r>
+    </w:p>
+    <w:p>
+      <w:pPr>
+        <w:spacing w:line="336" w:lineRule="auto" w:after="180"/>
+        <w:shd w:fill="F5F1FB"/>
+      </w:pPr>
+      <w:r>
+        <w:rPr>
+          <w:b/>
+        </w:rPr>
+        <w:t>Schema</w:t>
+      </w:r>
+      <w:r>
+        <w:rPr>
+          <w:b w:val="0"/>
+        </w:rPr>
+        <w:t xml:space="preserve"> requires title:text and pages:number. </w:t>
+      </w:r>
+      <w:r>
+        <w:rPr>
+          <w:b/>
+        </w:rPr>
+        <w:t>Output</w:t>
+      </w:r>
+      <w:r>
+        <w:rPr>
+          <w:b w:val="0"/>
+        </w:rPr>
+        <w:t xml:space="preserve"> is {"title":"Cloud","pages":"80"}. Fix its structural error. Would the repaired object prove the book really has 80 pages?</w:t>
       </w:r>
     </w:p>
     <w:p>
@@ -762,7 +1191,13 @@
       </w:r>
     </w:p>
     <w:p>
-      <w:r>
+      <w:pPr>
+        <w:spacing w:line="336" w:lineRule="auto" w:after="180"/>
+      </w:pPr>
+      <w:r>
+        <w:rPr>
+          <w:b w:val="0"/>
+        </w:rPr>
         <w:t>Record support used: none, hint or teacher explanation.</w:t>
       </w:r>
     </w:p>
@@ -776,7 +1211,30 @@
     </w:p>
     <w:p>
       <w:r>
-        <w:t>Explain what parsing, schema checks and source support each establish.</w:t>
+        <w:t>Distinguish the layers. Apply the supplied Structured Output and Schemas facts and keep your reasoning.</w:t>
+      </w:r>
+    </w:p>
+    <w:p>
+      <w:pPr>
+        <w:spacing w:line="336" w:lineRule="auto" w:after="180"/>
+      </w:pPr>
+      <w:r>
+        <w:rPr>
+          <w:b w:val="0"/>
+        </w:rPr>
+        <w:t xml:space="preserve">Explain what parsing, </w:t>
+      </w:r>
+      <w:r>
+        <w:rPr>
+          <w:b/>
+        </w:rPr>
+        <w:t>schema</w:t>
+      </w:r>
+      <w:r>
+        <w:rPr>
+          <w:b w:val="0"/>
+        </w:rPr>
+        <w:t xml:space="preserve"> checks and source support each establish.</w:t>
       </w:r>
     </w:p>
     <w:p>
@@ -827,7 +1285,31 @@
     </w:p>
     <w:p>
       <w:r>
-        <w:t>Why do string "12",boolean true,missing capacity and an extra action field violate this contract?</w:t>
+        <w:t>Audit types and fields. Apply the supplied Structured Output and Schemas facts and keep your reasoning.</w:t>
+      </w:r>
+    </w:p>
+    <w:p>
+      <w:pPr>
+        <w:spacing w:line="336" w:lineRule="auto" w:after="180"/>
+        <w:shd w:fill="F5F1FB"/>
+      </w:pPr>
+      <w:r>
+        <w:rPr>
+          <w:b w:val="0"/>
+        </w:rPr>
+        <w:t xml:space="preserve">Why do string "12",boolean true,missing capacity and an extra action </w:t>
+      </w:r>
+      <w:r>
+        <w:rPr>
+          <w:b/>
+        </w:rPr>
+        <w:t>field</w:t>
+      </w:r>
+      <w:r>
+        <w:rPr>
+          <w:b w:val="0"/>
+        </w:rPr>
+        <w:t xml:space="preserve"> violate this contract?</w:t>
       </w:r>
     </w:p>
     <w:p>
@@ -878,7 +1360,31 @@
     </w:p>
     <w:p>
       <w:r>
-        <w:t>Sources P,Q support B capacity 12. A schema-valid object cites P,Q but gives 99. Which layer rejects it?</w:t>
+        <w:t>Check a citation-like ID. Apply the supplied Structured Output and Schemas facts and keep your reasoning.</w:t>
+      </w:r>
+    </w:p>
+    <w:p>
+      <w:pPr>
+        <w:spacing w:line="336" w:lineRule="auto" w:after="180"/>
+        <w:shd w:fill="F5F1FB"/>
+      </w:pPr>
+      <w:r>
+        <w:rPr>
+          <w:b w:val="0"/>
+        </w:rPr>
+        <w:t xml:space="preserve">Sources P,Q support B capacity 12. A </w:t>
+      </w:r>
+      <w:r>
+        <w:rPr>
+          <w:b/>
+        </w:rPr>
+        <w:t>schema</w:t>
+      </w:r>
+      <w:r>
+        <w:rPr>
+          <w:b w:val="0"/>
+        </w:rPr>
+        <w:t>-valid object cites P,Q but gives 99. Which layer rejects it?</w:t>
       </w:r>
     </w:p>
     <w:p>
@@ -929,7 +1435,41 @@
     </w:p>
     <w:p>
       <w:r>
-        <w:t>Sources A approve room F and B register F capacity 9. Object X has supported,F,9,[A,B] with exactly the required fields. Y replaces 9 with "9". Z keeps integer 9 but names room G. Trace the first failing layer for each and explain the difference.</w:t>
+        <w:t>Attempt before feedback. If this repeats the selected independent case, reuse that first attempt; otherwise keep a separate record. Validate new objects independently. Apply the supplied Structured Output and Schemas facts and keep your reasoning.</w:t>
+      </w:r>
+    </w:p>
+    <w:p>
+      <w:pPr>
+        <w:spacing w:line="336" w:lineRule="auto" w:after="180"/>
+      </w:pPr>
+      <w:r>
+        <w:rPr>
+          <w:b w:val="0"/>
+        </w:rPr>
+        <w:t xml:space="preserve">Sources A approve room F and B register F capacity 9. Object X has supported,F,9,[A,B] with exactly the required </w:t>
+      </w:r>
+      <w:r>
+        <w:rPr>
+          <w:b/>
+        </w:rPr>
+        <w:t>field</w:t>
+      </w:r>
+      <w:r>
+        <w:rPr>
+          <w:b w:val="0"/>
+        </w:rPr>
+        <w:t>s. Y replaces 9 with "9". Z keeps integer 9 but names room G.</w:t>
+      </w:r>
+    </w:p>
+    <w:p>
+      <w:pPr>
+        <w:spacing w:line="336" w:lineRule="auto" w:after="180"/>
+      </w:pPr>
+      <w:r>
+        <w:rPr>
+          <w:b w:val="0"/>
+        </w:rPr>
+        <w:t>Trace the first failing layer for each and explain the difference.</w:t>
       </w:r>
     </w:p>
     <w:p>
@@ -990,6 +1530,17 @@
     </w:p>
     <w:p>
       <w:r>
+        <w:t>Keep permissions separate. Apply the supplied Structured Output and Schemas facts and keep your reasoning.</w:t>
+      </w:r>
+    </w:p>
+    <w:p>
+      <w:pPr>
+        <w:spacing w:line="336" w:lineRule="auto" w:after="180"/>
+      </w:pPr>
+      <w:r>
+        <w:rPr>
+          <w:b w:val="0"/>
+        </w:rPr>
         <w:t>A fully valid supported reporting object is returned. May the application automatically book the room? Explain.</w:t>
       </w:r>
     </w:p>
@@ -1037,6 +1588,11 @@
       </w:pPr>
       <w:r>
         <w:t>17. Feedback, return check and learning record</w:t>
+      </w:r>
+    </w:p>
+    <w:p>
+      <w:r>
+        <w:t>Record the first repaired step and a different case to revisit after a delay.</w:t>
       </w:r>
     </w:p>
     <w:tbl>
@@ -1176,7 +1732,13 @@
       </w:tr>
     </w:tbl>
     <w:p>
-      <w:r>
+      <w:pPr>
+        <w:spacing w:line="336" w:lineRule="auto" w:after="180"/>
+      </w:pPr>
+      <w:r>
+        <w:rPr>
+          <w:b w:val="0"/>
+        </w:rPr>
         <w:t>Revisit this idea with your teacher after a delay. Familiarity is different from explaining and using it on a changed case.</w:t>
       </w:r>
     </w:p>
@@ -1190,17 +1752,58 @@
     </w:p>
     <w:p>
       <w:r>
+        <w:t>A fictional Study Buddy returns a machine-readable book fact. Explain the labelled step before checking the changed condition.</w:t>
+      </w:r>
+    </w:p>
+    <w:p>
+      <w:pPr>
+        <w:spacing w:line="336" w:lineRule="auto" w:after="180"/>
+      </w:pPr>
+      <w:r>
+        <w:rPr>
+          <w:b w:val="0"/>
+        </w:rPr>
         <w:t>A fictional Study Buddy returns a machine-readable book fact.</w:t>
       </w:r>
     </w:p>
     <w:p>
-      <w:r>
-        <w:t>Schema: exactly title text, pages integer, source_id text. Approved record R: River Notes, 64 pages.</w:t>
-      </w:r>
-    </w:p>
-    <w:p>
-      <w:r>
-        <w:t>X={"title":"River Notes","pages":64,"source_id":"R"}; Y uses pages:"64"; Z uses pages:46 with otherwise identical fields.</w:t>
+      <w:pPr>
+        <w:spacing w:line="336" w:lineRule="auto" w:after="180"/>
+      </w:pPr>
+      <w:r>
+        <w:rPr>
+          <w:b/>
+        </w:rPr>
+        <w:t>Schema</w:t>
+      </w:r>
+      <w:r>
+        <w:rPr>
+          <w:b w:val="0"/>
+        </w:rPr>
+        <w:t>: exactly title text, pages integer, source_id text. Approved record R: River Notes, 64 pages.</w:t>
+      </w:r>
+    </w:p>
+    <w:p>
+      <w:pPr>
+        <w:spacing w:line="336" w:lineRule="auto" w:after="180"/>
+      </w:pPr>
+      <w:r>
+        <w:rPr>
+          <w:b w:val="0"/>
+        </w:rPr>
+        <w:t xml:space="preserve">X={"title":"River Notes","pages":64,"source_id":"R"}; Y uses pages:"64"; Z uses pages:46 with otherwise identical </w:t>
+      </w:r>
+      <w:r>
+        <w:rPr>
+          <w:b/>
+        </w:rPr>
+        <w:t>field</w:t>
+      </w:r>
+      <w:r>
+        <w:rPr>
+          <w:b w:val="0"/>
+        </w:rPr>
+        <w:t>s.</w:t>
       </w:r>
     </w:p>
     <w:p>
@@ -1240,8 +1843,27 @@
       </w:r>
     </w:p>
     <w:p>
-      <w:r>
-        <w:t>Which object demonstrates that valid JSON and valid types are insufficient for truth?</w:t>
+      <w:pPr>
+        <w:spacing w:line="336" w:lineRule="auto" w:after="180"/>
+        <w:shd w:fill="F5F1FB"/>
+      </w:pPr>
+      <w:r>
+        <w:rPr>
+          <w:b w:val="0"/>
+        </w:rPr>
+        <w:t xml:space="preserve">Which object demonstrates that valid JSON and valid </w:t>
+      </w:r>
+      <w:r>
+        <w:rPr>
+          <w:b/>
+        </w:rPr>
+        <w:t>type</w:t>
+      </w:r>
+      <w:r>
+        <w:rPr>
+          <w:b w:val="0"/>
+        </w:rPr>
+        <w:t>s are insufficient for truth?</w:t>
       </w:r>
     </w:p>
     <w:p>
@@ -1283,13 +1905,70 @@
       </w:r>
     </w:p>
     <w:p>
-      <w:r>
-        <w:t>Support used: alone / hint / worked example. This record is practice evidence.</w:t>
-      </w:r>
-    </w:p>
-    <w:p>
-      <w:r>
-        <w:t>Project connection: Validate Study Buddy outputs before another program consumes them; retain source IDs and separate syntax/type/support failures.</w:t>
+      <w:pPr>
+        <w:pStyle w:val="Heading3"/>
+      </w:pPr>
+      <w:r>
+        <w:t>Record the help used</w:t>
+      </w:r>
+    </w:p>
+    <w:p>
+      <w:pPr>
+        <w:spacing w:line="336" w:lineRule="auto" w:after="180"/>
+        <w:shd w:fill="F1F6F8"/>
+      </w:pPr>
+      <w:r>
+        <w:rPr>
+          <w:b w:val="0"/>
+        </w:rPr>
+        <w:t xml:space="preserve">Support used: alone / hint / worked example. This record is practice </w:t>
+      </w:r>
+      <w:r>
+        <w:rPr>
+          <w:b/>
+        </w:rPr>
+        <w:t>evidence</w:t>
+      </w:r>
+      <w:r>
+        <w:rPr>
+          <w:b w:val="0"/>
+        </w:rPr>
+        <w:t>.</w:t>
+      </w:r>
+    </w:p>
+    <w:p>
+      <w:pPr>
+        <w:spacing w:line="336" w:lineRule="auto" w:after="180"/>
+      </w:pPr>
+      <w:r>
+        <w:rPr>
+          <w:b w:val="0"/>
+        </w:rPr>
+        <w:t xml:space="preserve">Project connection: Validate Study Buddy </w:t>
+      </w:r>
+      <w:r>
+        <w:rPr>
+          <w:b/>
+        </w:rPr>
+        <w:t>output</w:t>
+      </w:r>
+      <w:r>
+        <w:rPr>
+          <w:b w:val="0"/>
+        </w:rPr>
+        <w:t>s before another program consumes them; retain source IDs and separate syntax/</w:t>
+      </w:r>
+      <w:r>
+        <w:rPr>
+          <w:b/>
+        </w:rPr>
+        <w:t>type</w:t>
+      </w:r>
+      <w:r>
+        <w:rPr>
+          <w:b w:val="0"/>
+        </w:rPr>
+        <w:t>/support failures.</w:t>
       </w:r>
     </w:p>
     <w:p>
@@ -1302,17 +1981,88 @@
     </w:p>
     <w:p>
       <w:r>
+        <w:t>Keep this week’s input, deciding step, result and limit together in the Verified Study Buddy record.</w:t>
+      </w:r>
+    </w:p>
+    <w:p>
+      <w:pPr>
+        <w:spacing w:line="336" w:lineRule="auto" w:after="180"/>
+      </w:pPr>
+      <w:r>
+        <w:rPr>
+          <w:b w:val="0"/>
+        </w:rPr>
         <w:t>Project: Verified Study Buddy</w:t>
       </w:r>
     </w:p>
     <w:p>
-      <w:r>
-        <w:t>Current milestone: Make a transparent first version. Keep a trace of how one input becomes an output; explain the rule or learned component.</w:t>
-      </w:r>
-    </w:p>
-    <w:p>
-      <w:r>
-        <w:t>Validate Study Buddy outputs before another program consumes them; retain source IDs and separate syntax/type/support failures.</w:t>
+      <w:pPr>
+        <w:spacing w:line="336" w:lineRule="auto" w:after="180"/>
+      </w:pPr>
+      <w:r>
+        <w:rPr>
+          <w:b w:val="0"/>
+        </w:rPr>
+        <w:t xml:space="preserve">Current milestone: Make a transparent first version. Keep a trace of how one </w:t>
+      </w:r>
+      <w:r>
+        <w:rPr>
+          <w:b/>
+        </w:rPr>
+        <w:t>input</w:t>
+      </w:r>
+      <w:r>
+        <w:rPr>
+          <w:b w:val="0"/>
+        </w:rPr>
+        <w:t xml:space="preserve"> becomes an </w:t>
+      </w:r>
+      <w:r>
+        <w:rPr>
+          <w:b/>
+        </w:rPr>
+        <w:t>output</w:t>
+      </w:r>
+      <w:r>
+        <w:rPr>
+          <w:b w:val="0"/>
+        </w:rPr>
+        <w:t>; explain the rule or learned component.</w:t>
+      </w:r>
+    </w:p>
+    <w:p>
+      <w:pPr>
+        <w:spacing w:line="336" w:lineRule="auto" w:after="180"/>
+      </w:pPr>
+      <w:r>
+        <w:rPr>
+          <w:b w:val="0"/>
+        </w:rPr>
+        <w:t xml:space="preserve">Validate Study Buddy </w:t>
+      </w:r>
+      <w:r>
+        <w:rPr>
+          <w:b/>
+        </w:rPr>
+        <w:t>output</w:t>
+      </w:r>
+      <w:r>
+        <w:rPr>
+          <w:b w:val="0"/>
+        </w:rPr>
+        <w:t>s before another program consumes them; retain source IDs and separate syntax/</w:t>
+      </w:r>
+      <w:r>
+        <w:rPr>
+          <w:b/>
+        </w:rPr>
+        <w:t>type</w:t>
+      </w:r>
+      <w:r>
+        <w:rPr>
+          <w:b w:val="0"/>
+        </w:rPr>
+        <w:t>/support failures.</w:t>
       </w:r>
     </w:p>
     <w:tbl>
@@ -1474,11 +2224,28 @@
     </w:p>
     <w:p>
       <w:r>
+        <w:t>Try the supported questions before comparing with hints and feedback. Record what you repaired and the evidence you retained.</w:t>
+      </w:r>
+    </w:p>
+    <w:p>
+      <w:pPr>
+        <w:spacing w:line="336" w:lineRule="auto" w:after="180"/>
+      </w:pPr>
+      <w:r>
+        <w:rPr>
+          <w:b w:val="0"/>
+        </w:rPr>
         <w:t>Use this supported practice once, in the browser or on paper. Keep the reserved independent assessment for a separate first attempt before teacher feedback.</w:t>
       </w:r>
     </w:p>
     <w:p>
-      <w:r>
+      <w:pPr>
+        <w:spacing w:line="336" w:lineRule="auto" w:after="180"/>
+      </w:pPr>
+      <w:r>
+        <w:rPr>
+          <w:b w:val="0"/>
+        </w:rPr>
         <w:t>A fictional Study Buddy returns a machine-readable book fact.</w:t>
       </w:r>
     </w:p>
@@ -1491,27 +2258,85 @@
       </w:r>
     </w:p>
     <w:p>
-      <w:r>
-        <w:t>Which labelled step matches this detail? X passes syntax, declared schema and source comparison.</w:t>
-      </w:r>
-    </w:p>
-    <w:p>
-      <w:r>
+      <w:pPr>
+        <w:spacing w:line="336" w:lineRule="auto" w:after="180"/>
+      </w:pPr>
+      <w:r>
+        <w:rPr>
+          <w:b w:val="0"/>
+        </w:rPr>
+        <w:t xml:space="preserve">Which labelled step matches this detail? X passes syntax, declared </w:t>
+      </w:r>
+      <w:r>
+        <w:rPr>
+          <w:b/>
+        </w:rPr>
+        <w:t>schema</w:t>
+      </w:r>
+      <w:r>
+        <w:rPr>
+          <w:b w:val="0"/>
+        </w:rPr>
+        <w:t xml:space="preserve"> and source comparison.</w:t>
+      </w:r>
+    </w:p>
+    <w:p>
+      <w:pPr>
+        <w:spacing w:line="336" w:lineRule="auto" w:after="180"/>
+        <w:shd w:fill="F4F9FC"/>
+      </w:pPr>
+      <w:r>
+        <w:rPr>
+          <w:b w:val="0"/>
+        </w:rPr>
         <w:t>1. Meaning check</w:t>
       </w:r>
     </w:p>
     <w:p>
-      <w:r>
+      <w:pPr>
+        <w:spacing w:line="336" w:lineRule="auto" w:after="180"/>
+        <w:shd w:fill="F4F9FC"/>
+      </w:pPr>
+      <w:r>
+        <w:rPr>
+          <w:b w:val="0"/>
+        </w:rPr>
         <w:t>2. Accept X</w:t>
       </w:r>
     </w:p>
     <w:p>
-      <w:r>
-        <w:t>3. Schema check</w:t>
-      </w:r>
-    </w:p>
-    <w:p>
-      <w:r>
+      <w:pPr>
+        <w:spacing w:line="336" w:lineRule="auto" w:after="180"/>
+        <w:shd w:fill="F4F9FC"/>
+      </w:pPr>
+      <w:r>
+        <w:rPr>
+          <w:b w:val="0"/>
+        </w:rPr>
+        <w:t xml:space="preserve">3. </w:t>
+      </w:r>
+      <w:r>
+        <w:rPr>
+          <w:b/>
+        </w:rPr>
+        <w:t>Schema</w:t>
+      </w:r>
+      <w:r>
+        <w:rPr>
+          <w:b w:val="0"/>
+        </w:rPr>
+        <w:t xml:space="preserve"> check</w:t>
+      </w:r>
+    </w:p>
+    <w:p>
+      <w:pPr>
+        <w:spacing w:line="336" w:lineRule="auto" w:after="180"/>
+        <w:shd w:fill="F4F9FC"/>
+      </w:pPr>
+      <w:r>
+        <w:rPr>
+          <w:b w:val="0"/>
+        </w:rPr>
         <w:t>4. Parse</w:t>
       </w:r>
     </w:p>
@@ -1549,48 +2374,264 @@
       </w:r>
     </w:p>
     <w:p>
-      <w:r>
+      <w:pPr>
+        <w:pStyle w:val="Heading3"/>
+      </w:pPr>
+      <w:r>
+        <w:t>Hint · try first</w:t>
+      </w:r>
+    </w:p>
+    <w:p>
+      <w:pPr>
+        <w:spacing w:line="336" w:lineRule="auto" w:after="180"/>
+        <w:shd w:fill="F1F6F8"/>
+      </w:pPr>
+      <w:r>
+        <w:rPr>
+          <w:b w:val="0"/>
+        </w:rPr>
         <w:t>Hint if needed: Read the steps in the pictorial case. Match the supplied detail to the stage that performs or records it.</w:t>
       </w:r>
     </w:p>
     <w:p>
-      <w:r>
-        <w:t>After your attempt, compare with the supported explanation: Accept X X passes syntax, declared schema and source comparison. Parsing establishes that text forms a structured object. Schema checks establish required fields and types. Semantic validation compares their meaning with the approved source. These are different layers: a parseable, well-shaped object can still contain a false fact. Report the first failing layer without treating format success as factual success.</w:t>
-      </w:r>
-    </w:p>
-    <w:p>
       <w:pPr>
         <w:pStyle w:val="Heading3"/>
       </w:pPr>
       <w:r>
+        <w:t>Feedback · compare after trying</w:t>
+      </w:r>
+    </w:p>
+    <w:p>
+      <w:pPr>
+        <w:spacing w:line="336" w:lineRule="auto" w:after="180"/>
+        <w:shd w:fill="F1F6FC"/>
+      </w:pPr>
+      <w:r>
+        <w:rPr>
+          <w:b w:val="0"/>
+        </w:rPr>
+        <w:t xml:space="preserve">After your attempt, compare with the supported explanation: Accept X X passes syntax, declared </w:t>
+      </w:r>
+      <w:r>
+        <w:rPr>
+          <w:b/>
+        </w:rPr>
+        <w:t>schema</w:t>
+      </w:r>
+      <w:r>
+        <w:rPr>
+          <w:b w:val="0"/>
+        </w:rPr>
+        <w:t xml:space="preserve"> and source comparison. Parsing establishes that text forms a structured object.</w:t>
+      </w:r>
+    </w:p>
+    <w:p>
+      <w:pPr>
+        <w:spacing w:line="336" w:lineRule="auto" w:after="180"/>
+        <w:shd w:fill="F1F6FC"/>
+      </w:pPr>
+      <w:r>
+        <w:rPr>
+          <w:b/>
+        </w:rPr>
+        <w:t>Schema</w:t>
+      </w:r>
+      <w:r>
+        <w:rPr>
+          <w:b w:val="0"/>
+        </w:rPr>
+        <w:t xml:space="preserve"> checks establish required </w:t>
+      </w:r>
+      <w:r>
+        <w:rPr>
+          <w:b/>
+        </w:rPr>
+        <w:t>field</w:t>
+      </w:r>
+      <w:r>
+        <w:rPr>
+          <w:b w:val="0"/>
+        </w:rPr>
+        <w:t xml:space="preserve">s and </w:t>
+      </w:r>
+      <w:r>
+        <w:rPr>
+          <w:b/>
+        </w:rPr>
+        <w:t>type</w:t>
+      </w:r>
+      <w:r>
+        <w:rPr>
+          <w:b w:val="0"/>
+        </w:rPr>
+        <w:t xml:space="preserve">s. </w:t>
+      </w:r>
+      <w:r>
+        <w:rPr>
+          <w:b/>
+        </w:rPr>
+        <w:t>Semantic validation</w:t>
+      </w:r>
+      <w:r>
+        <w:rPr>
+          <w:b w:val="0"/>
+        </w:rPr>
+        <w:t xml:space="preserve"> compares their meaning with the approved source. These are different layers: a parseable, well-shaped object can still contain a false fact.</w:t>
+      </w:r>
+    </w:p>
+    <w:p>
+      <w:pPr>
+        <w:spacing w:line="336" w:lineRule="auto" w:after="180"/>
+        <w:shd w:fill="F1F6FC"/>
+      </w:pPr>
+      <w:r>
+        <w:rPr>
+          <w:b w:val="0"/>
+        </w:rPr>
+        <w:t>Report the first failing layer without treating format success as factual success.</w:t>
+      </w:r>
+    </w:p>
+    <w:p>
+      <w:pPr>
+        <w:pStyle w:val="Heading3"/>
+      </w:pPr>
+      <w:r>
         <w:t>Practice 2: explain the deciding evidence</w:t>
       </w:r>
     </w:p>
     <w:p>
-      <w:r>
-        <w:t>Changed-case practice: Add an extra field "rating":5 to X under the exactly-fields schema. Which conclusion is supported by the supplied facts?</w:t>
-      </w:r>
-    </w:p>
-    <w:p>
-      <w:r>
-        <w:t>1. This one example guarantees correct results for every future input.</w:t>
-      </w:r>
-    </w:p>
-    <w:p>
-      <w:r>
-        <w:t>2. The changed object fails schema despite keeping the correct page count.</w:t>
-      </w:r>
-    </w:p>
-    <w:p>
-      <w:r>
-        <w:t>3. We can decide the result without examining the changed input or the procedure.</w:t>
-      </w:r>
-    </w:p>
-    <w:p>
       <w:pPr>
         <w:pStyle w:val="Heading3"/>
       </w:pPr>
       <w:r>
+        <w:t>Changed case · predict first</w:t>
+      </w:r>
+    </w:p>
+    <w:p>
+      <w:pPr>
+        <w:spacing w:line="336" w:lineRule="auto" w:after="180"/>
+        <w:shd w:fill="F5F1FB"/>
+      </w:pPr>
+      <w:r>
+        <w:rPr>
+          <w:b w:val="0"/>
+        </w:rPr>
+        <w:t xml:space="preserve">Changed-case practice: Add an extra </w:t>
+      </w:r>
+      <w:r>
+        <w:rPr>
+          <w:b/>
+        </w:rPr>
+        <w:t>field</w:t>
+      </w:r>
+      <w:r>
+        <w:rPr>
+          <w:b w:val="0"/>
+        </w:rPr>
+        <w:t xml:space="preserve"> "rating":5 to X under the exactly-</w:t>
+      </w:r>
+      <w:r>
+        <w:rPr>
+          <w:b/>
+        </w:rPr>
+        <w:t>field</w:t>
+      </w:r>
+      <w:r>
+        <w:rPr>
+          <w:b w:val="0"/>
+        </w:rPr>
+        <w:t xml:space="preserve">s </w:t>
+      </w:r>
+      <w:r>
+        <w:rPr>
+          <w:b/>
+        </w:rPr>
+        <w:t>schema</w:t>
+      </w:r>
+      <w:r>
+        <w:rPr>
+          <w:b w:val="0"/>
+        </w:rPr>
+        <w:t>. Which conclusion is supported by the supplied facts?</w:t>
+      </w:r>
+    </w:p>
+    <w:p>
+      <w:pPr>
+        <w:spacing w:line="336" w:lineRule="auto" w:after="180"/>
+        <w:shd w:fill="F4F9FC"/>
+      </w:pPr>
+      <w:r>
+        <w:rPr>
+          <w:b w:val="0"/>
+        </w:rPr>
+        <w:t xml:space="preserve">1. This one example guarantees correct results for every future </w:t>
+      </w:r>
+      <w:r>
+        <w:rPr>
+          <w:b/>
+        </w:rPr>
+        <w:t>input</w:t>
+      </w:r>
+      <w:r>
+        <w:rPr>
+          <w:b w:val="0"/>
+        </w:rPr>
+        <w:t>.</w:t>
+      </w:r>
+    </w:p>
+    <w:p>
+      <w:pPr>
+        <w:spacing w:line="336" w:lineRule="auto" w:after="180"/>
+        <w:shd w:fill="F4F9FC"/>
+      </w:pPr>
+      <w:r>
+        <w:rPr>
+          <w:b w:val="0"/>
+        </w:rPr>
+        <w:t xml:space="preserve">2. The changed object fails </w:t>
+      </w:r>
+      <w:r>
+        <w:rPr>
+          <w:b/>
+        </w:rPr>
+        <w:t>schema</w:t>
+      </w:r>
+      <w:r>
+        <w:rPr>
+          <w:b w:val="0"/>
+        </w:rPr>
+        <w:t xml:space="preserve"> despite keeping the correct page count.</w:t>
+      </w:r>
+    </w:p>
+    <w:p>
+      <w:pPr>
+        <w:spacing w:line="336" w:lineRule="auto" w:after="180"/>
+        <w:shd w:fill="F4F9FC"/>
+      </w:pPr>
+      <w:r>
+        <w:rPr>
+          <w:b w:val="0"/>
+        </w:rPr>
+        <w:t xml:space="preserve">3. We can decide the result without examining the changed </w:t>
+      </w:r>
+      <w:r>
+        <w:rPr>
+          <w:b/>
+        </w:rPr>
+        <w:t>input</w:t>
+      </w:r>
+      <w:r>
+        <w:rPr>
+          <w:b w:val="0"/>
+        </w:rPr>
+        <w:t xml:space="preserve"> or the procedure.</w:t>
+      </w:r>
+    </w:p>
+    <w:p>
+      <w:pPr>
+        <w:pStyle w:val="Heading3"/>
+      </w:pPr>
+      <w:r>
         <w:t>My selected conclusion, deciding fact and explanation</w:t>
       </w:r>
     </w:p>
@@ -1620,36 +2661,165 @@
       </w:r>
     </w:p>
     <w:p>
-      <w:r>
+      <w:pPr>
+        <w:pStyle w:val="Heading3"/>
+      </w:pPr>
+      <w:r>
+        <w:t>Hint · try first</w:t>
+      </w:r>
+    </w:p>
+    <w:p>
+      <w:pPr>
+        <w:spacing w:line="336" w:lineRule="auto" w:after="180"/>
+        <w:shd w:fill="F1F6F8"/>
+      </w:pPr>
+      <w:r>
+        <w:rPr>
+          <w:b w:val="0"/>
+        </w:rPr>
         <w:t>Hint if needed: Use the changed condition and the deciding step in the pictorial trace. The answer must say what follows from those facts.</w:t>
       </w:r>
     </w:p>
     <w:p>
-      <w:r>
-        <w:t>After your attempt, compare with the supported explanation: The changed object fails schema despite keeping the correct page count. Exactly means additional fields are not allowed in this contract.</w:t>
-      </w:r>
-    </w:p>
-    <w:p>
       <w:pPr>
         <w:pStyle w:val="Heading3"/>
       </w:pPr>
       <w:r>
+        <w:t>Feedback · compare after trying</w:t>
+      </w:r>
+    </w:p>
+    <w:p>
+      <w:pPr>
+        <w:spacing w:line="336" w:lineRule="auto" w:after="180"/>
+        <w:shd w:fill="F1F6FC"/>
+      </w:pPr>
+      <w:r>
+        <w:rPr>
+          <w:b w:val="0"/>
+        </w:rPr>
+        <w:t xml:space="preserve">After your attempt, compare with the supported explanation: The changed object fails </w:t>
+      </w:r>
+      <w:r>
+        <w:rPr>
+          <w:b/>
+        </w:rPr>
+        <w:t>schema</w:t>
+      </w:r>
+      <w:r>
+        <w:rPr>
+          <w:b w:val="0"/>
+        </w:rPr>
+        <w:t xml:space="preserve"> despite keeping the correct page count. Exactly means additional </w:t>
+      </w:r>
+      <w:r>
+        <w:rPr>
+          <w:b/>
+        </w:rPr>
+        <w:t>field</w:t>
+      </w:r>
+      <w:r>
+        <w:rPr>
+          <w:b w:val="0"/>
+        </w:rPr>
+        <w:t>s are not allowed in this contract.</w:t>
+      </w:r>
+    </w:p>
+    <w:p>
+      <w:pPr>
+        <w:pStyle w:val="Heading3"/>
+      </w:pPr>
+      <w:r>
         <w:t>Repair a missing building block</w:t>
       </w:r>
     </w:p>
     <w:p>
-      <w:r>
-        <w:t>Review Iterative Prompting (ai-3/7). Goal: Explain the mechanism and terminology of controlled prompt experiments. Short practice: What evidence supports improvement here, and what remains unproven?. Return to this week and explain what you changed.</w:t>
-      </w:r>
-    </w:p>
-    <w:p>
-      <w:r>
-        <w:t>Review Prompt as a Contract (ai-3/5). Goal: Write a prompt specification with observable response criteria. Short practice: Why should the tool not fill melting from memory even if it knows a common definition?. Return to this week and explain what you changed.</w:t>
-      </w:r>
-    </w:p>
-    <w:p>
-      <w:r>
-        <w:t>Review A Distribution of Possibilities (ai-3/2). Goal: Check whether a next-token table is a valid probability distribution. Short practice: Why is 0.625 not a broken probability sum?. Return to this week and explain what you changed.</w:t>
+      <w:pPr>
+        <w:spacing w:line="336" w:lineRule="auto" w:after="180"/>
+      </w:pPr>
+      <w:r>
+        <w:rPr>
+          <w:b w:val="0"/>
+        </w:rPr>
+        <w:t xml:space="preserve">Review Iterative Prompting (ai-3/7). Goal: Explain the </w:t>
+      </w:r>
+      <w:r>
+        <w:rPr>
+          <w:b/>
+        </w:rPr>
+        <w:t>mechanism</w:t>
+      </w:r>
+      <w:r>
+        <w:rPr>
+          <w:b w:val="0"/>
+        </w:rPr>
+        <w:t xml:space="preserve"> and terminology of controlled prompt experiments. Short practice: What </w:t>
+      </w:r>
+      <w:r>
+        <w:rPr>
+          <w:b/>
+        </w:rPr>
+        <w:t>evidence</w:t>
+      </w:r>
+      <w:r>
+        <w:rPr>
+          <w:b w:val="0"/>
+        </w:rPr>
+        <w:t xml:space="preserve"> supports improvement here, and what remains unproven?.</w:t>
+      </w:r>
+    </w:p>
+    <w:p>
+      <w:pPr>
+        <w:spacing w:line="336" w:lineRule="auto" w:after="180"/>
+      </w:pPr>
+      <w:r>
+        <w:rPr>
+          <w:b w:val="0"/>
+        </w:rPr>
+        <w:t>Return to this week and explain what you changed.</w:t>
+      </w:r>
+    </w:p>
+    <w:p>
+      <w:pPr>
+        <w:spacing w:line="336" w:lineRule="auto" w:after="180"/>
+      </w:pPr>
+      <w:r>
+        <w:rPr>
+          <w:b w:val="0"/>
+        </w:rPr>
+        <w:t>Review Prompt as a Contract (ai-3/5). Goal: Write a prompt specification with observable response criteria. Short practice: Why should the tool not fill melting from memory even if it knows a common definition?.</w:t>
+      </w:r>
+    </w:p>
+    <w:p>
+      <w:pPr>
+        <w:spacing w:line="336" w:lineRule="auto" w:after="180"/>
+      </w:pPr>
+      <w:r>
+        <w:rPr>
+          <w:b w:val="0"/>
+        </w:rPr>
+        <w:t>Return to this week and explain what you changed.</w:t>
+      </w:r>
+    </w:p>
+    <w:p>
+      <w:pPr>
+        <w:spacing w:line="336" w:lineRule="auto" w:after="180"/>
+      </w:pPr>
+      <w:r>
+        <w:rPr>
+          <w:b w:val="0"/>
+        </w:rPr>
+        <w:t>Review A Distribution of Possibilities (ai-3/2). Goal: Check whether a next-token table is a valid probability distribution. Short practice: Why is 0.625 not a broken probability sum?.</w:t>
+      </w:r>
+    </w:p>
+    <w:p>
+      <w:pPr>
+        <w:spacing w:line="336" w:lineRule="auto" w:after="180"/>
+      </w:pPr>
+      <w:r>
+        <w:rPr>
+          <w:b w:val="0"/>
+        </w:rPr>
+        <w:t>Return to this week and explain what you changed.</w:t>
       </w:r>
     </w:p>
     <w:p>
@@ -1661,8 +2831,37 @@
       </w:r>
     </w:p>
     <w:p>
-      <w:r>
-        <w:t>Use Download completed work in the hosted lesson to export your answers, reflections, practice feedback and code-run evidence. Open the HTML copy to read or print it. Drafts stay in this browser when storage is available; clear drafts on a shared device.</w:t>
+      <w:pPr>
+        <w:spacing w:line="336" w:lineRule="auto" w:after="180"/>
+      </w:pPr>
+      <w:r>
+        <w:rPr>
+          <w:b w:val="0"/>
+        </w:rPr>
+        <w:t xml:space="preserve">Use Download completed work in the hosted lesson to export your answers, reflections, practice feedback and code-run </w:t>
+      </w:r>
+      <w:r>
+        <w:rPr>
+          <w:b/>
+        </w:rPr>
+        <w:t>evidence</w:t>
+      </w:r>
+      <w:r>
+        <w:rPr>
+          <w:b w:val="0"/>
+        </w:rPr>
+        <w:t>. Open the HTML copy to read or print it.</w:t>
+      </w:r>
+    </w:p>
+    <w:p>
+      <w:pPr>
+        <w:spacing w:line="336" w:lineRule="auto" w:after="180"/>
+      </w:pPr>
+      <w:r>
+        <w:rPr>
+          <w:b w:val="0"/>
+        </w:rPr>
+        <w:t>Drafts stay in this browser when storage is available; clear drafts on a shared device.</w:t>
       </w:r>
     </w:p>
     <w:p>
@@ -1676,6 +2875,955 @@
     <w:p>
       <w:r>
         <w:t>________________________________________________________________</w:t>
+      </w:r>
+    </w:p>
+    <w:p>
+      <w:r>
+        <w:t>________________________________________________________________</w:t>
+      </w:r>
+    </w:p>
+    <w:p>
+      <w:r>
+        <w:t>________________________________________________________________</w:t>
+      </w:r>
+    </w:p>
+    <w:p>
+      <w:r>
+        <w:t>________________________________________________________________</w:t>
+      </w:r>
+    </w:p>
+    <w:p>
+      <w:r>
+        <w:t>________________________________________________________________</w:t>
+      </w:r>
+    </w:p>
+    <w:p>
+      <w:pPr>
+        <w:pStyle w:val="Heading1"/>
+      </w:pPr>
+      <w:r>
+        <w:t>21. Visual concept journey</w:t>
+      </w:r>
+    </w:p>
+    <w:p>
+      <w:r>
+        <w:t>Explain each Structured Output and Schemas picture from its labels, then record a relevant limit.</w:t>
+      </w:r>
+    </w:p>
+    <w:p>
+      <w:pPr>
+        <w:pStyle w:val="Heading3"/>
+      </w:pPr>
+      <w:r>
+        <w:t>01. Structured Output and Schemas: the case</w:t>
+      </w:r>
+    </w:p>
+    <w:p>
+      <w:r>
+        <w:drawing>
+          <wp:inline xmlns:a="http://schemas.openxmlformats.org/drawingml/2006/main" xmlns:pic="http://schemas.openxmlformats.org/drawingml/2006/picture">
+            <wp:extent cx="5486400" cy="3142488"/>
+            <wp:docPr id="2" name="Picture 2" descr="A fictional Study Buddy returns a machine-readable book fact. Supplied facts: Schema: exactly title text, pages integer, source_id text. Approved record R: River Notes, 64 pages. X={&quot;title&quot;:&quot;River Notes&quot;,&quot;pages&quot;:64,&quot;source_id&quot;:&quot;R&quot;}; Y uses pages:&quot;64&quot;; Z uses pages:46 with otherwise identical fields."/>
+            <wp:cNvGraphicFramePr>
+              <a:graphicFrameLocks noChangeAspect="1"/>
+            </wp:cNvGraphicFramePr>
+            <a:graphic>
+              <a:graphicData uri="http://schemas.openxmlformats.org/drawingml/2006/picture">
+                <pic:pic>
+                  <pic:nvPicPr>
+                    <pic:cNvPr id="0" name="academy-story-ai-3-8-01.png"/>
+                    <pic:cNvPicPr/>
+                  </pic:nvPicPr>
+                  <pic:blipFill>
+                    <a:blip r:embed="rId10"/>
+                    <a:stretch>
+                      <a:fillRect/>
+                    </a:stretch>
+                  </pic:blipFill>
+                  <pic:spPr>
+                    <a:xfrm>
+                      <a:off x="0" y="0"/>
+                      <a:ext cx="5486400" cy="3142488"/>
+                    </a:xfrm>
+                    <a:prstGeom prst="rect"/>
+                  </pic:spPr>
+                </pic:pic>
+              </a:graphicData>
+            </a:graphic>
+          </wp:inline>
+        </w:drawing>
+      </w:r>
+    </w:p>
+    <w:p>
+      <w:pPr>
+        <w:spacing w:line="336" w:lineRule="auto" w:after="180"/>
+      </w:pPr>
+      <w:r>
+        <w:rPr>
+          <w:b w:val="0"/>
+        </w:rPr>
+        <w:t xml:space="preserve">A fictional Study Buddy returns a machine-readable book fact. Supplied facts: </w:t>
+      </w:r>
+      <w:r>
+        <w:rPr>
+          <w:b/>
+        </w:rPr>
+        <w:t>Schema</w:t>
+      </w:r>
+      <w:r>
+        <w:rPr>
+          <w:b w:val="0"/>
+        </w:rPr>
+        <w:t>: exactly title text, pages integer, source_id text. Approved record R: River Notes, 64 pages.</w:t>
+      </w:r>
+    </w:p>
+    <w:p>
+      <w:pPr>
+        <w:spacing w:line="336" w:lineRule="auto" w:after="180"/>
+      </w:pPr>
+      <w:r>
+        <w:rPr>
+          <w:b w:val="0"/>
+        </w:rPr>
+        <w:t xml:space="preserve">X={"title":"River Notes","pages":64,"source_id":"R"}; Y uses pages:"64"; Z uses pages:46 with otherwise identical </w:t>
+      </w:r>
+      <w:r>
+        <w:rPr>
+          <w:b/>
+        </w:rPr>
+        <w:t>field</w:t>
+      </w:r>
+      <w:r>
+        <w:rPr>
+          <w:b w:val="0"/>
+        </w:rPr>
+        <w:t>s.</w:t>
+      </w:r>
+    </w:p>
+    <w:p>
+      <w:pPr>
+        <w:spacing w:line="336" w:lineRule="auto" w:after="180"/>
+        <w:shd w:fill="F5F1FB"/>
+      </w:pPr>
+      <w:r>
+        <w:rPr>
+          <w:b w:val="0"/>
+        </w:rPr>
+        <w:t>Point to the given fact that matters most. Explain why it matters.</w:t>
+      </w:r>
+    </w:p>
+    <w:p>
+      <w:pPr>
+        <w:pStyle w:val="Heading3"/>
+      </w:pPr>
+      <w:r>
+        <w:t>My picture explanation, deciding evidence and one limit</w:t>
+      </w:r>
+    </w:p>
+    <w:p>
+      <w:r>
+        <w:t>________________________________________________________________</w:t>
+      </w:r>
+    </w:p>
+    <w:p>
+      <w:r>
+        <w:t>________________________________________________________________</w:t>
+      </w:r>
+    </w:p>
+    <w:p>
+      <w:r>
+        <w:t>________________________________________________________________</w:t>
+      </w:r>
+    </w:p>
+    <w:p>
+      <w:r>
+        <w:t>________________________________________________________________</w:t>
+      </w:r>
+    </w:p>
+    <w:p>
+      <w:pPr>
+        <w:pStyle w:val="Heading3"/>
+      </w:pPr>
+      <w:r>
+        <w:t>02. Follow the deciding steps</w:t>
+      </w:r>
+    </w:p>
+    <w:p>
+      <w:r>
+        <w:drawing>
+          <wp:inline xmlns:a="http://schemas.openxmlformats.org/drawingml/2006/main" xmlns:pic="http://schemas.openxmlformats.org/drawingml/2006/picture">
+            <wp:extent cx="5486400" cy="4005072"/>
+            <wp:docPr id="3" name="Picture 3" descr="Parse: Each shown object is valid JSON syntax. → Schema check: Y fails because its pages value is text, not an integer. → Meaning check: Z fits field types but contradicts R’s page count. → Accept X: X passes syntax, declared schema and source comparison."/>
+            <wp:cNvGraphicFramePr>
+              <a:graphicFrameLocks noChangeAspect="1"/>
+            </wp:cNvGraphicFramePr>
+            <a:graphic>
+              <a:graphicData uri="http://schemas.openxmlformats.org/drawingml/2006/picture">
+                <pic:pic>
+                  <pic:nvPicPr>
+                    <pic:cNvPr id="0" name="academy-story-ai-3-8-02.png"/>
+                    <pic:cNvPicPr/>
+                  </pic:nvPicPr>
+                  <pic:blipFill>
+                    <a:blip r:embed="rId11"/>
+                    <a:stretch>
+                      <a:fillRect/>
+                    </a:stretch>
+                  </pic:blipFill>
+                  <pic:spPr>
+                    <a:xfrm>
+                      <a:off x="0" y="0"/>
+                      <a:ext cx="5486400" cy="4005072"/>
+                    </a:xfrm>
+                    <a:prstGeom prst="rect"/>
+                  </pic:spPr>
+                </pic:pic>
+              </a:graphicData>
+            </a:graphic>
+          </wp:inline>
+        </w:drawing>
+      </w:r>
+    </w:p>
+    <w:p>
+      <w:pPr>
+        <w:spacing w:line="336" w:lineRule="auto" w:after="180"/>
+      </w:pPr>
+      <w:r>
+        <w:rPr>
+          <w:b w:val="0"/>
+        </w:rPr>
+        <w:t xml:space="preserve">Parse: Each shown object is valid JSON syntax. → </w:t>
+      </w:r>
+      <w:r>
+        <w:rPr>
+          <w:b/>
+        </w:rPr>
+        <w:t>Schema</w:t>
+      </w:r>
+      <w:r>
+        <w:rPr>
+          <w:b w:val="0"/>
+        </w:rPr>
+        <w:t xml:space="preserve"> check: Y fails because its pages value is text, not an integer. → Meaning check: Z fits </w:t>
+      </w:r>
+      <w:r>
+        <w:rPr>
+          <w:b/>
+        </w:rPr>
+        <w:t>field</w:t>
+      </w:r>
+      <w:r>
+        <w:rPr>
+          <w:b w:val="0"/>
+        </w:rPr>
+        <w:t xml:space="preserve"> </w:t>
+      </w:r>
+      <w:r>
+        <w:rPr>
+          <w:b/>
+        </w:rPr>
+        <w:t>type</w:t>
+      </w:r>
+      <w:r>
+        <w:rPr>
+          <w:b w:val="0"/>
+        </w:rPr>
+        <w:t xml:space="preserve">s but contradicts R’s page count. → Accept X: X passes syntax, declared </w:t>
+      </w:r>
+      <w:r>
+        <w:rPr>
+          <w:b/>
+        </w:rPr>
+        <w:t>schema</w:t>
+      </w:r>
+      <w:r>
+        <w:rPr>
+          <w:b w:val="0"/>
+        </w:rPr>
+        <w:t xml:space="preserve"> and source comparison.</w:t>
+      </w:r>
+    </w:p>
+    <w:p>
+      <w:pPr>
+        <w:spacing w:line="336" w:lineRule="auto" w:after="180"/>
+        <w:shd w:fill="F5F1FB"/>
+      </w:pPr>
+      <w:r>
+        <w:rPr>
+          <w:b w:val="0"/>
+        </w:rPr>
+        <w:t xml:space="preserve">Point to each numbered stage and explain which recorded </w:t>
+      </w:r>
+      <w:r>
+        <w:rPr>
+          <w:b/>
+        </w:rPr>
+        <w:t>input</w:t>
+      </w:r>
+      <w:r>
+        <w:rPr>
+          <w:b w:val="0"/>
+        </w:rPr>
+        <w:t xml:space="preserve"> it uses.</w:t>
+      </w:r>
+    </w:p>
+    <w:p>
+      <w:pPr>
+        <w:pStyle w:val="Heading3"/>
+      </w:pPr>
+      <w:r>
+        <w:t>My picture explanation, deciding evidence and one limit</w:t>
+      </w:r>
+    </w:p>
+    <w:p>
+      <w:r>
+        <w:t>________________________________________________________________</w:t>
+      </w:r>
+    </w:p>
+    <w:p>
+      <w:r>
+        <w:t>________________________________________________________________</w:t>
+      </w:r>
+    </w:p>
+    <w:p>
+      <w:r>
+        <w:t>________________________________________________________________</w:t>
+      </w:r>
+    </w:p>
+    <w:p>
+      <w:r>
+        <w:t>________________________________________________________________</w:t>
+      </w:r>
+    </w:p>
+    <w:p>
+      <w:pPr>
+        <w:pStyle w:val="Heading3"/>
+      </w:pPr>
+      <w:r>
+        <w:t>03. Keep the evidence roles separate</w:t>
+      </w:r>
+    </w:p>
+    <w:p>
+      <w:r>
+        <w:drawing>
+          <wp:inline xmlns:a="http://schemas.openxmlformats.org/drawingml/2006/main" xmlns:pic="http://schemas.openxmlformats.org/drawingml/2006/picture">
+            <wp:extent cx="5486400" cy="2834640"/>
+            <wp:docPr id="4" name="Picture 4" descr="Keep the evidence roles separate. Generated text | JSON parse | A value or syntax error. Parsed value | Closed-schema check | Contract match or schema error. Contract-valid object | Match claims to current sources | Supported or semantic error"/>
+            <wp:cNvGraphicFramePr>
+              <a:graphicFrameLocks noChangeAspect="1"/>
+            </wp:cNvGraphicFramePr>
+            <a:graphic>
+              <a:graphicData uri="http://schemas.openxmlformats.org/drawingml/2006/picture">
+                <pic:pic>
+                  <pic:nvPicPr>
+                    <pic:cNvPr id="0" name="academy-story-ai-3-8-03.png"/>
+                    <pic:cNvPicPr/>
+                  </pic:nvPicPr>
+                  <pic:blipFill>
+                    <a:blip r:embed="rId12"/>
+                    <a:stretch>
+                      <a:fillRect/>
+                    </a:stretch>
+                  </pic:blipFill>
+                  <pic:spPr>
+                    <a:xfrm>
+                      <a:off x="0" y="0"/>
+                      <a:ext cx="5486400" cy="2834640"/>
+                    </a:xfrm>
+                    <a:prstGeom prst="rect"/>
+                  </pic:spPr>
+                </pic:pic>
+              </a:graphicData>
+            </a:graphic>
+          </wp:inline>
+        </w:drawing>
+      </w:r>
+    </w:p>
+    <w:p>
+      <w:pPr>
+        <w:spacing w:line="336" w:lineRule="auto" w:after="180"/>
+      </w:pPr>
+      <w:r>
+        <w:rPr>
+          <w:b w:val="0"/>
+        </w:rPr>
+        <w:t xml:space="preserve">Keep the </w:t>
+      </w:r>
+      <w:r>
+        <w:rPr>
+          <w:b/>
+        </w:rPr>
+        <w:t>evidence</w:t>
+      </w:r>
+      <w:r>
+        <w:rPr>
+          <w:b w:val="0"/>
+        </w:rPr>
+        <w:t xml:space="preserve"> roles separate. Generated text | JSON parse | A value or syntax error. Parsed value | Closed-</w:t>
+      </w:r>
+      <w:r>
+        <w:rPr>
+          <w:b/>
+        </w:rPr>
+        <w:t>schema</w:t>
+      </w:r>
+      <w:r>
+        <w:rPr>
+          <w:b w:val="0"/>
+        </w:rPr>
+        <w:t xml:space="preserve"> check | Contract match or </w:t>
+      </w:r>
+      <w:r>
+        <w:rPr>
+          <w:b/>
+        </w:rPr>
+        <w:t>schema</w:t>
+      </w:r>
+      <w:r>
+        <w:rPr>
+          <w:b w:val="0"/>
+        </w:rPr>
+        <w:t xml:space="preserve"> error.</w:t>
+      </w:r>
+    </w:p>
+    <w:p>
+      <w:pPr>
+        <w:spacing w:line="336" w:lineRule="auto" w:after="180"/>
+      </w:pPr>
+      <w:r>
+        <w:rPr>
+          <w:b w:val="0"/>
+        </w:rPr>
+        <w:t>Contract-valid object | Match claims to current sources | Supported or semantic error</w:t>
+      </w:r>
+    </w:p>
+    <w:p>
+      <w:pPr>
+        <w:spacing w:line="336" w:lineRule="auto" w:after="180"/>
+        <w:shd w:fill="F5F1FB"/>
+      </w:pPr>
+      <w:r>
+        <w:rPr>
+          <w:b w:val="0"/>
+        </w:rPr>
+        <w:t>Read the labels and values. Explain the relationship the model shows.</w:t>
+      </w:r>
+    </w:p>
+    <w:p>
+      <w:pPr>
+        <w:pStyle w:val="Heading3"/>
+      </w:pPr>
+      <w:r>
+        <w:t>My picture explanation, deciding evidence and one limit</w:t>
+      </w:r>
+    </w:p>
+    <w:p>
+      <w:r>
+        <w:t>________________________________________________________________</w:t>
+      </w:r>
+    </w:p>
+    <w:p>
+      <w:r>
+        <w:t>________________________________________________________________</w:t>
+      </w:r>
+    </w:p>
+    <w:p>
+      <w:r>
+        <w:t>________________________________________________________________</w:t>
+      </w:r>
+    </w:p>
+    <w:p>
+      <w:r>
+        <w:t>________________________________________________________________</w:t>
+      </w:r>
+    </w:p>
+    <w:p>
+      <w:pPr>
+        <w:pStyle w:val="Heading3"/>
+      </w:pPr>
+      <w:r>
+        <w:t>04. Change one thing. Trace what follows.</w:t>
+      </w:r>
+    </w:p>
+    <w:p>
+      <w:r>
+        <w:drawing>
+          <wp:inline xmlns:a="http://schemas.openxmlformats.org/drawingml/2006/main" xmlns:pic="http://schemas.openxmlformats.org/drawingml/2006/picture">
+            <wp:extent cx="5486400" cy="3026664"/>
+            <wp:docPr id="5" name="Picture 5" descr="Original case: X passes syntax, declared schema and source comparison. Changed condition: Add an extra field &quot;rating&quot;:5 to X under the exactly-fields schema. Expected result: The changed object fails schema despite keeping the correct page count. Reason: Exactly means additional fields are not allowed in this contract."/>
+            <wp:cNvGraphicFramePr>
+              <a:graphicFrameLocks noChangeAspect="1"/>
+            </wp:cNvGraphicFramePr>
+            <a:graphic>
+              <a:graphicData uri="http://schemas.openxmlformats.org/drawingml/2006/picture">
+                <pic:pic>
+                  <pic:nvPicPr>
+                    <pic:cNvPr id="0" name="academy-story-ai-3-8-04.png"/>
+                    <pic:cNvPicPr/>
+                  </pic:nvPicPr>
+                  <pic:blipFill>
+                    <a:blip r:embed="rId13"/>
+                    <a:stretch>
+                      <a:fillRect/>
+                    </a:stretch>
+                  </pic:blipFill>
+                  <pic:spPr>
+                    <a:xfrm>
+                      <a:off x="0" y="0"/>
+                      <a:ext cx="5486400" cy="3026664"/>
+                    </a:xfrm>
+                    <a:prstGeom prst="rect"/>
+                  </pic:spPr>
+                </pic:pic>
+              </a:graphicData>
+            </a:graphic>
+          </wp:inline>
+        </w:drawing>
+      </w:r>
+    </w:p>
+    <w:p>
+      <w:pPr>
+        <w:spacing w:line="336" w:lineRule="auto" w:after="180"/>
+      </w:pPr>
+      <w:r>
+        <w:rPr>
+          <w:b w:val="0"/>
+        </w:rPr>
+        <w:t xml:space="preserve">Original case: X passes syntax, declared </w:t>
+      </w:r>
+      <w:r>
+        <w:rPr>
+          <w:b/>
+        </w:rPr>
+        <w:t>schema</w:t>
+      </w:r>
+      <w:r>
+        <w:rPr>
+          <w:b w:val="0"/>
+        </w:rPr>
+        <w:t xml:space="preserve"> and source comparison. Changed condition: Add an extra </w:t>
+      </w:r>
+      <w:r>
+        <w:rPr>
+          <w:b/>
+        </w:rPr>
+        <w:t>field</w:t>
+      </w:r>
+      <w:r>
+        <w:rPr>
+          <w:b w:val="0"/>
+        </w:rPr>
+        <w:t xml:space="preserve"> "rating":5 to X under the exactly-</w:t>
+      </w:r>
+      <w:r>
+        <w:rPr>
+          <w:b/>
+        </w:rPr>
+        <w:t>field</w:t>
+      </w:r>
+      <w:r>
+        <w:rPr>
+          <w:b w:val="0"/>
+        </w:rPr>
+        <w:t xml:space="preserve">s </w:t>
+      </w:r>
+      <w:r>
+        <w:rPr>
+          <w:b/>
+        </w:rPr>
+        <w:t>schema</w:t>
+      </w:r>
+      <w:r>
+        <w:rPr>
+          <w:b w:val="0"/>
+        </w:rPr>
+        <w:t>.</w:t>
+      </w:r>
+    </w:p>
+    <w:p>
+      <w:pPr>
+        <w:spacing w:line="336" w:lineRule="auto" w:after="180"/>
+      </w:pPr>
+      <w:r>
+        <w:rPr>
+          <w:b w:val="0"/>
+        </w:rPr>
+        <w:t xml:space="preserve">Expected result: The changed object fails </w:t>
+      </w:r>
+      <w:r>
+        <w:rPr>
+          <w:b/>
+        </w:rPr>
+        <w:t>schema</w:t>
+      </w:r>
+      <w:r>
+        <w:rPr>
+          <w:b w:val="0"/>
+        </w:rPr>
+        <w:t xml:space="preserve"> despite keeping the correct page count. Reason: Exactly means additional </w:t>
+      </w:r>
+      <w:r>
+        <w:rPr>
+          <w:b/>
+        </w:rPr>
+        <w:t>field</w:t>
+      </w:r>
+      <w:r>
+        <w:rPr>
+          <w:b w:val="0"/>
+        </w:rPr>
+        <w:t>s are not allowed in this contract.</w:t>
+      </w:r>
+    </w:p>
+    <w:p>
+      <w:pPr>
+        <w:spacing w:line="336" w:lineRule="auto" w:after="180"/>
+        <w:shd w:fill="F5F1FB"/>
+      </w:pPr>
+      <w:r>
+        <w:rPr>
+          <w:b w:val="0"/>
+        </w:rPr>
+        <w:t>Predict before checking the worked changed-case result. Name what changed and what the supplied facts allow you to conclude.</w:t>
+      </w:r>
+    </w:p>
+    <w:p>
+      <w:pPr>
+        <w:pStyle w:val="Heading3"/>
+      </w:pPr>
+      <w:r>
+        <w:t>My picture explanation, deciding evidence and one limit</w:t>
+      </w:r>
+    </w:p>
+    <w:p>
+      <w:r>
+        <w:t>________________________________________________________________</w:t>
+      </w:r>
+    </w:p>
+    <w:p>
+      <w:r>
+        <w:t>________________________________________________________________</w:t>
+      </w:r>
+    </w:p>
+    <w:p>
+      <w:r>
+        <w:t>________________________________________________________________</w:t>
+      </w:r>
+    </w:p>
+    <w:p>
+      <w:r>
+        <w:t>________________________________________________________________</w:t>
+      </w:r>
+    </w:p>
+    <w:p>
+      <w:pPr>
+        <w:pStyle w:val="Heading3"/>
+      </w:pPr>
+      <w:r>
+        <w:t>05. Connect the explanation to its limit</w:t>
+      </w:r>
+    </w:p>
+    <w:p>
+      <w:r>
+        <w:drawing>
+          <wp:inline xmlns:a="http://schemas.openxmlformats.org/drawingml/2006/main" xmlns:pic="http://schemas.openxmlformats.org/drawingml/2006/picture">
+            <wp:extent cx="5486400" cy="2834640"/>
+            <wp:docPr id="6" name="Picture 6" descr="Parsing establishes that text forms a structured object. Schema checks establish required fields and types. Semantic validation compares their meaning with the approved source. These are different layers: a parseable, well-shaped object can still contain a false fact. Report the first failing layer without treating format success as factual success. Limit: Source agreement does not establish that the approved catalogue itself is correct or complete."/>
+            <wp:cNvGraphicFramePr>
+              <a:graphicFrameLocks noChangeAspect="1"/>
+            </wp:cNvGraphicFramePr>
+            <a:graphic>
+              <a:graphicData uri="http://schemas.openxmlformats.org/drawingml/2006/picture">
+                <pic:pic>
+                  <pic:nvPicPr>
+                    <pic:cNvPr id="0" name="academy-story-ai-3-8-05.png"/>
+                    <pic:cNvPicPr/>
+                  </pic:nvPicPr>
+                  <pic:blipFill>
+                    <a:blip r:embed="rId14"/>
+                    <a:stretch>
+                      <a:fillRect/>
+                    </a:stretch>
+                  </pic:blipFill>
+                  <pic:spPr>
+                    <a:xfrm>
+                      <a:off x="0" y="0"/>
+                      <a:ext cx="5486400" cy="2834640"/>
+                    </a:xfrm>
+                    <a:prstGeom prst="rect"/>
+                  </pic:spPr>
+                </pic:pic>
+              </a:graphicData>
+            </a:graphic>
+          </wp:inline>
+        </w:drawing>
+      </w:r>
+    </w:p>
+    <w:p>
+      <w:pPr>
+        <w:spacing w:line="336" w:lineRule="auto" w:after="180"/>
+      </w:pPr>
+      <w:r>
+        <w:rPr>
+          <w:b w:val="0"/>
+        </w:rPr>
+        <w:t xml:space="preserve">Parsing establishes that text forms a structured object. </w:t>
+      </w:r>
+      <w:r>
+        <w:rPr>
+          <w:b/>
+        </w:rPr>
+        <w:t>Schema</w:t>
+      </w:r>
+      <w:r>
+        <w:rPr>
+          <w:b w:val="0"/>
+        </w:rPr>
+        <w:t xml:space="preserve"> checks establish required </w:t>
+      </w:r>
+      <w:r>
+        <w:rPr>
+          <w:b/>
+        </w:rPr>
+        <w:t>field</w:t>
+      </w:r>
+      <w:r>
+        <w:rPr>
+          <w:b w:val="0"/>
+        </w:rPr>
+        <w:t xml:space="preserve">s and </w:t>
+      </w:r>
+      <w:r>
+        <w:rPr>
+          <w:b/>
+        </w:rPr>
+        <w:t>type</w:t>
+      </w:r>
+      <w:r>
+        <w:rPr>
+          <w:b w:val="0"/>
+        </w:rPr>
+        <w:t xml:space="preserve">s. </w:t>
+      </w:r>
+      <w:r>
+        <w:rPr>
+          <w:b/>
+        </w:rPr>
+        <w:t>Semantic validation</w:t>
+      </w:r>
+      <w:r>
+        <w:rPr>
+          <w:b w:val="0"/>
+        </w:rPr>
+        <w:t xml:space="preserve"> compares their meaning with the approved source.</w:t>
+      </w:r>
+    </w:p>
+    <w:p>
+      <w:pPr>
+        <w:spacing w:line="336" w:lineRule="auto" w:after="180"/>
+      </w:pPr>
+      <w:r>
+        <w:rPr>
+          <w:b w:val="0"/>
+        </w:rPr>
+        <w:t>These are different layers: a parseable, well-shaped object can still contain a false fact. Report the first failing layer without treating format success as factual success.</w:t>
+      </w:r>
+    </w:p>
+    <w:p>
+      <w:pPr>
+        <w:spacing w:line="336" w:lineRule="auto" w:after="180"/>
+      </w:pPr>
+      <w:r>
+        <w:rPr>
+          <w:b w:val="0"/>
+        </w:rPr>
+        <w:t>Limit: Source agreement does not establish that the approved catalogue itself is correct or complete.</w:t>
+      </w:r>
+    </w:p>
+    <w:p>
+      <w:pPr>
+        <w:spacing w:line="336" w:lineRule="auto" w:after="180"/>
+        <w:shd w:fill="F5F1FB"/>
+      </w:pPr>
+      <w:r>
+        <w:rPr>
+          <w:b w:val="0"/>
+        </w:rPr>
+        <w:t>Explain the case, then point to a limit on the claim.</w:t>
+      </w:r>
+    </w:p>
+    <w:p>
+      <w:pPr>
+        <w:pStyle w:val="Heading3"/>
+      </w:pPr>
+      <w:r>
+        <w:t>My picture explanation, deciding evidence and one limit</w:t>
+      </w:r>
+    </w:p>
+    <w:p>
+      <w:r>
+        <w:t>________________________________________________________________</w:t>
+      </w:r>
+    </w:p>
+    <w:p>
+      <w:r>
+        <w:t>________________________________________________________________</w:t>
+      </w:r>
+    </w:p>
+    <w:p>
+      <w:r>
+        <w:t>________________________________________________________________</w:t>
+      </w:r>
+    </w:p>
+    <w:p>
+      <w:r>
+        <w:t>________________________________________________________________</w:t>
+      </w:r>
+    </w:p>
+    <w:p>
+      <w:pPr>
+        <w:pStyle w:val="Heading3"/>
+      </w:pPr>
+      <w:r>
+        <w:t>06. Make the idea visible in your project</w:t>
+      </w:r>
+    </w:p>
+    <w:p>
+      <w:r>
+        <w:drawing>
+          <wp:inline xmlns:a="http://schemas.openxmlformats.org/drawingml/2006/main" xmlns:pic="http://schemas.openxmlformats.org/drawingml/2006/picture">
+            <wp:extent cx="5486400" cy="3380232"/>
+            <wp:docPr id="7" name="Picture 7" descr="Validate Study Buddy outputs before another program consumes them; retain source IDs and separate syntax/type/support failures. Draw your input, deciding step, result and limit. Supported question: Which object demonstrates that valid JSON and valid types are insufficient for truth?"/>
+            <wp:cNvGraphicFramePr>
+              <a:graphicFrameLocks noChangeAspect="1"/>
+            </wp:cNvGraphicFramePr>
+            <a:graphic>
+              <a:graphicData uri="http://schemas.openxmlformats.org/drawingml/2006/picture">
+                <pic:pic>
+                  <pic:nvPicPr>
+                    <pic:cNvPr id="0" name="academy-story-ai-3-8-06.png"/>
+                    <pic:cNvPicPr/>
+                  </pic:nvPicPr>
+                  <pic:blipFill>
+                    <a:blip r:embed="rId15"/>
+                    <a:stretch>
+                      <a:fillRect/>
+                    </a:stretch>
+                  </pic:blipFill>
+                  <pic:spPr>
+                    <a:xfrm>
+                      <a:off x="0" y="0"/>
+                      <a:ext cx="5486400" cy="3380232"/>
+                    </a:xfrm>
+                    <a:prstGeom prst="rect"/>
+                  </pic:spPr>
+                </pic:pic>
+              </a:graphicData>
+            </a:graphic>
+          </wp:inline>
+        </w:drawing>
+      </w:r>
+    </w:p>
+    <w:p>
+      <w:pPr>
+        <w:spacing w:line="336" w:lineRule="auto" w:after="180"/>
+      </w:pPr>
+      <w:r>
+        <w:rPr>
+          <w:b w:val="0"/>
+        </w:rPr>
+        <w:t xml:space="preserve">Validate Study Buddy </w:t>
+      </w:r>
+      <w:r>
+        <w:rPr>
+          <w:b/>
+        </w:rPr>
+        <w:t>output</w:t>
+      </w:r>
+      <w:r>
+        <w:rPr>
+          <w:b w:val="0"/>
+        </w:rPr>
+        <w:t>s before another program consumes them; retain source IDs and separate syntax/</w:t>
+      </w:r>
+      <w:r>
+        <w:rPr>
+          <w:b/>
+        </w:rPr>
+        <w:t>type</w:t>
+      </w:r>
+      <w:r>
+        <w:rPr>
+          <w:b w:val="0"/>
+        </w:rPr>
+        <w:t xml:space="preserve">/support failures. Draw your </w:t>
+      </w:r>
+      <w:r>
+        <w:rPr>
+          <w:b/>
+        </w:rPr>
+        <w:t>input</w:t>
+      </w:r>
+      <w:r>
+        <w:rPr>
+          <w:b w:val="0"/>
+        </w:rPr>
+        <w:t>, deciding step, result and limit.</w:t>
+      </w:r>
+    </w:p>
+    <w:p>
+      <w:pPr>
+        <w:spacing w:line="336" w:lineRule="auto" w:after="180"/>
+      </w:pPr>
+      <w:r>
+        <w:rPr>
+          <w:b w:val="0"/>
+        </w:rPr>
+        <w:t xml:space="preserve">Supported question: Which object demonstrates that valid JSON and valid </w:t>
+      </w:r>
+      <w:r>
+        <w:rPr>
+          <w:b/>
+        </w:rPr>
+        <w:t>type</w:t>
+      </w:r>
+      <w:r>
+        <w:rPr>
+          <w:b w:val="0"/>
+        </w:rPr>
+        <w:t>s are insufficient for truth?</w:t>
+      </w:r>
+    </w:p>
+    <w:p>
+      <w:pPr>
+        <w:spacing w:line="336" w:lineRule="auto" w:after="180"/>
+        <w:shd w:fill="F5F1FB"/>
+      </w:pPr>
+      <w:r>
+        <w:rPr>
+          <w:b w:val="0"/>
+        </w:rPr>
+        <w:t xml:space="preserve">Draw your project trace and justify the deciding step using </w:t>
+      </w:r>
+      <w:r>
+        <w:rPr>
+          <w:b/>
+        </w:rPr>
+        <w:t>evidence</w:t>
+      </w:r>
+      <w:r>
+        <w:rPr>
+          <w:b w:val="0"/>
+        </w:rPr>
+        <w:t>.</w:t>
+      </w:r>
+    </w:p>
+    <w:p>
+      <w:pPr>
+        <w:pStyle w:val="Heading3"/>
+      </w:pPr>
+      <w:r>
+        <w:t>My picture explanation, deciding evidence and one limit</w:t>
       </w:r>
     </w:p>
     <w:p>

--- a/downloads/workbook/ai-3-week-08.docx
+++ b/downloads/workbook/ai-3-week-08.docx
@@ -25,12 +25,492 @@
         <w:pStyle w:val="Heading1"/>
       </w:pPr>
       <w:r>
-        <w:t>01. Recall and choose your starting point</w:t>
-      </w:r>
-    </w:p>
-    <w:p>
-      <w:r>
-        <w:t>Record your starting explanation for Structured Output and Schemas before opening notes. Show any later correction separately.</w:t>
+        <w:t>One connected structured-output audit.</w:t>
+      </w:r>
+    </w:p>
+    <w:p>
+      <w:r>
+        <w:t>Distinguish layers, audit fields/types, inspect source support and keep permissions separate.</w:t>
+      </w:r>
+    </w:p>
+    <w:p>
+      <w:r>
+        <w:t>Retain original text, exact schema, source identity, first failure and evidence limits.</w:t>
+      </w:r>
+    </w:p>
+    <w:p>
+      <w:pPr>
+        <w:pStyle w:val="Heading1"/>
+      </w:pPr>
+      <w:r>
+        <w:t>01. Recall: reconnect earlier ideas</w:t>
+      </w:r>
+    </w:p>
+    <w:p>
+      <w:r>
+        <w:t>Retrieve before opening notes.</w:t>
+      </w:r>
+    </w:p>
+    <w:p>
+      <w:pPr>
+        <w:pStyle w:val="Heading2"/>
+      </w:pPr>
+      <w:r>
+        <w:t>Retrieve and explain</w:t>
+      </w:r>
+    </w:p>
+    <w:p>
+      <w:pPr>
+        <w:pStyle w:val="ListBullet"/>
+      </w:pPr>
+      <w:r>
+        <w:t>Try the recall before opening notes. Then use a different colour or a labelled second line to correct your explanation.</w:t>
+      </w:r>
+    </w:p>
+    <w:p>
+      <w:pPr>
+        <w:pStyle w:val="ListBullet"/>
+      </w:pPr>
+      <w:r>
+        <w:t>Without opening the old lesson, explain one key idea from Iterative Prompting. Give an example and a mistake that the idea helps you avoid.</w:t>
+      </w:r>
+    </w:p>
+    <w:p>
+      <w:pPr>
+        <w:pStyle w:val="Heading3"/>
+      </w:pPr>
+      <w:r>
+        <w:t>My remembered idea, example and correction</w:t>
+      </w:r>
+    </w:p>
+    <w:p>
+      <w:r>
+        <w:t>________________________________________________________________</w:t>
+      </w:r>
+    </w:p>
+    <w:p>
+      <w:r>
+        <w:t>________________________________________________________________</w:t>
+      </w:r>
+    </w:p>
+    <w:p>
+      <w:r>
+        <w:t>________________________________________________________________</w:t>
+      </w:r>
+    </w:p>
+    <w:p>
+      <w:pPr>
+        <w:pStyle w:val="ListBullet"/>
+      </w:pPr>
+      <w:r>
+        <w:t>Without opening the old lesson, explain one key idea from Prompt as a Contract. Give an example and a mistake that the idea helps you avoid.</w:t>
+      </w:r>
+    </w:p>
+    <w:p>
+      <w:pPr>
+        <w:pStyle w:val="Heading3"/>
+      </w:pPr>
+      <w:r>
+        <w:t>My remembered idea, example and correction</w:t>
+      </w:r>
+    </w:p>
+    <w:p>
+      <w:r>
+        <w:t>________________________________________________________________</w:t>
+      </w:r>
+    </w:p>
+    <w:p>
+      <w:r>
+        <w:t>________________________________________________________________</w:t>
+      </w:r>
+    </w:p>
+    <w:p>
+      <w:r>
+        <w:t>________________________________________________________________</w:t>
+      </w:r>
+    </w:p>
+    <w:p>
+      <w:pPr>
+        <w:pStyle w:val="ListBullet"/>
+      </w:pPr>
+      <w:r>
+        <w:t>Without opening the old lesson, explain one key idea from A Distribution of Possibilities. Give an example and a mistake that the idea helps you avoid.</w:t>
+      </w:r>
+    </w:p>
+    <w:p>
+      <w:pPr>
+        <w:pStyle w:val="Heading3"/>
+      </w:pPr>
+      <w:r>
+        <w:t>My remembered idea, example and correction</w:t>
+      </w:r>
+    </w:p>
+    <w:p>
+      <w:r>
+        <w:t>________________________________________________________________</w:t>
+      </w:r>
+    </w:p>
+    <w:p>
+      <w:r>
+        <w:t>________________________________________________________________</w:t>
+      </w:r>
+    </w:p>
+    <w:p>
+      <w:r>
+        <w:t>________________________________________________________________</w:t>
+      </w:r>
+    </w:p>
+    <w:p>
+      <w:pPr>
+        <w:pStyle w:val="Heading2"/>
+      </w:pPr>
+      <w:r>
+        <w:t>Earlier wording, alternatives and picture transcripts · reference / check after trying</w:t>
+      </w:r>
+    </w:p>
+    <w:p>
+      <w:pPr>
+        <w:pStyle w:val="Heading3"/>
+      </w:pPr>
+      <w:r>
+        <w:t>Iterative Prompting</w:t>
+      </w:r>
+    </w:p>
+    <w:p>
+      <w:pPr>
+        <w:pStyle w:val="Heading3"/>
+      </w:pPr>
+      <w:r>
+        <w:t>Prompt as a Contract</w:t>
+      </w:r>
+    </w:p>
+    <w:p>
+      <w:pPr>
+        <w:pStyle w:val="Heading3"/>
+      </w:pPr>
+      <w:r>
+        <w:t>A Distribution of Possibilities</w:t>
+      </w:r>
+    </w:p>
+    <w:p>
+      <w:pPr>
+        <w:pStyle w:val="Heading1"/>
+      </w:pPr>
+      <w:r>
+        <w:t>12. W1 · Distinguish the layers</w:t>
+      </w:r>
+    </w:p>
+    <w:p>
+      <w:r>
+        <w:t>State what parsing, contract checks and source comparison establish.</w:t>
+      </w:r>
+    </w:p>
+    <w:p>
+      <w:pPr>
+        <w:pStyle w:val="Heading2"/>
+      </w:pPr>
+      <w:r>
+        <w:t>Your evidence record</w:t>
+      </w:r>
+    </w:p>
+    <w:p>
+      <w:pPr>
+        <w:pStyle w:val="ListBullet"/>
+      </w:pPr>
+      <w:r>
+        <w:t>Room schema: exactly status,room,capacity,source_ids. status supported or needs_review; source_ids distinct known strings. supported requires nonempty room text and nonnegative exact integer capacity, excluding Boolean. needs_review requires null room and capacity. Match approved current room and capacity sources after schema. Separate book picture uses title,pages,source_id and record R River Notes64; do not mix fields.</w:t>
+      </w:r>
+    </w:p>
+    <w:p>
+      <w:pPr>
+        <w:pStyle w:val="ListBullet"/>
+      </w:pPr>
+      <w:r>
+        <w:t>Explain what parsing, schema checks and source support each establish.</w:t>
+      </w:r>
+    </w:p>
+    <w:p>
+      <w:pPr>
+        <w:pStyle w:val="Heading3"/>
+      </w:pPr>
+      <w:r>
+        <w:t>My reasoning and evidence</w:t>
+      </w:r>
+    </w:p>
+    <w:p>
+      <w:r>
+        <w:t>________________________________________________________________</w:t>
+      </w:r>
+    </w:p>
+    <w:p>
+      <w:r>
+        <w:t>________________________________________________________________</w:t>
+      </w:r>
+    </w:p>
+    <w:p>
+      <w:r>
+        <w:t>________________________________________________________________</w:t>
+      </w:r>
+    </w:p>
+    <w:p>
+      <w:r>
+        <w:t>________________________________________________________________</w:t>
+      </w:r>
+    </w:p>
+    <w:p>
+      <w:r>
+        <w:t>________________________________________________________________</w:t>
+      </w:r>
+    </w:p>
+    <w:p>
+      <w:r>
+        <w:t>________________________________________________________________</w:t>
+      </w:r>
+    </w:p>
+    <w:p>
+      <w:pPr>
+        <w:pStyle w:val="Heading1"/>
+      </w:pPr>
+      <w:r>
+        <w:t>13. W2 · Audit types and fields</w:t>
+      </w:r>
+    </w:p>
+    <w:p>
+      <w:r>
+        <w:t>Null, missing, Boolean and string values are different.</w:t>
+      </w:r>
+    </w:p>
+    <w:p>
+      <w:pPr>
+        <w:pStyle w:val="Heading2"/>
+      </w:pPr>
+      <w:r>
+        <w:t>Your evidence record</w:t>
+      </w:r>
+    </w:p>
+    <w:p>
+      <w:pPr>
+        <w:pStyle w:val="ListBullet"/>
+      </w:pPr>
+      <w:r>
+        <w:t>Room schema: exactly status,room,capacity,source_ids. status supported or needs_review; source_ids distinct known strings. supported requires nonempty room text and nonnegative exact integer capacity, excluding Boolean. needs_review requires null room and capacity. Match approved current room and capacity sources after schema. Separate book picture uses title,pages,source_id and record R River Notes64; do not mix fields.</w:t>
+      </w:r>
+    </w:p>
+    <w:p>
+      <w:pPr>
+        <w:pStyle w:val="ListBullet"/>
+      </w:pPr>
+      <w:r>
+        <w:t>Why do string "12",boolean true,missing capacity and an extra action field violate this contract?</w:t>
+      </w:r>
+    </w:p>
+    <w:p>
+      <w:pPr>
+        <w:pStyle w:val="Heading3"/>
+      </w:pPr>
+      <w:r>
+        <w:t>My reasoning and evidence</w:t>
+      </w:r>
+    </w:p>
+    <w:p>
+      <w:r>
+        <w:t>________________________________________________________________</w:t>
+      </w:r>
+    </w:p>
+    <w:p>
+      <w:r>
+        <w:t>________________________________________________________________</w:t>
+      </w:r>
+    </w:p>
+    <w:p>
+      <w:r>
+        <w:t>________________________________________________________________</w:t>
+      </w:r>
+    </w:p>
+    <w:p>
+      <w:r>
+        <w:t>________________________________________________________________</w:t>
+      </w:r>
+    </w:p>
+    <w:p>
+      <w:r>
+        <w:t>________________________________________________________________</w:t>
+      </w:r>
+    </w:p>
+    <w:p>
+      <w:r>
+        <w:t>________________________________________________________________</w:t>
+      </w:r>
+    </w:p>
+    <w:p>
+      <w:pPr>
+        <w:pStyle w:val="Heading1"/>
+      </w:pPr>
+      <w:r>
+        <w:t>14. W3 · Check what a cited source supports</w:t>
+      </w:r>
+    </w:p>
+    <w:p>
+      <w:r>
+        <w:t>An existing ID does not establish the associated value.</w:t>
+      </w:r>
+    </w:p>
+    <w:p>
+      <w:pPr>
+        <w:pStyle w:val="Heading2"/>
+      </w:pPr>
+      <w:r>
+        <w:t>Your evidence record</w:t>
+      </w:r>
+    </w:p>
+    <w:p>
+      <w:pPr>
+        <w:pStyle w:val="ListBullet"/>
+      </w:pPr>
+      <w:r>
+        <w:t>Room schema: exactly status,room,capacity,source_ids. status supported or needs_review; source_ids distinct known strings. supported requires nonempty room text and nonnegative exact integer capacity, excluding Boolean. needs_review requires null room and capacity. Match approved current room and capacity sources after schema. Separate book picture uses title,pages,source_id and record R River Notes64; do not mix fields.</w:t>
+      </w:r>
+    </w:p>
+    <w:p>
+      <w:pPr>
+        <w:pStyle w:val="ListBullet"/>
+      </w:pPr>
+      <w:r>
+        <w:t>Sources P,Q support B capacity 12. A schema-valid object cites P,Q but gives 99. Which layer rejects it?</w:t>
+      </w:r>
+    </w:p>
+    <w:p>
+      <w:pPr>
+        <w:pStyle w:val="Heading3"/>
+      </w:pPr>
+      <w:r>
+        <w:t>My reasoning and evidence</w:t>
+      </w:r>
+    </w:p>
+    <w:p>
+      <w:r>
+        <w:t>________________________________________________________________</w:t>
+      </w:r>
+    </w:p>
+    <w:p>
+      <w:r>
+        <w:t>________________________________________________________________</w:t>
+      </w:r>
+    </w:p>
+    <w:p>
+      <w:r>
+        <w:t>________________________________________________________________</w:t>
+      </w:r>
+    </w:p>
+    <w:p>
+      <w:r>
+        <w:t>________________________________________________________________</w:t>
+      </w:r>
+    </w:p>
+    <w:p>
+      <w:r>
+        <w:t>________________________________________________________________</w:t>
+      </w:r>
+    </w:p>
+    <w:p>
+      <w:r>
+        <w:t>________________________________________________________________</w:t>
+      </w:r>
+    </w:p>
+    <w:p>
+      <w:pPr>
+        <w:pStyle w:val="Heading1"/>
+      </w:pPr>
+      <w:r>
+        <w:t>16. W5 · Keep report validity separate from permissions</w:t>
+      </w:r>
+    </w:p>
+    <w:p>
+      <w:r>
+        <w:t>A valid read-only report cannot authorise booking.</w:t>
+      </w:r>
+    </w:p>
+    <w:p>
+      <w:pPr>
+        <w:pStyle w:val="Heading2"/>
+      </w:pPr>
+      <w:r>
+        <w:t>Your evidence record</w:t>
+      </w:r>
+    </w:p>
+    <w:p>
+      <w:pPr>
+        <w:pStyle w:val="ListBullet"/>
+      </w:pPr>
+      <w:r>
+        <w:t>Room schema: exactly status,room,capacity,source_ids. status supported or needs_review; source_ids distinct known strings. supported requires nonempty room text and nonnegative exact integer capacity, excluding Boolean. needs_review requires null room and capacity. Match approved current room and capacity sources after schema. Separate book picture uses title,pages,source_id and record R River Notes64; do not mix fields.</w:t>
+      </w:r>
+    </w:p>
+    <w:p>
+      <w:pPr>
+        <w:pStyle w:val="ListBullet"/>
+      </w:pPr>
+      <w:r>
+        <w:t>A fully valid supported reporting object is returned. May the application automatically book the room? Explain.</w:t>
+      </w:r>
+    </w:p>
+    <w:p>
+      <w:pPr>
+        <w:pStyle w:val="Heading3"/>
+      </w:pPr>
+      <w:r>
+        <w:t>My reasoning and evidence</w:t>
+      </w:r>
+    </w:p>
+    <w:p>
+      <w:r>
+        <w:t>________________________________________________________________</w:t>
+      </w:r>
+    </w:p>
+    <w:p>
+      <w:r>
+        <w:t>________________________________________________________________</w:t>
+      </w:r>
+    </w:p>
+    <w:p>
+      <w:r>
+        <w:t>________________________________________________________________</w:t>
+      </w:r>
+    </w:p>
+    <w:p>
+      <w:r>
+        <w:t>________________________________________________________________</w:t>
+      </w:r>
+    </w:p>
+    <w:p>
+      <w:r>
+        <w:t>________________________________________________________________</w:t>
+      </w:r>
+    </w:p>
+    <w:p>
+      <w:r>
+        <w:t>________________________________________________________________</w:t>
+      </w:r>
+    </w:p>
+    <w:p>
+      <w:pPr>
+        <w:pStyle w:val="Heading1"/>
+      </w:pPr>
+      <w:r>
+        <w:t>04. W4 · Validate new objects independently</w:t>
+      </w:r>
+    </w:p>
+    <w:p>
+      <w:r>
+        <w:t>Keep one first attempt before hints or feedback.</w:t>
+      </w:r>
+    </w:p>
+    <w:p>
+      <w:pPr>
+        <w:pStyle w:val="Heading2"/>
+      </w:pPr>
+      <w:r>
+        <w:t>Read and explain independently</w:t>
       </w:r>
     </w:p>
     <w:p>
@@ -41,15 +521,7 @@
         <w:rPr>
           <w:b w:val="0"/>
         </w:rPr>
-        <w:t>Try the recall before opening notes. Then use a different colour or a labelled second line to correct your explanation.</w:t>
-      </w:r>
-    </w:p>
-    <w:p>
-      <w:pPr>
-        <w:pStyle w:val="Heading3"/>
-      </w:pPr>
-      <w:r>
-        <w:t>Iterative Prompting</w:t>
+        <w:t>Treat the independent X/Y/Z descriptions as properly encoded JSON objects with exactly status,room,capacity,source_ids; the shorthand is a description, not literal JSON. Source A is the current approval for F and B the current register for F capacity9. Apply exact integer capacity and nonempty room rules before matching source support. Do not change G to F or text9 to integer9 silently.</w:t>
       </w:r>
     </w:p>
     <w:p>
@@ -60,150 +532,7 @@
         <w:rPr>
           <w:b w:val="0"/>
         </w:rPr>
-        <w:t>Without opening the old lesson, explain one key idea from Iterative Prompting. Give an example and a mistake that the idea helps you avoid.</w:t>
-      </w:r>
-    </w:p>
-    <w:p>
-      <w:pPr>
-        <w:pStyle w:val="Heading3"/>
-      </w:pPr>
-      <w:r>
-        <w:t>My remembered idea, example and correction</w:t>
-      </w:r>
-    </w:p>
-    <w:p>
-      <w:r>
-        <w:t>________________________________________________________________</w:t>
-      </w:r>
-    </w:p>
-    <w:p>
-      <w:r>
-        <w:t>________________________________________________________________</w:t>
-      </w:r>
-    </w:p>
-    <w:p>
-      <w:r>
-        <w:t>________________________________________________________________</w:t>
-      </w:r>
-    </w:p>
-    <w:p>
-      <w:pPr>
-        <w:pStyle w:val="Heading3"/>
-      </w:pPr>
-      <w:r>
-        <w:t>Prompt as a Contract</w:t>
-      </w:r>
-    </w:p>
-    <w:p>
-      <w:pPr>
-        <w:spacing w:line="336" w:lineRule="auto" w:after="180"/>
-      </w:pPr>
-      <w:r>
-        <w:rPr>
-          <w:b w:val="0"/>
-        </w:rPr>
-        <w:t>Without opening the old lesson, explain one key idea from Prompt as a Contract. Give an example and a mistake that the idea helps you avoid.</w:t>
-      </w:r>
-    </w:p>
-    <w:p>
-      <w:pPr>
-        <w:pStyle w:val="Heading3"/>
-      </w:pPr>
-      <w:r>
-        <w:t>My remembered idea, example and correction</w:t>
-      </w:r>
-    </w:p>
-    <w:p>
-      <w:r>
-        <w:t>________________________________________________________________</w:t>
-      </w:r>
-    </w:p>
-    <w:p>
-      <w:r>
-        <w:t>________________________________________________________________</w:t>
-      </w:r>
-    </w:p>
-    <w:p>
-      <w:r>
-        <w:t>________________________________________________________________</w:t>
-      </w:r>
-    </w:p>
-    <w:p>
-      <w:pPr>
-        <w:pStyle w:val="Heading3"/>
-      </w:pPr>
-      <w:r>
-        <w:t>A Distribution of Possibilities</w:t>
-      </w:r>
-    </w:p>
-    <w:p>
-      <w:pPr>
-        <w:spacing w:line="336" w:lineRule="auto" w:after="180"/>
-      </w:pPr>
-      <w:r>
-        <w:rPr>
-          <w:b w:val="0"/>
-        </w:rPr>
-        <w:t>Without opening the old lesson, explain one key idea from A Distribution of Possibilities. Give an example and a mistake that the idea helps you avoid.</w:t>
-      </w:r>
-    </w:p>
-    <w:p>
-      <w:pPr>
-        <w:pStyle w:val="Heading3"/>
-      </w:pPr>
-      <w:r>
-        <w:t>My remembered idea, example and correction</w:t>
-      </w:r>
-    </w:p>
-    <w:p>
-      <w:r>
-        <w:t>________________________________________________________________</w:t>
-      </w:r>
-    </w:p>
-    <w:p>
-      <w:r>
-        <w:t>________________________________________________________________</w:t>
-      </w:r>
-    </w:p>
-    <w:p>
-      <w:r>
-        <w:t>________________________________________________________________</w:t>
-      </w:r>
-    </w:p>
-    <w:p>
-      <w:pPr>
-        <w:pStyle w:val="Heading1"/>
-      </w:pPr>
-      <w:r>
-        <w:t>02. Practise with fading help</w:t>
-      </w:r>
-    </w:p>
-    <w:p>
-      <w:r>
-        <w:t>Complete the supported Structured Output and Schemas trace and record the first step you can explain without help.</w:t>
-      </w:r>
-    </w:p>
-    <w:p>
-      <w:pPr>
-        <w:spacing w:line="336" w:lineRule="auto" w:after="180"/>
-      </w:pPr>
-      <w:r>
-        <w:rPr>
-          <w:b w:val="0"/>
-        </w:rPr>
-        <w:t xml:space="preserve">Use W2: Audit </w:t>
-      </w:r>
-      <w:r>
-        <w:rPr>
-          <w:b/>
-        </w:rPr>
-        <w:t>type</w:t>
-      </w:r>
-      <w:r>
-        <w:rPr>
-          <w:b w:val="0"/>
-        </w:rPr>
-        <w:t xml:space="preserve">s and </w:t>
+        <w:t xml:space="preserve">Sources A approve room F and B register F capacity 9. Object X has supported,F,9,[A,B] with exactly the required </w:t>
       </w:r>
       <w:r>
         <w:rPr>
@@ -215,146 +544,96 @@
         <w:rPr>
           <w:b w:val="0"/>
         </w:rPr>
-        <w:t xml:space="preserve">s for Structured </w:t>
-      </w:r>
-      <w:r>
-        <w:rPr>
-          <w:b/>
-        </w:rPr>
-        <w:t>output</w:t>
-      </w:r>
+        <w:t>s. Y replaces 9 with "9". Z keeps integer 9 but names room G.</w:t>
+      </w:r>
+    </w:p>
+    <w:p>
+      <w:pPr>
+        <w:spacing w:line="336" w:lineRule="auto" w:after="180"/>
+      </w:pPr>
       <w:r>
         <w:rPr>
           <w:b w:val="0"/>
         </w:rPr>
-        <w:t xml:space="preserve">s and </w:t>
-      </w:r>
-      <w:r>
-        <w:rPr>
-          <w:b/>
-        </w:rPr>
-        <w:t>validation</w:t>
-      </w:r>
+        <w:t>Trace the first failing layer for each and explain the difference.</w:t>
+      </w:r>
+    </w:p>
+    <w:p>
+      <w:pPr>
+        <w:pStyle w:val="Heading3"/>
+      </w:pPr>
+      <w:r>
+        <w:t>My independent explanation, trace and limits</w:t>
+      </w:r>
+    </w:p>
+    <w:p>
+      <w:r>
+        <w:t>________________________________________________________________</w:t>
+      </w:r>
+    </w:p>
+    <w:p>
+      <w:r>
+        <w:t>________________________________________________________________</w:t>
+      </w:r>
+    </w:p>
+    <w:p>
+      <w:r>
+        <w:t>________________________________________________________________</w:t>
+      </w:r>
+    </w:p>
+    <w:p>
+      <w:r>
+        <w:t>________________________________________________________________</w:t>
+      </w:r>
+    </w:p>
+    <w:p>
+      <w:r>
+        <w:t>________________________________________________________________</w:t>
+      </w:r>
+    </w:p>
+    <w:p>
+      <w:r>
+        <w:t>________________________________________________________________</w:t>
+      </w:r>
+    </w:p>
+    <w:p>
+      <w:r>
+        <w:t>________________________________________________________________</w:t>
+      </w:r>
+    </w:p>
+    <w:p>
+      <w:pPr>
+        <w:pStyle w:val="Heading2"/>
+      </w:pPr>
+      <w:r>
+        <w:t>Keep a fair record</w:t>
+      </w:r>
+    </w:p>
+    <w:p>
+      <w:pPr>
+        <w:spacing w:line="336" w:lineRule="auto" w:after="180"/>
+      </w:pPr>
       <w:r>
         <w:rPr>
           <w:b w:val="0"/>
         </w:rPr>
-        <w:t>. Record the answer once; the lesson and workbook refer to the same attempt.</w:t>
-      </w:r>
-    </w:p>
-    <w:tbl>
-      <w:tblPr>
-        <w:tblStyle w:val="LightShading-Accent1"/>
-        <w:tblW w:type="auto" w:w="0"/>
-        <w:tblLook w:firstColumn="1" w:firstRow="1" w:lastColumn="0" w:lastRow="0" w:noHBand="0" w:noVBand="1" w:val="04A0"/>
-      </w:tblPr>
-      <w:tblGrid>
-        <w:gridCol w:w="2556"/>
-        <w:gridCol w:w="2556"/>
-        <w:gridCol w:w="2556"/>
-        <w:gridCol w:w="2556"/>
-      </w:tblGrid>
-      <w:tr>
-        <w:trPr>
-          <w:tblHeader/>
-        </w:trPr>
-        <w:tc>
-          <w:tcPr>
-            <w:tcW w:type="dxa" w:w="2556"/>
-          </w:tcPr>
-          <w:p>
-            <w:r>
-              <w:t>Given inputs</w:t>
-            </w:r>
-          </w:p>
-        </w:tc>
-        <w:tc>
-          <w:tcPr>
-            <w:tcW w:type="dxa" w:w="2556"/>
-          </w:tcPr>
-          <w:p>
-            <w:r>
-              <w:t>Procedure I chose</w:t>
-            </w:r>
-          </w:p>
-        </w:tc>
-        <w:tc>
-          <w:tcPr>
-            <w:tcW w:type="dxa" w:w="2556"/>
-          </w:tcPr>
-          <w:p>
-            <w:r>
-              <w:t>Middle steps</w:t>
-            </w:r>
-          </w:p>
-        </w:tc>
-        <w:tc>
-          <w:tcPr>
-            <w:tcW w:type="dxa" w:w="2556"/>
-          </w:tcPr>
-          <w:p>
-            <w:r>
-              <w:t>Result and check</w:t>
-            </w:r>
-          </w:p>
-        </w:tc>
-      </w:tr>
-      <w:tr>
-        <w:tc>
-          <w:tcPr>
-            <w:tcW w:type="dxa" w:w="2556"/>
-          </w:tcPr>
-          <w:p>
-            <w:r/>
-          </w:p>
-        </w:tc>
-        <w:tc>
-          <w:tcPr>
-            <w:tcW w:type="dxa" w:w="2556"/>
-          </w:tcPr>
-          <w:p>
-            <w:r/>
-          </w:p>
-        </w:tc>
-        <w:tc>
-          <w:tcPr>
-            <w:tcW w:type="dxa" w:w="2556"/>
-          </w:tcPr>
-          <w:p>
-            <w:r/>
-          </w:p>
-        </w:tc>
-        <w:tc>
-          <w:tcPr>
-            <w:tcW w:type="dxa" w:w="2556"/>
-          </w:tcPr>
-          <w:p>
-            <w:r/>
-          </w:p>
-        </w:tc>
-      </w:tr>
-    </w:tbl>
+        <w:t>Attempt this case before feedback. Record any help. Earlier examples below are further practice; a case already practised with feedback cannot establish fresh transfer.</w:t>
+      </w:r>
+    </w:p>
+    <w:p>
+      <w:pPr>
+        <w:pStyle w:val="Heading2"/>
+      </w:pPr>
+      <w:r>
+        <w:t>Earlier wording, alternatives and picture transcripts · reference / check after trying</w:t>
+      </w:r>
+    </w:p>
     <w:p>
       <w:pPr>
         <w:pStyle w:val="Heading3"/>
       </w:pPr>
       <w:r>
-        <w:t>The step I completed without help, and the hint I needed</w:t>
-      </w:r>
-    </w:p>
-    <w:p>
-      <w:r>
-        <w:t>________________________________________________________________</w:t>
-      </w:r>
-    </w:p>
-    <w:p>
-      <w:r>
-        <w:t>________________________________________________________________</w:t>
-      </w:r>
-    </w:p>
-    <w:p>
-      <w:r>
-        <w:t>________________________________________________________________</w:t>
+        <w:t>Independent case: Validate new objects independently</w:t>
       </w:r>
     </w:p>
     <w:p>
@@ -362,12 +641,20 @@
         <w:pStyle w:val="Heading1"/>
       </w:pPr>
       <w:r>
-        <w:t>03. Individual reasoning check</w:t>
-      </w:r>
-    </w:p>
-    <w:p>
-      <w:r>
-        <w:t>Check the proposed Structured Output and Schemas explanation against the supplied facts before discussing it.</w:t>
+        <w:t>09. Project · Keep the decision and its evidence</w:t>
+      </w:r>
+    </w:p>
+    <w:p>
+      <w:r>
+        <w:t>Add this week’s change to your existing project record.</w:t>
+      </w:r>
+    </w:p>
+    <w:p>
+      <w:pPr>
+        <w:pStyle w:val="Heading2"/>
+      </w:pPr>
+      <w:r>
+        <w:t>Your evidence record</w:t>
       </w:r>
     </w:p>
     <w:p>
@@ -378,102 +665,7 @@
         <w:rPr>
           <w:b w:val="0"/>
         </w:rPr>
-        <w:t xml:space="preserve">Use the worked case for Structured </w:t>
-      </w:r>
-      <w:r>
-        <w:rPr>
-          <w:b/>
-        </w:rPr>
-        <w:t>output</w:t>
-      </w:r>
-      <w:r>
-        <w:rPr>
-          <w:b w:val="0"/>
-        </w:rPr>
-        <w:t xml:space="preserve">s and </w:t>
-      </w:r>
-      <w:r>
-        <w:rPr>
-          <w:b/>
-        </w:rPr>
-        <w:t>validation</w:t>
-      </w:r>
-      <w:r>
-        <w:rPr>
-          <w:b w:val="0"/>
-        </w:rPr>
-        <w:t>. Proposed explanation: “Valid JSON means correct answer”. Decide whether this explanation is supported.</w:t>
-      </w:r>
-    </w:p>
-    <w:p>
-      <w:pPr>
-        <w:spacing w:line="336" w:lineRule="auto" w:after="180"/>
-      </w:pPr>
-      <w:r>
-        <w:rPr>
-          <w:b w:val="0"/>
-        </w:rPr>
-        <w:t>Point to the step or supplied fact that decides; explain your repair if needed.</w:t>
-      </w:r>
-    </w:p>
-    <w:p>
-      <w:pPr>
-        <w:pStyle w:val="Heading3"/>
-      </w:pPr>
-      <w:r>
-        <w:t>My explanation before partner discussion</w:t>
-      </w:r>
-    </w:p>
-    <w:p>
-      <w:r>
-        <w:t>________________________________________________________________</w:t>
-      </w:r>
-    </w:p>
-    <w:p>
-      <w:r>
-        <w:t>________________________________________________________________</w:t>
-      </w:r>
-    </w:p>
-    <w:p>
-      <w:r>
-        <w:t>________________________________________________________________</w:t>
-      </w:r>
-    </w:p>
-    <w:p>
-      <w:r>
-        <w:t>________________________________________________________________</w:t>
-      </w:r>
-    </w:p>
-    <w:p>
-      <w:pPr>
-        <w:pStyle w:val="Heading1"/>
-      </w:pPr>
-      <w:r>
-        <w:t>04. Independent transfer case</w:t>
-      </w:r>
-    </w:p>
-    <w:p>
-      <w:r>
-        <w:t>Write one first attempt at the reserved independent case before feedback. Repeated copies of that case refer to the same recorded attempt.</w:t>
-      </w:r>
-    </w:p>
-    <w:p>
-      <w:pPr>
-        <w:pStyle w:val="Heading3"/>
-      </w:pPr>
-      <w:r>
-        <w:t>Independent case: Validate new objects independently</w:t>
-      </w:r>
-    </w:p>
-    <w:p>
-      <w:pPr>
-        <w:spacing w:line="336" w:lineRule="auto" w:after="180"/>
-      </w:pPr>
-      <w:r>
-        <w:rPr>
-          <w:b w:val="0"/>
-        </w:rPr>
-        <w:t xml:space="preserve">Sources A approve room F and B register F capacity 9. Object X has supported,F,9,[A,B] with exactly the required </w:t>
+        <w:t xml:space="preserve">Require answer, source snippet, citation, uncertainty, and next-question </w:t>
       </w:r>
       <w:r>
         <w:rPr>
@@ -485,7 +677,7 @@
         <w:rPr>
           <w:b w:val="0"/>
         </w:rPr>
-        <w:t>s. Y replaces 9 with "9". Z keeps integer 9 but names room G.</w:t>
+        <w:t>s.</w:t>
       </w:r>
     </w:p>
     <w:p>
@@ -496,168 +688,7 @@
         <w:rPr>
           <w:b w:val="0"/>
         </w:rPr>
-        <w:t>Trace the first failing layer for each and explain the difference.</w:t>
-      </w:r>
-    </w:p>
-    <w:p>
-      <w:pPr>
-        <w:pStyle w:val="Heading3"/>
-      </w:pPr>
-      <w:r>
-        <w:t>My independent explanation, trace and limits</w:t>
-      </w:r>
-    </w:p>
-    <w:p>
-      <w:r>
-        <w:t>________________________________________________________________</w:t>
-      </w:r>
-    </w:p>
-    <w:p>
-      <w:r>
-        <w:t>________________________________________________________________</w:t>
-      </w:r>
-    </w:p>
-    <w:p>
-      <w:r>
-        <w:t>________________________________________________________________</w:t>
-      </w:r>
-    </w:p>
-    <w:p>
-      <w:r>
-        <w:t>________________________________________________________________</w:t>
-      </w:r>
-    </w:p>
-    <w:p>
-      <w:r>
-        <w:t>________________________________________________________________</w:t>
-      </w:r>
-    </w:p>
-    <w:p>
-      <w:r>
-        <w:t>________________________________________________________________</w:t>
-      </w:r>
-    </w:p>
-    <w:p>
-      <w:r>
-        <w:t>________________________________________________________________</w:t>
-      </w:r>
-    </w:p>
-    <w:p>
-      <w:pPr>
-        <w:spacing w:line="336" w:lineRule="auto" w:after="180"/>
-      </w:pPr>
-      <w:r>
-        <w:rPr>
-          <w:b w:val="0"/>
-        </w:rPr>
-        <w:t>Attempt this case before feedback. Record any help. Earlier examples below are further practice; a case already practised with feedback cannot establish fresh transfer.</w:t>
-      </w:r>
-    </w:p>
-    <w:p>
-      <w:pPr>
-        <w:pStyle w:val="Heading1"/>
-      </w:pPr>
-      <w:r>
-        <w:t>05. Your learning target</w:t>
-      </w:r>
-    </w:p>
-    <w:p>
-      <w:r>
-        <w:t>Connect the Structured Output and Schemas target to a trace and a justified conclusion.</w:t>
-      </w:r>
-    </w:p>
-    <w:p>
-      <w:pPr>
-        <w:spacing w:line="336" w:lineRule="auto" w:after="180"/>
-        <w:shd w:fill="F5F1FB"/>
-      </w:pPr>
-      <w:r>
-        <w:rPr>
-          <w:b/>
-        </w:rPr>
-        <w:t>Schema</w:t>
-      </w:r>
-      <w:r>
-        <w:rPr>
-          <w:b w:val="0"/>
-        </w:rPr>
-        <w:t xml:space="preserve"> requires title:text and pages:number. </w:t>
-      </w:r>
-      <w:r>
-        <w:rPr>
-          <w:b/>
-        </w:rPr>
-        <w:t>Output</w:t>
-      </w:r>
-      <w:r>
-        <w:rPr>
-          <w:b w:val="0"/>
-        </w:rPr>
-        <w:t xml:space="preserve"> is {"title":"Cloud","pages":"80"}. Fix its structural error. Would the repaired object prove the book really has 80 pages?</w:t>
-      </w:r>
-    </w:p>
-    <w:p>
-      <w:pPr>
-        <w:pStyle w:val="Heading1"/>
-      </w:pPr>
-      <w:r>
-        <w:t>06. Solve the given case</w:t>
-      </w:r>
-    </w:p>
-    <w:p>
-      <w:r>
-        <w:t>Solve the supplied Structured Output and Schemas case and show the deciding evidence.</w:t>
-      </w:r>
-    </w:p>
-    <w:p>
-      <w:pPr>
-        <w:spacing w:line="336" w:lineRule="auto" w:after="180"/>
-      </w:pPr>
-      <w:r>
-        <w:rPr>
-          <w:b/>
-        </w:rPr>
-        <w:t>Schema</w:t>
-      </w:r>
-      <w:r>
-        <w:rPr>
-          <w:b w:val="0"/>
-        </w:rPr>
-        <w:t xml:space="preserve"> requires title text and pages number. </w:t>
-      </w:r>
-      <w:r>
-        <w:rPr>
-          <w:b/>
-        </w:rPr>
-        <w:t>Output</w:t>
-      </w:r>
-      <w:r>
-        <w:rPr>
-          <w:b w:val="0"/>
-        </w:rPr>
-        <w:t xml:space="preserve"> is {"title":"River","pages":"80"}.</w:t>
-      </w:r>
-    </w:p>
-    <w:p>
-      <w:pPr>
-        <w:spacing w:line="336" w:lineRule="auto" w:after="180"/>
-      </w:pPr>
-      <w:r>
-        <w:rPr>
-          <w:b w:val="0"/>
-        </w:rPr>
-        <w:t>Diagnose the shape error.</w:t>
-      </w:r>
-    </w:p>
-    <w:p>
-      <w:pPr>
-        <w:spacing w:line="336" w:lineRule="auto" w:after="180"/>
-      </w:pPr>
-      <w:r>
-        <w:rPr>
-          <w:b w:val="0"/>
-        </w:rPr>
-        <w:t xml:space="preserve">Show your trace, calculation or </w:t>
+        <w:t xml:space="preserve">The project change and </w:t>
       </w:r>
       <w:r>
         <w:rPr>
@@ -665,344 +696,6 @@
         </w:rPr>
         <w:t>evidence</w:t>
       </w:r>
-    </w:p>
-    <w:p>
-      <w:pPr>
-        <w:pStyle w:val="Heading3"/>
-      </w:pPr>
-      <w:r>
-        <w:t>Write or draw your reasoning and evidence.</w:t>
-      </w:r>
-    </w:p>
-    <w:p>
-      <w:r>
-        <w:t>________________________________________________________________</w:t>
-      </w:r>
-    </w:p>
-    <w:p>
-      <w:r>
-        <w:t>________________________________________________________________</w:t>
-      </w:r>
-    </w:p>
-    <w:p>
-      <w:r>
-        <w:t>________________________________________________________________</w:t>
-      </w:r>
-    </w:p>
-    <w:p>
-      <w:r>
-        <w:t>________________________________________________________________</w:t>
-      </w:r>
-    </w:p>
-    <w:p>
-      <w:r>
-        <w:t>________________________________________________________________</w:t>
-      </w:r>
-    </w:p>
-    <w:p>
-      <w:pPr>
-        <w:pStyle w:val="Heading1"/>
-      </w:pPr>
-      <w:r>
-        <w:t>07. Check a changed case</w:t>
-      </w:r>
-    </w:p>
-    <w:p>
-      <w:r>
-        <w:t>Apply the procedure to the changed case and record why the conclusion follows.</w:t>
-      </w:r>
-    </w:p>
-    <w:p>
-      <w:pPr>
-        <w:spacing w:line="336" w:lineRule="auto" w:after="180"/>
-      </w:pPr>
-      <w:r>
-        <w:rPr>
-          <w:b w:val="0"/>
-        </w:rPr>
-        <w:t xml:space="preserve">A required </w:t>
-      </w:r>
-      <w:r>
-        <w:rPr>
-          <w:b/>
-        </w:rPr>
-        <w:t>schema</w:t>
-      </w:r>
-      <w:r>
-        <w:rPr>
-          <w:b w:val="0"/>
-        </w:rPr>
-        <w:t xml:space="preserve"> has title as text and count as an integer. The </w:t>
-      </w:r>
-      <w:r>
-        <w:rPr>
-          <w:b/>
-        </w:rPr>
-        <w:t>output</w:t>
-      </w:r>
-      <w:r>
-        <w:rPr>
-          <w:b w:val="0"/>
-        </w:rPr>
-        <w:t xml:space="preserve"> is {"title":"Seeds","count":"three"}. Identify the error and give a valid replacement.</w:t>
-      </w:r>
-    </w:p>
-    <w:p>
-      <w:pPr>
-        <w:spacing w:line="336" w:lineRule="auto" w:after="180"/>
-      </w:pPr>
-      <w:r>
-        <w:rPr>
-          <w:b w:val="0"/>
-        </w:rPr>
-        <w:t>My independent answer and reason</w:t>
-      </w:r>
-    </w:p>
-    <w:p>
-      <w:pPr>
-        <w:pStyle w:val="Heading3"/>
-      </w:pPr>
-      <w:r>
-        <w:t>Write or draw your reasoning and evidence.</w:t>
-      </w:r>
-    </w:p>
-    <w:p>
-      <w:r>
-        <w:t>________________________________________________________________</w:t>
-      </w:r>
-    </w:p>
-    <w:p>
-      <w:r>
-        <w:t>________________________________________________________________</w:t>
-      </w:r>
-    </w:p>
-    <w:p>
-      <w:r>
-        <w:t>________________________________________________________________</w:t>
-      </w:r>
-    </w:p>
-    <w:p>
-      <w:r>
-        <w:t>________________________________________________________________</w:t>
-      </w:r>
-    </w:p>
-    <w:p>
-      <w:r>
-        <w:t>________________________________________________________________</w:t>
-      </w:r>
-    </w:p>
-    <w:p>
-      <w:pPr>
-        <w:pStyle w:val="Heading3"/>
-      </w:pPr>
-      <w:r>
-        <w:t>Week 8 Test and reflect</w:t>
-      </w:r>
-    </w:p>
-    <w:p>
-      <w:pPr>
-        <w:pStyle w:val="Heading1"/>
-      </w:pPr>
-      <w:r>
-        <w:t>08. Design a revealing test</w:t>
-      </w:r>
-    </w:p>
-    <w:p>
-      <w:r>
-        <w:t>Specify a changed input, expected result and observation separately.</w:t>
-      </w:r>
-    </w:p>
-    <w:p>
-      <w:pPr>
-        <w:spacing w:line="336" w:lineRule="auto" w:after="180"/>
-      </w:pPr>
-      <w:r>
-        <w:rPr>
-          <w:b w:val="0"/>
-        </w:rPr>
-        <w:t xml:space="preserve">Create a changed </w:t>
-      </w:r>
-      <w:r>
-        <w:rPr>
-          <w:b/>
-        </w:rPr>
-        <w:t>input</w:t>
-      </w:r>
-      <w:r>
-        <w:rPr>
-          <w:b w:val="0"/>
-        </w:rPr>
-        <w:t>, boundary case or missing-information case. Write the expected answer or safe response before testing.</w:t>
-      </w:r>
-    </w:p>
-    <w:tbl>
-      <w:tblPr>
-        <w:tblStyle w:val="LightShading-Accent1"/>
-        <w:tblW w:type="auto" w:w="0"/>
-        <w:tblLook w:firstColumn="1" w:firstRow="1" w:lastColumn="0" w:lastRow="0" w:noHBand="0" w:noVBand="1" w:val="04A0"/>
-      </w:tblPr>
-      <w:tblGrid>
-        <w:gridCol w:w="5112"/>
-        <w:gridCol w:w="5112"/>
-      </w:tblGrid>
-      <w:tr>
-        <w:trPr>
-          <w:tblHeader/>
-        </w:trPr>
-        <w:tc>
-          <w:tcPr>
-            <w:tcW w:type="dxa" w:w="5112"/>
-          </w:tcPr>
-          <w:p>
-            <w:r>
-              <w:t>Test record</w:t>
-            </w:r>
-          </w:p>
-        </w:tc>
-        <w:tc>
-          <w:tcPr>
-            <w:tcW w:type="dxa" w:w="5112"/>
-          </w:tcPr>
-          <w:p>
-            <w:r>
-              <w:t>My evidence</w:t>
-            </w:r>
-          </w:p>
-        </w:tc>
-      </w:tr>
-      <w:tr>
-        <w:tc>
-          <w:tcPr>
-            <w:tcW w:type="dxa" w:w="5112"/>
-          </w:tcPr>
-          <w:p>
-            <w:r>
-              <w:t>Changed input or condition</w:t>
-            </w:r>
-          </w:p>
-        </w:tc>
-        <w:tc>
-          <w:tcPr>
-            <w:tcW w:type="dxa" w:w="5112"/>
-          </w:tcPr>
-          <w:p>
-            <w:r/>
-          </w:p>
-        </w:tc>
-      </w:tr>
-      <w:tr>
-        <w:tc>
-          <w:tcPr>
-            <w:tcW w:type="dxa" w:w="5112"/>
-          </w:tcPr>
-          <w:p>
-            <w:r>
-              <w:t>Expected answer or fallback</w:t>
-            </w:r>
-          </w:p>
-        </w:tc>
-        <w:tc>
-          <w:tcPr>
-            <w:tcW w:type="dxa" w:w="5112"/>
-          </w:tcPr>
-          <w:p>
-            <w:r/>
-          </w:p>
-        </w:tc>
-      </w:tr>
-      <w:tr>
-        <w:tc>
-          <w:tcPr>
-            <w:tcW w:type="dxa" w:w="5112"/>
-          </w:tcPr>
-          <w:p>
-            <w:r>
-              <w:t>Observed result</w:t>
-            </w:r>
-          </w:p>
-        </w:tc>
-        <w:tc>
-          <w:tcPr>
-            <w:tcW w:type="dxa" w:w="5112"/>
-          </w:tcPr>
-          <w:p>
-            <w:r/>
-          </w:p>
-        </w:tc>
-      </w:tr>
-      <w:tr>
-        <w:tc>
-          <w:tcPr>
-            <w:tcW w:type="dxa" w:w="5112"/>
-          </w:tcPr>
-          <w:p>
-            <w:r>
-              <w:t>Why the result occurred</w:t>
-            </w:r>
-          </w:p>
-        </w:tc>
-        <w:tc>
-          <w:tcPr>
-            <w:tcW w:type="dxa" w:w="5112"/>
-          </w:tcPr>
-          <w:p>
-            <w:r/>
-          </w:p>
-        </w:tc>
-      </w:tr>
-    </w:tbl>
-    <w:p>
-      <w:pPr>
-        <w:pStyle w:val="Heading1"/>
-      </w:pPr>
-      <w:r>
-        <w:t>09. Project checkpoint</w:t>
-      </w:r>
-    </w:p>
-    <w:p>
-      <w:r>
-        <w:t>Justify what Structured Output and Schemas adds to Verified Study Buddy and keep the evidence.</w:t>
-      </w:r>
-    </w:p>
-    <w:p>
-      <w:pPr>
-        <w:spacing w:line="336" w:lineRule="auto" w:after="180"/>
-      </w:pPr>
-      <w:r>
-        <w:rPr>
-          <w:b w:val="0"/>
-        </w:rPr>
-        <w:t xml:space="preserve">Require answer, source snippet, citation, uncertainty, and next-question </w:t>
-      </w:r>
-      <w:r>
-        <w:rPr>
-          <w:b/>
-        </w:rPr>
-        <w:t>field</w:t>
-      </w:r>
-      <w:r>
-        <w:rPr>
-          <w:b w:val="0"/>
-        </w:rPr>
-        <w:t>s.</w:t>
-      </w:r>
-    </w:p>
-    <w:p>
-      <w:pPr>
-        <w:spacing w:line="336" w:lineRule="auto" w:after="180"/>
-      </w:pPr>
-      <w:r>
-        <w:rPr>
-          <w:b w:val="0"/>
-        </w:rPr>
-        <w:t xml:space="preserve">The project change and </w:t>
-      </w:r>
-      <w:r>
-        <w:rPr>
-          <w:b/>
-        </w:rPr>
-        <w:t>evidence</w:t>
-      </w:r>
       <w:r>
         <w:rPr>
           <w:b w:val="0"/>
@@ -1048,551 +741,20 @@
         <w:pStyle w:val="Heading1"/>
       </w:pPr>
       <w:r>
-        <w:t>10. Self check</w:t>
-      </w:r>
-    </w:p>
-    <w:p>
-      <w:r>
-        <w:t>Judge explanation, evidence, transfer and limits separately; attach the work behind your judgement.</w:t>
-      </w:r>
-    </w:p>
-    <w:p>
-      <w:pPr>
-        <w:pStyle w:val="ListBullet"/>
-      </w:pPr>
-      <w:r>
-        <w:t>I can explain the mechanism.</w:t>
-      </w:r>
-    </w:p>
-    <w:p>
-      <w:pPr>
-        <w:pStyle w:val="ListBullet"/>
-      </w:pPr>
-      <w:r>
-        <w:t>I can show evidence.</w:t>
-      </w:r>
-    </w:p>
-    <w:p>
-      <w:pPr>
-        <w:pStyle w:val="ListBullet"/>
-      </w:pPr>
-      <w:r>
-        <w:t>I can handle a changed case.</w:t>
-      </w:r>
-    </w:p>
-    <w:p>
-      <w:pPr>
-        <w:pStyle w:val="ListBullet"/>
-      </w:pPr>
-      <w:r>
-        <w:t>I can name a limit.</w:t>
-      </w:r>
-    </w:p>
-    <w:p>
-      <w:r>
-        <w:t>Mark each as not yet, with help or independently, and attach supporting work.</w:t>
-      </w:r>
-    </w:p>
-    <w:p>
-      <w:pPr>
-        <w:spacing w:line="336" w:lineRule="auto" w:after="180"/>
-      </w:pPr>
-      <w:r>
-        <w:rPr>
-          <w:b w:val="0"/>
-        </w:rPr>
-        <w:t>Teacher review ____________________  Next step ____________________</w:t>
-      </w:r>
-    </w:p>
-    <w:p>
-      <w:pPr>
-        <w:pStyle w:val="Heading1"/>
-      </w:pPr>
-      <w:r>
-        <w:t>11. Transfer practice from the original programme</w:t>
-      </w:r>
-    </w:p>
-    <w:p>
-      <w:r>
-        <w:t>Use this earlier case as transfer practice. A case already discussed with feedback is not fresh assessment evidence.</w:t>
-      </w:r>
-    </w:p>
-    <w:p>
-      <w:pPr>
-        <w:spacing w:line="336" w:lineRule="auto" w:after="180"/>
-        <w:shd w:fill="F5F1FB"/>
-      </w:pPr>
-      <w:r>
-        <w:rPr>
-          <w:b/>
-        </w:rPr>
-        <w:t>Schema</w:t>
-      </w:r>
-      <w:r>
-        <w:rPr>
-          <w:b w:val="0"/>
-        </w:rPr>
-        <w:t xml:space="preserve"> requires title:text and pages:number. </w:t>
-      </w:r>
-      <w:r>
-        <w:rPr>
-          <w:b/>
-        </w:rPr>
-        <w:t>Output</w:t>
-      </w:r>
-      <w:r>
-        <w:rPr>
-          <w:b w:val="0"/>
-        </w:rPr>
-        <w:t xml:space="preserve"> is {"title":"Cloud","pages":"80"}. Fix its structural error. Would the repaired object prove the book really has 80 pages?</w:t>
-      </w:r>
-    </w:p>
-    <w:p>
-      <w:pPr>
-        <w:pStyle w:val="Heading3"/>
-      </w:pPr>
-      <w:r>
-        <w:t>My independently reasoned answer</w:t>
-      </w:r>
-    </w:p>
-    <w:p>
-      <w:r>
-        <w:t>________________________________________________________________</w:t>
-      </w:r>
-    </w:p>
-    <w:p>
-      <w:r>
-        <w:t>________________________________________________________________</w:t>
-      </w:r>
-    </w:p>
-    <w:p>
-      <w:r>
-        <w:t>________________________________________________________________</w:t>
-      </w:r>
-    </w:p>
-    <w:p>
-      <w:r>
-        <w:t>________________________________________________________________</w:t>
-      </w:r>
-    </w:p>
-    <w:p>
-      <w:r>
-        <w:t>________________________________________________________________</w:t>
-      </w:r>
-    </w:p>
-    <w:p>
-      <w:r>
-        <w:t>________________________________________________________________</w:t>
-      </w:r>
-    </w:p>
-    <w:p>
-      <w:r>
-        <w:t>________________________________________________________________</w:t>
-      </w:r>
-    </w:p>
-    <w:p>
-      <w:pPr>
-        <w:spacing w:line="336" w:lineRule="auto" w:after="180"/>
-      </w:pPr>
-      <w:r>
-        <w:rPr>
-          <w:b w:val="0"/>
-        </w:rPr>
-        <w:t>Record support used: none, hint or teacher explanation.</w:t>
-      </w:r>
-    </w:p>
-    <w:p>
-      <w:pPr>
-        <w:pStyle w:val="Heading1"/>
-      </w:pPr>
-      <w:r>
-        <w:t>12. W1 Distinguish the layers</w:t>
-      </w:r>
-    </w:p>
-    <w:p>
-      <w:r>
-        <w:t>Distinguish the layers. Apply the supplied Structured Output and Schemas facts and keep your reasoning.</w:t>
-      </w:r>
-    </w:p>
-    <w:p>
-      <w:pPr>
-        <w:spacing w:line="336" w:lineRule="auto" w:after="180"/>
-      </w:pPr>
-      <w:r>
-        <w:rPr>
-          <w:b w:val="0"/>
-        </w:rPr>
-        <w:t xml:space="preserve">Explain what parsing, </w:t>
-      </w:r>
-      <w:r>
-        <w:rPr>
-          <w:b/>
-        </w:rPr>
-        <w:t>schema</w:t>
-      </w:r>
-      <w:r>
-        <w:rPr>
-          <w:b w:val="0"/>
-        </w:rPr>
-        <w:t xml:space="preserve"> checks and source support each establish.</w:t>
-      </w:r>
-    </w:p>
-    <w:p>
-      <w:pPr>
-        <w:pStyle w:val="Heading3"/>
-      </w:pPr>
-      <w:r>
-        <w:t>My reasoning and evidence</w:t>
-      </w:r>
-    </w:p>
-    <w:p>
-      <w:r>
-        <w:t>________________________________________________________________</w:t>
-      </w:r>
-    </w:p>
-    <w:p>
-      <w:r>
-        <w:t>________________________________________________________________</w:t>
-      </w:r>
-    </w:p>
-    <w:p>
-      <w:r>
-        <w:t>________________________________________________________________</w:t>
-      </w:r>
-    </w:p>
-    <w:p>
-      <w:r>
-        <w:t>________________________________________________________________</w:t>
-      </w:r>
-    </w:p>
-    <w:p>
-      <w:r>
-        <w:t>________________________________________________________________</w:t>
-      </w:r>
-    </w:p>
-    <w:p>
-      <w:r>
-        <w:t>________________________________________________________________</w:t>
-      </w:r>
-    </w:p>
-    <w:p>
-      <w:pPr>
-        <w:pStyle w:val="Heading1"/>
-      </w:pPr>
-      <w:r>
-        <w:t>13. W2 Audit types and fields</w:t>
-      </w:r>
-    </w:p>
-    <w:p>
-      <w:r>
-        <w:t>Audit types and fields. Apply the supplied Structured Output and Schemas facts and keep your reasoning.</w:t>
-      </w:r>
-    </w:p>
-    <w:p>
-      <w:pPr>
-        <w:spacing w:line="336" w:lineRule="auto" w:after="180"/>
-        <w:shd w:fill="F5F1FB"/>
-      </w:pPr>
-      <w:r>
-        <w:rPr>
-          <w:b w:val="0"/>
-        </w:rPr>
-        <w:t xml:space="preserve">Why do string "12",boolean true,missing capacity and an extra action </w:t>
-      </w:r>
-      <w:r>
-        <w:rPr>
-          <w:b/>
-        </w:rPr>
-        <w:t>field</w:t>
-      </w:r>
-      <w:r>
-        <w:rPr>
-          <w:b w:val="0"/>
-        </w:rPr>
-        <w:t xml:space="preserve"> violate this contract?</w:t>
-      </w:r>
-    </w:p>
-    <w:p>
-      <w:pPr>
-        <w:pStyle w:val="Heading3"/>
-      </w:pPr>
-      <w:r>
-        <w:t>My reasoning and evidence</w:t>
-      </w:r>
-    </w:p>
-    <w:p>
-      <w:r>
-        <w:t>________________________________________________________________</w:t>
-      </w:r>
-    </w:p>
-    <w:p>
-      <w:r>
-        <w:t>________________________________________________________________</w:t>
-      </w:r>
-    </w:p>
-    <w:p>
-      <w:r>
-        <w:t>________________________________________________________________</w:t>
-      </w:r>
-    </w:p>
-    <w:p>
-      <w:r>
-        <w:t>________________________________________________________________</w:t>
-      </w:r>
-    </w:p>
-    <w:p>
-      <w:r>
-        <w:t>________________________________________________________________</w:t>
-      </w:r>
-    </w:p>
-    <w:p>
-      <w:r>
-        <w:t>________________________________________________________________</w:t>
-      </w:r>
-    </w:p>
-    <w:p>
-      <w:pPr>
-        <w:pStyle w:val="Heading1"/>
-      </w:pPr>
-      <w:r>
-        <w:t>14. W3 Check a citation-like ID</w:t>
-      </w:r>
-    </w:p>
-    <w:p>
-      <w:r>
-        <w:t>Check a citation-like ID. Apply the supplied Structured Output and Schemas facts and keep your reasoning.</w:t>
-      </w:r>
-    </w:p>
-    <w:p>
-      <w:pPr>
-        <w:spacing w:line="336" w:lineRule="auto" w:after="180"/>
-        <w:shd w:fill="F5F1FB"/>
-      </w:pPr>
-      <w:r>
-        <w:rPr>
-          <w:b w:val="0"/>
-        </w:rPr>
-        <w:t xml:space="preserve">Sources P,Q support B capacity 12. A </w:t>
-      </w:r>
-      <w:r>
-        <w:rPr>
-          <w:b/>
-        </w:rPr>
-        <w:t>schema</w:t>
-      </w:r>
-      <w:r>
-        <w:rPr>
-          <w:b w:val="0"/>
-        </w:rPr>
-        <w:t>-valid object cites P,Q but gives 99. Which layer rejects it?</w:t>
-      </w:r>
-    </w:p>
-    <w:p>
-      <w:pPr>
-        <w:pStyle w:val="Heading3"/>
-      </w:pPr>
-      <w:r>
-        <w:t>My reasoning and evidence</w:t>
-      </w:r>
-    </w:p>
-    <w:p>
-      <w:r>
-        <w:t>________________________________________________________________</w:t>
-      </w:r>
-    </w:p>
-    <w:p>
-      <w:r>
-        <w:t>________________________________________________________________</w:t>
-      </w:r>
-    </w:p>
-    <w:p>
-      <w:r>
-        <w:t>________________________________________________________________</w:t>
-      </w:r>
-    </w:p>
-    <w:p>
-      <w:r>
-        <w:t>________________________________________________________________</w:t>
-      </w:r>
-    </w:p>
-    <w:p>
-      <w:r>
-        <w:t>________________________________________________________________</w:t>
-      </w:r>
-    </w:p>
-    <w:p>
-      <w:r>
-        <w:t>________________________________________________________________</w:t>
-      </w:r>
-    </w:p>
-    <w:p>
-      <w:pPr>
-        <w:pStyle w:val="Heading1"/>
-      </w:pPr>
-      <w:r>
-        <w:t>15. W4 Validate new objects independently</w:t>
-      </w:r>
-    </w:p>
-    <w:p>
-      <w:r>
-        <w:t>Attempt before feedback. If this repeats the selected independent case, reuse that first attempt; otherwise keep a separate record. Validate new objects independently. Apply the supplied Structured Output and Schemas facts and keep your reasoning.</w:t>
-      </w:r>
-    </w:p>
-    <w:p>
-      <w:pPr>
-        <w:spacing w:line="336" w:lineRule="auto" w:after="180"/>
-      </w:pPr>
-      <w:r>
-        <w:rPr>
-          <w:b w:val="0"/>
-        </w:rPr>
-        <w:t xml:space="preserve">Sources A approve room F and B register F capacity 9. Object X has supported,F,9,[A,B] with exactly the required </w:t>
-      </w:r>
-      <w:r>
-        <w:rPr>
-          <w:b/>
-        </w:rPr>
-        <w:t>field</w:t>
-      </w:r>
-      <w:r>
-        <w:rPr>
-          <w:b w:val="0"/>
-        </w:rPr>
-        <w:t>s. Y replaces 9 with "9". Z keeps integer 9 but names room G.</w:t>
-      </w:r>
-    </w:p>
-    <w:p>
-      <w:pPr>
-        <w:spacing w:line="336" w:lineRule="auto" w:after="180"/>
-      </w:pPr>
-      <w:r>
-        <w:rPr>
-          <w:b w:val="0"/>
-        </w:rPr>
-        <w:t>Trace the first failing layer for each and explain the difference.</w:t>
-      </w:r>
-    </w:p>
-    <w:p>
-      <w:pPr>
-        <w:pStyle w:val="Heading3"/>
-      </w:pPr>
-      <w:r>
-        <w:t>My reasoning and evidence</w:t>
-      </w:r>
-    </w:p>
-    <w:p>
-      <w:r>
-        <w:t>________________________________________________________________</w:t>
-      </w:r>
-    </w:p>
-    <w:p>
-      <w:r>
-        <w:t>________________________________________________________________</w:t>
-      </w:r>
-    </w:p>
-    <w:p>
-      <w:r>
-        <w:t>________________________________________________________________</w:t>
-      </w:r>
-    </w:p>
-    <w:p>
-      <w:r>
-        <w:t>________________________________________________________________</w:t>
-      </w:r>
-    </w:p>
-    <w:p>
-      <w:r>
-        <w:t>________________________________________________________________</w:t>
-      </w:r>
-    </w:p>
-    <w:p>
-      <w:r>
-        <w:t>________________________________________________________________</w:t>
-      </w:r>
-    </w:p>
-    <w:p>
-      <w:r>
-        <w:t>________________________________________________________________</w:t>
-      </w:r>
-    </w:p>
-    <w:p>
-      <w:r>
-        <w:t>________________________________________________________________</w:t>
-      </w:r>
-    </w:p>
-    <w:p>
-      <w:pPr>
-        <w:pStyle w:val="Heading1"/>
-      </w:pPr>
-      <w:r>
-        <w:t>16. W5 Keep permissions separate</w:t>
-      </w:r>
-    </w:p>
-    <w:p>
-      <w:r>
-        <w:t>Keep permissions separate. Apply the supplied Structured Output and Schemas facts and keep your reasoning.</w:t>
-      </w:r>
-    </w:p>
-    <w:p>
-      <w:pPr>
-        <w:spacing w:line="336" w:lineRule="auto" w:after="180"/>
-      </w:pPr>
-      <w:r>
-        <w:rPr>
-          <w:b w:val="0"/>
-        </w:rPr>
-        <w:t>A fully valid supported reporting object is returned. May the application automatically book the room? Explain.</w:t>
-      </w:r>
-    </w:p>
-    <w:p>
-      <w:pPr>
-        <w:pStyle w:val="Heading3"/>
-      </w:pPr>
-      <w:r>
-        <w:t>My reasoning and evidence</w:t>
-      </w:r>
-    </w:p>
-    <w:p>
-      <w:r>
-        <w:t>________________________________________________________________</w:t>
-      </w:r>
-    </w:p>
-    <w:p>
-      <w:r>
-        <w:t>________________________________________________________________</w:t>
-      </w:r>
-    </w:p>
-    <w:p>
-      <w:r>
-        <w:t>________________________________________________________________</w:t>
-      </w:r>
-    </w:p>
-    <w:p>
-      <w:r>
-        <w:t>________________________________________________________________</w:t>
-      </w:r>
-    </w:p>
-    <w:p>
-      <w:r>
-        <w:t>________________________________________________________________</w:t>
-      </w:r>
-    </w:p>
-    <w:p>
-      <w:r>
-        <w:t>________________________________________________________________</w:t>
-      </w:r>
-    </w:p>
-    <w:p>
-      <w:pPr>
-        <w:pStyle w:val="Heading1"/>
-      </w:pPr>
-      <w:r>
-        <w:t>17. Feedback, return check and learning record</w:t>
-      </w:r>
-    </w:p>
-    <w:p>
-      <w:r>
-        <w:t>Record the first repaired step and a different case to revisit after a delay.</w:t>
+        <w:t>17. Feedback · Repair and return</w:t>
+      </w:r>
+    </w:p>
+    <w:p>
+      <w:r>
+        <w:t>Keep the first attempt, the repair and a changed-case return.</w:t>
+      </w:r>
+    </w:p>
+    <w:p>
+      <w:pPr>
+        <w:pStyle w:val="Heading2"/>
+      </w:pPr>
+      <w:r>
+        <w:t>Your evidence record</w:t>
       </w:r>
     </w:p>
     <w:tbl>
@@ -1747,12 +909,1023 @@
         <w:pStyle w:val="Heading1"/>
       </w:pPr>
       <w:r>
-        <w:t>18. Pictorial case practice: Structured Output and Schemas</w:t>
-      </w:r>
-    </w:p>
-    <w:p>
-      <w:r>
-        <w:t>A fictional Study Buddy returns a machine-readable book fact. Explain the labelled step before checking the changed condition.</w:t>
+        <w:t>10. Finish · Judge the evidence in your work</w:t>
+      </w:r>
+    </w:p>
+    <w:p>
+      <w:r>
+        <w:t>Point to work that supports your confidence level.</w:t>
+      </w:r>
+    </w:p>
+    <w:p>
+      <w:pPr>
+        <w:pStyle w:val="Heading2"/>
+      </w:pPr>
+      <w:r>
+        <w:t>Your evidence record</w:t>
+      </w:r>
+    </w:p>
+    <w:p>
+      <w:pPr>
+        <w:pStyle w:val="ListBullet"/>
+      </w:pPr>
+      <w:r>
+        <w:t>I can explain the mechanism.</w:t>
+      </w:r>
+    </w:p>
+    <w:p>
+      <w:pPr>
+        <w:pStyle w:val="ListBullet"/>
+      </w:pPr>
+      <w:r>
+        <w:t>I can show evidence.</w:t>
+      </w:r>
+    </w:p>
+    <w:p>
+      <w:pPr>
+        <w:pStyle w:val="ListBullet"/>
+      </w:pPr>
+      <w:r>
+        <w:t>I can handle a changed case.</w:t>
+      </w:r>
+    </w:p>
+    <w:p>
+      <w:pPr>
+        <w:pStyle w:val="ListBullet"/>
+      </w:pPr>
+      <w:r>
+        <w:t>I can name a limit.</w:t>
+      </w:r>
+    </w:p>
+    <w:p>
+      <w:r>
+        <w:t>Mark each as not yet, with help or independently, and attach supporting work.</w:t>
+      </w:r>
+    </w:p>
+    <w:p>
+      <w:pPr>
+        <w:spacing w:line="336" w:lineRule="auto" w:after="180"/>
+      </w:pPr>
+      <w:r>
+        <w:rPr>
+          <w:b w:val="0"/>
+        </w:rPr>
+        <w:t>Teacher review ____________________  Next step ____________________</w:t>
+      </w:r>
+    </w:p>
+    <w:p>
+      <w:pPr>
+        <w:pStyle w:val="Heading1"/>
+      </w:pPr>
+      <w:r>
+        <w:t>Reference bank and extra practice</w:t>
+      </w:r>
+    </w:p>
+    <w:p>
+      <w:pPr>
+        <w:pStyle w:val="Heading1"/>
+      </w:pPr>
+      <w:r>
+        <w:t>02. Reference · Supported W2 record</w:t>
+      </w:r>
+    </w:p>
+    <w:p>
+      <w:r>
+        <w:t>This is the same W2 attempt. Keep one response record.</w:t>
+      </w:r>
+    </w:p>
+    <w:p>
+      <w:pPr>
+        <w:pStyle w:val="Heading2"/>
+      </w:pPr>
+      <w:r>
+        <w:t>Use this when helpful</w:t>
+      </w:r>
+    </w:p>
+    <w:p>
+      <w:pPr>
+        <w:spacing w:line="336" w:lineRule="auto" w:after="180"/>
+      </w:pPr>
+      <w:r>
+        <w:rPr>
+          <w:b w:val="0"/>
+        </w:rPr>
+        <w:t xml:space="preserve">Use W2: Audit </w:t>
+      </w:r>
+      <w:r>
+        <w:rPr>
+          <w:b/>
+        </w:rPr>
+        <w:t>type</w:t>
+      </w:r>
+      <w:r>
+        <w:rPr>
+          <w:b w:val="0"/>
+        </w:rPr>
+        <w:t xml:space="preserve">s and </w:t>
+      </w:r>
+      <w:r>
+        <w:rPr>
+          <w:b/>
+        </w:rPr>
+        <w:t>field</w:t>
+      </w:r>
+      <w:r>
+        <w:rPr>
+          <w:b w:val="0"/>
+        </w:rPr>
+        <w:t xml:space="preserve">s for Structured </w:t>
+      </w:r>
+      <w:r>
+        <w:rPr>
+          <w:b/>
+        </w:rPr>
+        <w:t>output</w:t>
+      </w:r>
+      <w:r>
+        <w:rPr>
+          <w:b w:val="0"/>
+        </w:rPr>
+        <w:t xml:space="preserve">s and </w:t>
+      </w:r>
+      <w:r>
+        <w:rPr>
+          <w:b/>
+        </w:rPr>
+        <w:t>validation</w:t>
+      </w:r>
+      <w:r>
+        <w:rPr>
+          <w:b w:val="0"/>
+        </w:rPr>
+        <w:t>. Record the answer once; the lesson and workbook refer to the same attempt.</w:t>
+      </w:r>
+    </w:p>
+    <w:tbl>
+      <w:tblPr>
+        <w:tblStyle w:val="LightShading-Accent1"/>
+        <w:tblW w:type="auto" w:w="0"/>
+        <w:tblLook w:firstColumn="1" w:firstRow="1" w:lastColumn="0" w:lastRow="0" w:noHBand="0" w:noVBand="1" w:val="04A0"/>
+      </w:tblPr>
+      <w:tblGrid>
+        <w:gridCol w:w="2556"/>
+        <w:gridCol w:w="2556"/>
+        <w:gridCol w:w="2556"/>
+        <w:gridCol w:w="2556"/>
+      </w:tblGrid>
+      <w:tr>
+        <w:trPr>
+          <w:tblHeader/>
+        </w:trPr>
+        <w:tc>
+          <w:tcPr>
+            <w:tcW w:type="dxa" w:w="2556"/>
+          </w:tcPr>
+          <w:p>
+            <w:r>
+              <w:t>Given inputs</w:t>
+            </w:r>
+          </w:p>
+        </w:tc>
+        <w:tc>
+          <w:tcPr>
+            <w:tcW w:type="dxa" w:w="2556"/>
+          </w:tcPr>
+          <w:p>
+            <w:r>
+              <w:t>Procedure I chose</w:t>
+            </w:r>
+          </w:p>
+        </w:tc>
+        <w:tc>
+          <w:tcPr>
+            <w:tcW w:type="dxa" w:w="2556"/>
+          </w:tcPr>
+          <w:p>
+            <w:r>
+              <w:t>Middle steps</w:t>
+            </w:r>
+          </w:p>
+        </w:tc>
+        <w:tc>
+          <w:tcPr>
+            <w:tcW w:type="dxa" w:w="2556"/>
+          </w:tcPr>
+          <w:p>
+            <w:r>
+              <w:t>Result and check</w:t>
+            </w:r>
+          </w:p>
+        </w:tc>
+      </w:tr>
+      <w:tr>
+        <w:tc>
+          <w:tcPr>
+            <w:tcW w:type="dxa" w:w="2556"/>
+          </w:tcPr>
+          <w:p>
+            <w:r/>
+          </w:p>
+        </w:tc>
+        <w:tc>
+          <w:tcPr>
+            <w:tcW w:type="dxa" w:w="2556"/>
+          </w:tcPr>
+          <w:p>
+            <w:r/>
+          </w:p>
+        </w:tc>
+        <w:tc>
+          <w:tcPr>
+            <w:tcW w:type="dxa" w:w="2556"/>
+          </w:tcPr>
+          <w:p>
+            <w:r/>
+          </w:p>
+        </w:tc>
+        <w:tc>
+          <w:tcPr>
+            <w:tcW w:type="dxa" w:w="2556"/>
+          </w:tcPr>
+          <w:p>
+            <w:r/>
+          </w:p>
+        </w:tc>
+      </w:tr>
+    </w:tbl>
+    <w:p>
+      <w:pPr>
+        <w:pStyle w:val="Heading3"/>
+      </w:pPr>
+      <w:r>
+        <w:t>The step I completed without help, and the hint I needed</w:t>
+      </w:r>
+    </w:p>
+    <w:p>
+      <w:r>
+        <w:t>________________________________________________________________</w:t>
+      </w:r>
+    </w:p>
+    <w:p>
+      <w:r>
+        <w:t>________________________________________________________________</w:t>
+      </w:r>
+    </w:p>
+    <w:p>
+      <w:r>
+        <w:t>________________________________________________________________</w:t>
+      </w:r>
+    </w:p>
+    <w:p>
+      <w:pPr>
+        <w:pStyle w:val="Heading1"/>
+      </w:pPr>
+      <w:r>
+        <w:t>03. Extra practice · Repair the explanation</w:t>
+      </w:r>
+    </w:p>
+    <w:p>
+      <w:r>
+        <w:t>Explain the deciding fact before discussing the answer.</w:t>
+      </w:r>
+    </w:p>
+    <w:p>
+      <w:pPr>
+        <w:pStyle w:val="Heading2"/>
+      </w:pPr>
+      <w:r>
+        <w:t>Use this when helpful</w:t>
+      </w:r>
+    </w:p>
+    <w:p>
+      <w:pPr>
+        <w:spacing w:line="336" w:lineRule="auto" w:after="180"/>
+      </w:pPr>
+      <w:r>
+        <w:rPr>
+          <w:b w:val="0"/>
+        </w:rPr>
+        <w:t xml:space="preserve">Use the worked case for Structured </w:t>
+      </w:r>
+      <w:r>
+        <w:rPr>
+          <w:b/>
+        </w:rPr>
+        <w:t>output</w:t>
+      </w:r>
+      <w:r>
+        <w:rPr>
+          <w:b w:val="0"/>
+        </w:rPr>
+        <w:t xml:space="preserve">s and </w:t>
+      </w:r>
+      <w:r>
+        <w:rPr>
+          <w:b/>
+        </w:rPr>
+        <w:t>validation</w:t>
+      </w:r>
+      <w:r>
+        <w:rPr>
+          <w:b w:val="0"/>
+        </w:rPr>
+        <w:t>. Proposed explanation: “Valid JSON means correct answer”. Decide whether this explanation is supported.</w:t>
+      </w:r>
+    </w:p>
+    <w:p>
+      <w:pPr>
+        <w:spacing w:line="336" w:lineRule="auto" w:after="180"/>
+      </w:pPr>
+      <w:r>
+        <w:rPr>
+          <w:b w:val="0"/>
+        </w:rPr>
+        <w:t>Point to the step or supplied fact that decides; explain your repair if needed.</w:t>
+      </w:r>
+    </w:p>
+    <w:p>
+      <w:pPr>
+        <w:pStyle w:val="Heading3"/>
+      </w:pPr>
+      <w:r>
+        <w:t>My explanation before partner discussion</w:t>
+      </w:r>
+    </w:p>
+    <w:p>
+      <w:r>
+        <w:t>________________________________________________________________</w:t>
+      </w:r>
+    </w:p>
+    <w:p>
+      <w:r>
+        <w:t>________________________________________________________________</w:t>
+      </w:r>
+    </w:p>
+    <w:p>
+      <w:r>
+        <w:t>________________________________________________________________</w:t>
+      </w:r>
+    </w:p>
+    <w:p>
+      <w:r>
+        <w:t>________________________________________________________________</w:t>
+      </w:r>
+    </w:p>
+    <w:p>
+      <w:pPr>
+        <w:pStyle w:val="Heading1"/>
+      </w:pPr>
+      <w:r>
+        <w:t>05. Reference · Original learning target</w:t>
+      </w:r>
+    </w:p>
+    <w:p>
+      <w:r>
+        <w:t>Use this target to inspect an explanation.</w:t>
+      </w:r>
+    </w:p>
+    <w:p>
+      <w:pPr>
+        <w:pStyle w:val="Heading2"/>
+      </w:pPr>
+      <w:r>
+        <w:t>Use this when helpful</w:t>
+      </w:r>
+    </w:p>
+    <w:p>
+      <w:pPr>
+        <w:spacing w:line="336" w:lineRule="auto" w:after="180"/>
+      </w:pPr>
+      <w:r>
+        <w:rPr>
+          <w:b/>
+        </w:rPr>
+        <w:t>Schema</w:t>
+      </w:r>
+      <w:r>
+        <w:rPr>
+          <w:b w:val="0"/>
+        </w:rPr>
+        <w:t xml:space="preserve"> requires title:text and pages:number. </w:t>
+      </w:r>
+      <w:r>
+        <w:rPr>
+          <w:b/>
+        </w:rPr>
+        <w:t>Output</w:t>
+      </w:r>
+      <w:r>
+        <w:rPr>
+          <w:b w:val="0"/>
+        </w:rPr>
+        <w:t xml:space="preserve"> is {"title":"Cloud","pages":"80"}. Fix its structural error. Would the repaired object prove the book really has 80 pages?</w:t>
+      </w:r>
+    </w:p>
+    <w:p>
+      <w:pPr>
+        <w:pStyle w:val="Heading1"/>
+      </w:pPr>
+      <w:r>
+        <w:t>06. Extra practice · A complete case</w:t>
+      </w:r>
+    </w:p>
+    <w:p>
+      <w:r>
+        <w:t>Try the question before checking the worked explanation.</w:t>
+      </w:r>
+    </w:p>
+    <w:p>
+      <w:pPr>
+        <w:pStyle w:val="Heading2"/>
+      </w:pPr>
+      <w:r>
+        <w:t>Use this when helpful</w:t>
+      </w:r>
+    </w:p>
+    <w:p>
+      <w:pPr>
+        <w:spacing w:line="336" w:lineRule="auto" w:after="180"/>
+      </w:pPr>
+      <w:r>
+        <w:rPr>
+          <w:b/>
+        </w:rPr>
+        <w:t>Schema</w:t>
+      </w:r>
+      <w:r>
+        <w:rPr>
+          <w:b w:val="0"/>
+        </w:rPr>
+        <w:t xml:space="preserve"> requires title text and pages number. </w:t>
+      </w:r>
+      <w:r>
+        <w:rPr>
+          <w:b/>
+        </w:rPr>
+        <w:t>Output</w:t>
+      </w:r>
+      <w:r>
+        <w:rPr>
+          <w:b w:val="0"/>
+        </w:rPr>
+        <w:t xml:space="preserve"> is {"title":"River","pages":"80"}.</w:t>
+      </w:r>
+    </w:p>
+    <w:p>
+      <w:pPr>
+        <w:spacing w:line="336" w:lineRule="auto" w:after="180"/>
+      </w:pPr>
+      <w:r>
+        <w:rPr>
+          <w:b w:val="0"/>
+        </w:rPr>
+        <w:t>Diagnose the shape error.</w:t>
+      </w:r>
+    </w:p>
+    <w:p>
+      <w:pPr>
+        <w:spacing w:line="336" w:lineRule="auto" w:after="180"/>
+      </w:pPr>
+      <w:r>
+        <w:rPr>
+          <w:b w:val="0"/>
+        </w:rPr>
+        <w:t xml:space="preserve">Show your trace, calculation or </w:t>
+      </w:r>
+      <w:r>
+        <w:rPr>
+          <w:b/>
+        </w:rPr>
+        <w:t>evidence</w:t>
+      </w:r>
+    </w:p>
+    <w:p>
+      <w:pPr>
+        <w:pStyle w:val="Heading3"/>
+      </w:pPr>
+      <w:r>
+        <w:t>Write or draw your reasoning and evidence.</w:t>
+      </w:r>
+    </w:p>
+    <w:p>
+      <w:r>
+        <w:t>________________________________________________________________</w:t>
+      </w:r>
+    </w:p>
+    <w:p>
+      <w:r>
+        <w:t>________________________________________________________________</w:t>
+      </w:r>
+    </w:p>
+    <w:p>
+      <w:r>
+        <w:t>________________________________________________________________</w:t>
+      </w:r>
+    </w:p>
+    <w:p>
+      <w:r>
+        <w:t>________________________________________________________________</w:t>
+      </w:r>
+    </w:p>
+    <w:p>
+      <w:r>
+        <w:t>________________________________________________________________</w:t>
+      </w:r>
+    </w:p>
+    <w:p>
+      <w:pPr>
+        <w:pStyle w:val="Heading1"/>
+      </w:pPr>
+      <w:r>
+        <w:t>07. Extra practice · A changed case</w:t>
+      </w:r>
+    </w:p>
+    <w:p>
+      <w:r>
+        <w:t>Keep this practice separate from the reserved independent attempt.</w:t>
+      </w:r>
+    </w:p>
+    <w:p>
+      <w:pPr>
+        <w:pStyle w:val="Heading2"/>
+      </w:pPr>
+      <w:r>
+        <w:t>Use this when helpful</w:t>
+      </w:r>
+    </w:p>
+    <w:p>
+      <w:pPr>
+        <w:spacing w:line="336" w:lineRule="auto" w:after="180"/>
+      </w:pPr>
+      <w:r>
+        <w:rPr>
+          <w:b w:val="0"/>
+        </w:rPr>
+        <w:t xml:space="preserve">A required </w:t>
+      </w:r>
+      <w:r>
+        <w:rPr>
+          <w:b/>
+        </w:rPr>
+        <w:t>schema</w:t>
+      </w:r>
+      <w:r>
+        <w:rPr>
+          <w:b w:val="0"/>
+        </w:rPr>
+        <w:t xml:space="preserve"> has title as text and count as an integer. The </w:t>
+      </w:r>
+      <w:r>
+        <w:rPr>
+          <w:b/>
+        </w:rPr>
+        <w:t>output</w:t>
+      </w:r>
+      <w:r>
+        <w:rPr>
+          <w:b w:val="0"/>
+        </w:rPr>
+        <w:t xml:space="preserve"> is {"title":"Seeds","count":"three"}. Identify the error and give a valid replacement.</w:t>
+      </w:r>
+    </w:p>
+    <w:p>
+      <w:pPr>
+        <w:spacing w:line="336" w:lineRule="auto" w:after="180"/>
+      </w:pPr>
+      <w:r>
+        <w:rPr>
+          <w:b w:val="0"/>
+        </w:rPr>
+        <w:t>My practice answer and reason</w:t>
+      </w:r>
+    </w:p>
+    <w:p>
+      <w:pPr>
+        <w:pStyle w:val="Heading3"/>
+      </w:pPr>
+      <w:r>
+        <w:t>Write or draw your reasoning and evidence.</w:t>
+      </w:r>
+    </w:p>
+    <w:p>
+      <w:r>
+        <w:t>________________________________________________________________</w:t>
+      </w:r>
+    </w:p>
+    <w:p>
+      <w:r>
+        <w:t>________________________________________________________________</w:t>
+      </w:r>
+    </w:p>
+    <w:p>
+      <w:r>
+        <w:t>________________________________________________________________</w:t>
+      </w:r>
+    </w:p>
+    <w:p>
+      <w:r>
+        <w:t>________________________________________________________________</w:t>
+      </w:r>
+    </w:p>
+    <w:p>
+      <w:r>
+        <w:t>________________________________________________________________</w:t>
+      </w:r>
+    </w:p>
+    <w:p>
+      <w:pPr>
+        <w:pStyle w:val="Heading3"/>
+      </w:pPr>
+      <w:r>
+        <w:t>Week 8 Test and reflect</w:t>
+      </w:r>
+    </w:p>
+    <w:p>
+      <w:pPr>
+        <w:pStyle w:val="Heading1"/>
+      </w:pPr>
+      <w:r>
+        <w:t>08. Extra practice · Design a revealing test</w:t>
+      </w:r>
+    </w:p>
+    <w:p>
+      <w:r>
+        <w:t>Predict before tracing or testing.</w:t>
+      </w:r>
+    </w:p>
+    <w:p>
+      <w:pPr>
+        <w:pStyle w:val="Heading2"/>
+      </w:pPr>
+      <w:r>
+        <w:t>Use this when helpful</w:t>
+      </w:r>
+    </w:p>
+    <w:p>
+      <w:pPr>
+        <w:spacing w:line="336" w:lineRule="auto" w:after="180"/>
+      </w:pPr>
+      <w:r>
+        <w:rPr>
+          <w:b w:val="0"/>
+        </w:rPr>
+        <w:t xml:space="preserve">Create a changed </w:t>
+      </w:r>
+      <w:r>
+        <w:rPr>
+          <w:b/>
+        </w:rPr>
+        <w:t>input</w:t>
+      </w:r>
+      <w:r>
+        <w:rPr>
+          <w:b w:val="0"/>
+        </w:rPr>
+        <w:t>, boundary case or missing-information case. Write the expected answer or safe response before testing.</w:t>
+      </w:r>
+    </w:p>
+    <w:tbl>
+      <w:tblPr>
+        <w:tblStyle w:val="LightShading-Accent1"/>
+        <w:tblW w:type="auto" w:w="0"/>
+        <w:tblLook w:firstColumn="1" w:firstRow="1" w:lastColumn="0" w:lastRow="0" w:noHBand="0" w:noVBand="1" w:val="04A0"/>
+      </w:tblPr>
+      <w:tblGrid>
+        <w:gridCol w:w="5112"/>
+        <w:gridCol w:w="5112"/>
+      </w:tblGrid>
+      <w:tr>
+        <w:trPr>
+          <w:tblHeader/>
+        </w:trPr>
+        <w:tc>
+          <w:tcPr>
+            <w:tcW w:type="dxa" w:w="5112"/>
+          </w:tcPr>
+          <w:p>
+            <w:r>
+              <w:t>Test record</w:t>
+            </w:r>
+          </w:p>
+        </w:tc>
+        <w:tc>
+          <w:tcPr>
+            <w:tcW w:type="dxa" w:w="5112"/>
+          </w:tcPr>
+          <w:p>
+            <w:r>
+              <w:t>My evidence</w:t>
+            </w:r>
+          </w:p>
+        </w:tc>
+      </w:tr>
+      <w:tr>
+        <w:tc>
+          <w:tcPr>
+            <w:tcW w:type="dxa" w:w="5112"/>
+          </w:tcPr>
+          <w:p>
+            <w:r>
+              <w:t>Changed input or condition</w:t>
+            </w:r>
+          </w:p>
+        </w:tc>
+        <w:tc>
+          <w:tcPr>
+            <w:tcW w:type="dxa" w:w="5112"/>
+          </w:tcPr>
+          <w:p>
+            <w:r/>
+          </w:p>
+        </w:tc>
+      </w:tr>
+      <w:tr>
+        <w:tc>
+          <w:tcPr>
+            <w:tcW w:type="dxa" w:w="5112"/>
+          </w:tcPr>
+          <w:p>
+            <w:r>
+              <w:t>Expected answer or fallback</w:t>
+            </w:r>
+          </w:p>
+        </w:tc>
+        <w:tc>
+          <w:tcPr>
+            <w:tcW w:type="dxa" w:w="5112"/>
+          </w:tcPr>
+          <w:p>
+            <w:r/>
+          </w:p>
+        </w:tc>
+      </w:tr>
+      <w:tr>
+        <w:tc>
+          <w:tcPr>
+            <w:tcW w:type="dxa" w:w="5112"/>
+          </w:tcPr>
+          <w:p>
+            <w:r>
+              <w:t>Observed result</w:t>
+            </w:r>
+          </w:p>
+        </w:tc>
+        <w:tc>
+          <w:tcPr>
+            <w:tcW w:type="dxa" w:w="5112"/>
+          </w:tcPr>
+          <w:p>
+            <w:r/>
+          </w:p>
+        </w:tc>
+      </w:tr>
+      <w:tr>
+        <w:tc>
+          <w:tcPr>
+            <w:tcW w:type="dxa" w:w="5112"/>
+          </w:tcPr>
+          <w:p>
+            <w:r>
+              <w:t>Why the result occurred</w:t>
+            </w:r>
+          </w:p>
+        </w:tc>
+        <w:tc>
+          <w:tcPr>
+            <w:tcW w:type="dxa" w:w="5112"/>
+          </w:tcPr>
+          <w:p>
+            <w:r/>
+          </w:p>
+        </w:tc>
+      </w:tr>
+    </w:tbl>
+    <w:p>
+      <w:pPr>
+        <w:pStyle w:val="Heading1"/>
+      </w:pPr>
+      <w:r>
+        <w:t>11. Reference · Original target response space</w:t>
+      </w:r>
+    </w:p>
+    <w:p>
+      <w:r>
+        <w:t>This teaching case is practice rather than a fresh assessment.</w:t>
+      </w:r>
+    </w:p>
+    <w:p>
+      <w:pPr>
+        <w:pStyle w:val="Heading2"/>
+      </w:pPr>
+      <w:r>
+        <w:t>Use this when helpful</w:t>
+      </w:r>
+    </w:p>
+    <w:p>
+      <w:pPr>
+        <w:spacing w:line="336" w:lineRule="auto" w:after="180"/>
+      </w:pPr>
+      <w:r>
+        <w:rPr>
+          <w:b/>
+        </w:rPr>
+        <w:t>Schema</w:t>
+      </w:r>
+      <w:r>
+        <w:rPr>
+          <w:b w:val="0"/>
+        </w:rPr>
+        <w:t xml:space="preserve"> requires title:text and pages:number. </w:t>
+      </w:r>
+      <w:r>
+        <w:rPr>
+          <w:b/>
+        </w:rPr>
+        <w:t>Output</w:t>
+      </w:r>
+      <w:r>
+        <w:rPr>
+          <w:b w:val="0"/>
+        </w:rPr>
+        <w:t xml:space="preserve"> is {"title":"Cloud","pages":"80"}. Fix its structural error. Would the repaired object prove the book really has 80 pages?</w:t>
+      </w:r>
+    </w:p>
+    <w:p>
+      <w:pPr>
+        <w:pStyle w:val="Heading3"/>
+      </w:pPr>
+      <w:r>
+        <w:t>My explanation after practice</w:t>
+      </w:r>
+    </w:p>
+    <w:p>
+      <w:r>
+        <w:t>________________________________________________________________</w:t>
+      </w:r>
+    </w:p>
+    <w:p>
+      <w:r>
+        <w:t>________________________________________________________________</w:t>
+      </w:r>
+    </w:p>
+    <w:p>
+      <w:r>
+        <w:t>________________________________________________________________</w:t>
+      </w:r>
+    </w:p>
+    <w:p>
+      <w:r>
+        <w:t>________________________________________________________________</w:t>
+      </w:r>
+    </w:p>
+    <w:p>
+      <w:r>
+        <w:t>________________________________________________________________</w:t>
+      </w:r>
+    </w:p>
+    <w:p>
+      <w:r>
+        <w:t>________________________________________________________________</w:t>
+      </w:r>
+    </w:p>
+    <w:p>
+      <w:r>
+        <w:t>________________________________________________________________</w:t>
+      </w:r>
+    </w:p>
+    <w:p>
+      <w:pPr>
+        <w:spacing w:line="336" w:lineRule="auto" w:after="180"/>
+      </w:pPr>
+      <w:r>
+        <w:rPr>
+          <w:b w:val="0"/>
+        </w:rPr>
+        <w:t>Record support used: none, hint or teacher explanation.</w:t>
+      </w:r>
+    </w:p>
+    <w:p>
+      <w:pPr>
+        <w:pStyle w:val="Heading1"/>
+      </w:pPr>
+      <w:r>
+        <w:t>15. Reference · Independent-case response copy</w:t>
+      </w:r>
+    </w:p>
+    <w:p>
+      <w:r>
+        <w:t>This duplicates W4. Reuse the same first-attempt record.</w:t>
+      </w:r>
+    </w:p>
+    <w:p>
+      <w:pPr>
+        <w:pStyle w:val="Heading2"/>
+      </w:pPr>
+      <w:r>
+        <w:t>Use this when helpful</w:t>
+      </w:r>
+    </w:p>
+    <w:p>
+      <w:pPr>
+        <w:spacing w:line="336" w:lineRule="auto" w:after="180"/>
+      </w:pPr>
+      <w:r>
+        <w:rPr>
+          <w:b w:val="0"/>
+        </w:rPr>
+        <w:t xml:space="preserve">Sources A approve room F and B register F capacity 9. Object X has supported,F,9,[A,B] with exactly the required </w:t>
+      </w:r>
+      <w:r>
+        <w:rPr>
+          <w:b/>
+        </w:rPr>
+        <w:t>field</w:t>
+      </w:r>
+      <w:r>
+        <w:rPr>
+          <w:b w:val="0"/>
+        </w:rPr>
+        <w:t>s. Y replaces 9 with "9". Z keeps integer 9 but names room G.</w:t>
+      </w:r>
+    </w:p>
+    <w:p>
+      <w:pPr>
+        <w:spacing w:line="336" w:lineRule="auto" w:after="180"/>
+      </w:pPr>
+      <w:r>
+        <w:rPr>
+          <w:b w:val="0"/>
+        </w:rPr>
+        <w:t>Trace the first failing layer for each and explain the difference.</w:t>
+      </w:r>
+    </w:p>
+    <w:p>
+      <w:pPr>
+        <w:pStyle w:val="Heading3"/>
+      </w:pPr>
+      <w:r>
+        <w:t>My reasoning and evidence</w:t>
+      </w:r>
+    </w:p>
+    <w:p>
+      <w:r>
+        <w:t>________________________________________________________________</w:t>
+      </w:r>
+    </w:p>
+    <w:p>
+      <w:r>
+        <w:t>________________________________________________________________</w:t>
+      </w:r>
+    </w:p>
+    <w:p>
+      <w:r>
+        <w:t>________________________________________________________________</w:t>
+      </w:r>
+    </w:p>
+    <w:p>
+      <w:r>
+        <w:t>________________________________________________________________</w:t>
+      </w:r>
+    </w:p>
+    <w:p>
+      <w:r>
+        <w:t>________________________________________________________________</w:t>
+      </w:r>
+    </w:p>
+    <w:p>
+      <w:r>
+        <w:t>________________________________________________________________</w:t>
+      </w:r>
+    </w:p>
+    <w:p>
+      <w:r>
+        <w:t>________________________________________________________________</w:t>
+      </w:r>
+    </w:p>
+    <w:p>
+      <w:r>
+        <w:t>________________________________________________________________</w:t>
+      </w:r>
+    </w:p>
+    <w:p>
+      <w:pPr>
+        <w:pStyle w:val="Heading1"/>
+      </w:pPr>
+      <w:r>
+        <w:t>18. Extra practice · Use the worked picture</w:t>
+      </w:r>
+    </w:p>
+    <w:p>
+      <w:r>
+        <w:t>Keep the explanation and the support you used.</w:t>
+      </w:r>
+    </w:p>
+    <w:p>
+      <w:pPr>
+        <w:pStyle w:val="Heading2"/>
+      </w:pPr>
+      <w:r>
+        <w:t>Use this when helpful</w:t>
       </w:r>
     </w:p>
     <w:p>
@@ -1845,7 +2018,6 @@
     <w:p>
       <w:pPr>
         <w:spacing w:line="336" w:lineRule="auto" w:after="180"/>
-        <w:shd w:fill="F5F1FB"/>
       </w:pPr>
       <w:r>
         <w:rPr>
@@ -1906,16 +2078,7 @@
     </w:p>
     <w:p>
       <w:pPr>
-        <w:pStyle w:val="Heading3"/>
-      </w:pPr>
-      <w:r>
-        <w:t>Record the help used</w:t>
-      </w:r>
-    </w:p>
-    <w:p>
-      <w:pPr>
         <w:spacing w:line="336" w:lineRule="auto" w:after="180"/>
-        <w:shd w:fill="F1F6F8"/>
       </w:pPr>
       <w:r>
         <w:rPr>
@@ -1976,12 +2139,20 @@
         <w:pStyle w:val="Heading1"/>
       </w:pPr>
       <w:r>
-        <w:t>19. Project portfolio milestone</w:t>
-      </w:r>
-    </w:p>
-    <w:p>
-      <w:r>
-        <w:t>Keep this week’s input, deciding step, result and limit together in the Verified Study Buddy record.</w:t>
+        <w:t>19. Reference · Project portfolio record</w:t>
+      </w:r>
+    </w:p>
+    <w:p>
+      <w:r>
+        <w:t>Extend your main project response when helpful.</w:t>
+      </w:r>
+    </w:p>
+    <w:p>
+      <w:pPr>
+        <w:pStyle w:val="Heading2"/>
+      </w:pPr>
+      <w:r>
+        <w:t>Use this when helpful</w:t>
       </w:r>
     </w:p>
     <w:p>
@@ -2219,12 +2390,517 @@
         <w:pStyle w:val="Heading1"/>
       </w:pPr>
       <w:r>
-        <w:t>20. Supported practice and learning evidence</w:t>
-      </w:r>
-    </w:p>
-    <w:p>
-      <w:r>
-        <w:t>Try the supported questions before comparing with hints and feedback. Record what you repaired and the evidence you retained.</w:t>
+        <w:t>20. Extra practice: pictures, repair and feedback</w:t>
+      </w:r>
+    </w:p>
+    <w:p>
+      <w:r>
+        <w:t>Attempt each question before opening its explanation. Use one browser or paper copy.</w:t>
+      </w:r>
+    </w:p>
+    <w:p>
+      <w:pPr>
+        <w:pStyle w:val="Heading2"/>
+      </w:pPr>
+      <w:r>
+        <w:t>First supported question</w:t>
+      </w:r>
+    </w:p>
+    <w:p>
+      <w:pPr>
+        <w:pStyle w:val="ListBullet"/>
+      </w:pPr>
+      <w:r>
+        <w:t>A fictional Study Buddy returns a machine-readable book fact.</w:t>
+      </w:r>
+    </w:p>
+    <w:p>
+      <w:pPr>
+        <w:pStyle w:val="Heading3"/>
+      </w:pPr>
+      <w:r>
+        <w:t>Practice 1: explain the deciding evidence</w:t>
+      </w:r>
+    </w:p>
+    <w:p>
+      <w:pPr>
+        <w:pStyle w:val="ListBullet"/>
+      </w:pPr>
+      <w:r>
+        <w:t>Which labelled step matches this detail? X passes syntax, declared schema and source comparison.</w:t>
+      </w:r>
+    </w:p>
+    <w:p>
+      <w:pPr>
+        <w:pStyle w:val="ListBullet"/>
+      </w:pPr>
+      <w:r>
+        <w:t>1. Meaning check</w:t>
+      </w:r>
+    </w:p>
+    <w:p>
+      <w:pPr>
+        <w:pStyle w:val="ListBullet"/>
+      </w:pPr>
+      <w:r>
+        <w:t>2. Accept X</w:t>
+      </w:r>
+    </w:p>
+    <w:p>
+      <w:pPr>
+        <w:pStyle w:val="ListBullet"/>
+      </w:pPr>
+      <w:r>
+        <w:t>3. Schema check</w:t>
+      </w:r>
+    </w:p>
+    <w:p>
+      <w:pPr>
+        <w:pStyle w:val="ListBullet"/>
+      </w:pPr>
+      <w:r>
+        <w:t>4. Parse</w:t>
+      </w:r>
+    </w:p>
+    <w:p>
+      <w:pPr>
+        <w:pStyle w:val="Heading3"/>
+      </w:pPr>
+      <w:r>
+        <w:t>My selected conclusion, deciding fact and explanation</w:t>
+      </w:r>
+    </w:p>
+    <w:p>
+      <w:r>
+        <w:t>________________________________________________________________</w:t>
+      </w:r>
+    </w:p>
+    <w:p>
+      <w:r>
+        <w:t>________________________________________________________________</w:t>
+      </w:r>
+    </w:p>
+    <w:p>
+      <w:r>
+        <w:t>________________________________________________________________</w:t>
+      </w:r>
+    </w:p>
+    <w:p>
+      <w:r>
+        <w:t>________________________________________________________________</w:t>
+      </w:r>
+    </w:p>
+    <w:p>
+      <w:r>
+        <w:t>________________________________________________________________</w:t>
+      </w:r>
+    </w:p>
+    <w:p>
+      <w:pPr>
+        <w:pStyle w:val="ListBullet"/>
+      </w:pPr>
+      <w:r>
+        <w:t>Hint if needed: Read the steps in the pictorial case. Match the supplied detail to the stage that performs or records it.</w:t>
+      </w:r>
+    </w:p>
+    <w:p>
+      <w:pPr>
+        <w:pStyle w:val="Heading2"/>
+      </w:pPr>
+      <w:r>
+        <w:t>Check the first explanation · reference / check after trying</w:t>
+      </w:r>
+    </w:p>
+    <w:p>
+      <w:pPr>
+        <w:spacing w:line="336" w:lineRule="auto" w:after="180"/>
+      </w:pPr>
+      <w:r>
+        <w:rPr>
+          <w:b w:val="0"/>
+        </w:rPr>
+        <w:t xml:space="preserve">After your attempt, compare with the supported explanation: Accept X X passes syntax, declared </w:t>
+      </w:r>
+      <w:r>
+        <w:rPr>
+          <w:b/>
+        </w:rPr>
+        <w:t>schema</w:t>
+      </w:r>
+      <w:r>
+        <w:rPr>
+          <w:b w:val="0"/>
+        </w:rPr>
+        <w:t xml:space="preserve"> and source comparison. Parsing establishes that text forms a structured object.</w:t>
+      </w:r>
+    </w:p>
+    <w:p>
+      <w:pPr>
+        <w:spacing w:line="336" w:lineRule="auto" w:after="180"/>
+      </w:pPr>
+      <w:r>
+        <w:rPr>
+          <w:b/>
+        </w:rPr>
+        <w:t>Schema</w:t>
+      </w:r>
+      <w:r>
+        <w:rPr>
+          <w:b w:val="0"/>
+        </w:rPr>
+        <w:t xml:space="preserve"> checks establish required </w:t>
+      </w:r>
+      <w:r>
+        <w:rPr>
+          <w:b/>
+        </w:rPr>
+        <w:t>field</w:t>
+      </w:r>
+      <w:r>
+        <w:rPr>
+          <w:b w:val="0"/>
+        </w:rPr>
+        <w:t xml:space="preserve">s and </w:t>
+      </w:r>
+      <w:r>
+        <w:rPr>
+          <w:b/>
+        </w:rPr>
+        <w:t>type</w:t>
+      </w:r>
+      <w:r>
+        <w:rPr>
+          <w:b w:val="0"/>
+        </w:rPr>
+        <w:t xml:space="preserve">s. </w:t>
+      </w:r>
+      <w:r>
+        <w:rPr>
+          <w:b/>
+        </w:rPr>
+        <w:t>Semantic validation</w:t>
+      </w:r>
+      <w:r>
+        <w:rPr>
+          <w:b w:val="0"/>
+        </w:rPr>
+        <w:t xml:space="preserve"> compares their meaning with the approved source. These are different layers: a parseable, well-shaped object can still contain a false fact.</w:t>
+      </w:r>
+    </w:p>
+    <w:p>
+      <w:pPr>
+        <w:spacing w:line="336" w:lineRule="auto" w:after="180"/>
+      </w:pPr>
+      <w:r>
+        <w:rPr>
+          <w:b w:val="0"/>
+        </w:rPr>
+        <w:t>Report the first failing layer without treating format success as factual success.</w:t>
+      </w:r>
+    </w:p>
+    <w:p>
+      <w:pPr>
+        <w:pStyle w:val="Heading2"/>
+      </w:pPr>
+      <w:r>
+        <w:t>Changed-case question</w:t>
+      </w:r>
+    </w:p>
+    <w:p>
+      <w:pPr>
+        <w:pStyle w:val="Heading3"/>
+      </w:pPr>
+      <w:r>
+        <w:t>Practice 2: explain the deciding evidence</w:t>
+      </w:r>
+    </w:p>
+    <w:p>
+      <w:pPr>
+        <w:pStyle w:val="ListBullet"/>
+      </w:pPr>
+      <w:r>
+        <w:t>Changed-case practice: Add an extra field "rating":5 to X under the exactly-fields schema. Which conclusion is supported by the supplied facts?</w:t>
+      </w:r>
+    </w:p>
+    <w:p>
+      <w:pPr>
+        <w:pStyle w:val="ListBullet"/>
+      </w:pPr>
+      <w:r>
+        <w:t>1. This one example guarantees correct results for every future input.</w:t>
+      </w:r>
+    </w:p>
+    <w:p>
+      <w:pPr>
+        <w:pStyle w:val="ListBullet"/>
+      </w:pPr>
+      <w:r>
+        <w:t>2. The changed object fails schema despite keeping the correct page count.</w:t>
+      </w:r>
+    </w:p>
+    <w:p>
+      <w:pPr>
+        <w:pStyle w:val="ListBullet"/>
+      </w:pPr>
+      <w:r>
+        <w:t>3. We can decide the result without examining the changed input or the procedure.</w:t>
+      </w:r>
+    </w:p>
+    <w:p>
+      <w:pPr>
+        <w:pStyle w:val="Heading3"/>
+      </w:pPr>
+      <w:r>
+        <w:t>My selected conclusion, deciding fact and explanation</w:t>
+      </w:r>
+    </w:p>
+    <w:p>
+      <w:r>
+        <w:t>________________________________________________________________</w:t>
+      </w:r>
+    </w:p>
+    <w:p>
+      <w:r>
+        <w:t>________________________________________________________________</w:t>
+      </w:r>
+    </w:p>
+    <w:p>
+      <w:r>
+        <w:t>________________________________________________________________</w:t>
+      </w:r>
+    </w:p>
+    <w:p>
+      <w:r>
+        <w:t>________________________________________________________________</w:t>
+      </w:r>
+    </w:p>
+    <w:p>
+      <w:r>
+        <w:t>________________________________________________________________</w:t>
+      </w:r>
+    </w:p>
+    <w:p>
+      <w:pPr>
+        <w:pStyle w:val="ListBullet"/>
+      </w:pPr>
+      <w:r>
+        <w:t>Hint if needed: Use the changed condition and the deciding step in the pictorial trace. The answer must say what follows from those facts.</w:t>
+      </w:r>
+    </w:p>
+    <w:p>
+      <w:pPr>
+        <w:pStyle w:val="Heading2"/>
+      </w:pPr>
+      <w:r>
+        <w:t>Check the changed case · reference / check after trying</w:t>
+      </w:r>
+    </w:p>
+    <w:p>
+      <w:pPr>
+        <w:spacing w:line="336" w:lineRule="auto" w:after="180"/>
+      </w:pPr>
+      <w:r>
+        <w:rPr>
+          <w:b w:val="0"/>
+        </w:rPr>
+        <w:t xml:space="preserve">After your attempt, compare with the supported explanation: The changed object fails </w:t>
+      </w:r>
+      <w:r>
+        <w:rPr>
+          <w:b/>
+        </w:rPr>
+        <w:t>schema</w:t>
+      </w:r>
+      <w:r>
+        <w:rPr>
+          <w:b w:val="0"/>
+        </w:rPr>
+        <w:t xml:space="preserve"> despite keeping the correct page count. Exactly means additional </w:t>
+      </w:r>
+      <w:r>
+        <w:rPr>
+          <w:b/>
+        </w:rPr>
+        <w:t>field</w:t>
+      </w:r>
+      <w:r>
+        <w:rPr>
+          <w:b w:val="0"/>
+        </w:rPr>
+        <w:t>s are not allowed in this contract.</w:t>
+      </w:r>
+    </w:p>
+    <w:p>
+      <w:pPr>
+        <w:pStyle w:val="Heading2"/>
+      </w:pPr>
+      <w:r>
+        <w:t>Repair and save your work</w:t>
+      </w:r>
+    </w:p>
+    <w:p>
+      <w:pPr>
+        <w:spacing w:line="336" w:lineRule="auto" w:after="180"/>
+      </w:pPr>
+      <w:r>
+        <w:rPr>
+          <w:b w:val="0"/>
+        </w:rPr>
+        <w:t xml:space="preserve">Review Iterative Prompting (ai-3/7). Goal: Explain the </w:t>
+      </w:r>
+      <w:r>
+        <w:rPr>
+          <w:b/>
+        </w:rPr>
+        <w:t>mechanism</w:t>
+      </w:r>
+      <w:r>
+        <w:rPr>
+          <w:b w:val="0"/>
+        </w:rPr>
+        <w:t xml:space="preserve"> and terminology of controlled prompt experiments. Short practice: What </w:t>
+      </w:r>
+      <w:r>
+        <w:rPr>
+          <w:b/>
+        </w:rPr>
+        <w:t>evidence</w:t>
+      </w:r>
+      <w:r>
+        <w:rPr>
+          <w:b w:val="0"/>
+        </w:rPr>
+        <w:t xml:space="preserve"> supports improvement here, and what remains unproven?.</w:t>
+      </w:r>
+    </w:p>
+    <w:p>
+      <w:pPr>
+        <w:spacing w:line="336" w:lineRule="auto" w:after="180"/>
+      </w:pPr>
+      <w:r>
+        <w:rPr>
+          <w:b w:val="0"/>
+        </w:rPr>
+        <w:t>Return to this week and explain what you changed.</w:t>
+      </w:r>
+    </w:p>
+    <w:p>
+      <w:pPr>
+        <w:spacing w:line="336" w:lineRule="auto" w:after="180"/>
+      </w:pPr>
+      <w:r>
+        <w:rPr>
+          <w:b w:val="0"/>
+        </w:rPr>
+        <w:t>Review Prompt as a Contract (ai-3/5). Goal: Write a prompt specification with observable response criteria. Short practice: Why should the tool not fill melting from memory even if it knows a common definition?.</w:t>
+      </w:r>
+    </w:p>
+    <w:p>
+      <w:pPr>
+        <w:spacing w:line="336" w:lineRule="auto" w:after="180"/>
+      </w:pPr>
+      <w:r>
+        <w:rPr>
+          <w:b w:val="0"/>
+        </w:rPr>
+        <w:t>Return to this week and explain what you changed.</w:t>
+      </w:r>
+    </w:p>
+    <w:p>
+      <w:pPr>
+        <w:spacing w:line="336" w:lineRule="auto" w:after="180"/>
+      </w:pPr>
+      <w:r>
+        <w:rPr>
+          <w:b w:val="0"/>
+        </w:rPr>
+        <w:t>Review A Distribution of Possibilities (ai-3/2). Goal: Check whether a next-token table is a valid probability distribution. Short practice: Why is 0.625 not a broken probability sum?.</w:t>
+      </w:r>
+    </w:p>
+    <w:p>
+      <w:pPr>
+        <w:spacing w:line="336" w:lineRule="auto" w:after="180"/>
+      </w:pPr>
+      <w:r>
+        <w:rPr>
+          <w:b w:val="0"/>
+        </w:rPr>
+        <w:t>Return to this week and explain what you changed.</w:t>
+      </w:r>
+    </w:p>
+    <w:p>
+      <w:pPr>
+        <w:spacing w:line="336" w:lineRule="auto" w:after="180"/>
+      </w:pPr>
+      <w:r>
+        <w:rPr>
+          <w:b w:val="0"/>
+        </w:rPr>
+        <w:t xml:space="preserve">Use Download completed work in the hosted lesson to export your answers, reflections, practice feedback and code-run </w:t>
+      </w:r>
+      <w:r>
+        <w:rPr>
+          <w:b/>
+        </w:rPr>
+        <w:t>evidence</w:t>
+      </w:r>
+      <w:r>
+        <w:rPr>
+          <w:b w:val="0"/>
+        </w:rPr>
+        <w:t>. Open the HTML copy to read or print it.</w:t>
+      </w:r>
+    </w:p>
+    <w:p>
+      <w:pPr>
+        <w:spacing w:line="336" w:lineRule="auto" w:after="180"/>
+      </w:pPr>
+      <w:r>
+        <w:rPr>
+          <w:b w:val="0"/>
+        </w:rPr>
+        <w:t>Drafts stay in this browser when storage is available; clear drafts on a shared device.</w:t>
+      </w:r>
+    </w:p>
+    <w:p>
+      <w:pPr>
+        <w:pStyle w:val="Heading3"/>
+      </w:pPr>
+      <w:r>
+        <w:t>What I repaired, the evidence I kept and the next test</w:t>
+      </w:r>
+    </w:p>
+    <w:p>
+      <w:r>
+        <w:t>________________________________________________________________</w:t>
+      </w:r>
+    </w:p>
+    <w:p>
+      <w:r>
+        <w:t>________________________________________________________________</w:t>
+      </w:r>
+    </w:p>
+    <w:p>
+      <w:r>
+        <w:t>________________________________________________________________</w:t>
+      </w:r>
+    </w:p>
+    <w:p>
+      <w:r>
+        <w:t>________________________________________________________________</w:t>
+      </w:r>
+    </w:p>
+    <w:p>
+      <w:r>
+        <w:t>________________________________________________________________</w:t>
+      </w:r>
+    </w:p>
+    <w:p>
+      <w:pPr>
+        <w:pStyle w:val="Heading2"/>
+      </w:pPr>
+      <w:r>
+        <w:t>Earlier wording, alternatives and picture transcripts · reference / check after trying</w:t>
       </w:r>
     </w:p>
     <w:p>
@@ -2240,104 +2916,10 @@
     </w:p>
     <w:p>
       <w:pPr>
-        <w:spacing w:line="336" w:lineRule="auto" w:after="180"/>
-      </w:pPr>
-      <w:r>
-        <w:rPr>
-          <w:b w:val="0"/>
-        </w:rPr>
-        <w:t>A fictional Study Buddy returns a machine-readable book fact.</w:t>
-      </w:r>
-    </w:p>
-    <w:p>
-      <w:pPr>
         <w:pStyle w:val="Heading3"/>
       </w:pPr>
       <w:r>
-        <w:t>Practice 1: explain the deciding evidence</w:t>
-      </w:r>
-    </w:p>
-    <w:p>
-      <w:pPr>
-        <w:spacing w:line="336" w:lineRule="auto" w:after="180"/>
-      </w:pPr>
-      <w:r>
-        <w:rPr>
-          <w:b w:val="0"/>
-        </w:rPr>
-        <w:t xml:space="preserve">Which labelled step matches this detail? X passes syntax, declared </w:t>
-      </w:r>
-      <w:r>
-        <w:rPr>
-          <w:b/>
-        </w:rPr>
-        <w:t>schema</w:t>
-      </w:r>
-      <w:r>
-        <w:rPr>
-          <w:b w:val="0"/>
-        </w:rPr>
-        <w:t xml:space="preserve"> and source comparison.</w:t>
-      </w:r>
-    </w:p>
-    <w:p>
-      <w:pPr>
-        <w:spacing w:line="336" w:lineRule="auto" w:after="180"/>
-        <w:shd w:fill="F4F9FC"/>
-      </w:pPr>
-      <w:r>
-        <w:rPr>
-          <w:b w:val="0"/>
-        </w:rPr>
-        <w:t>1. Meaning check</w:t>
-      </w:r>
-    </w:p>
-    <w:p>
-      <w:pPr>
-        <w:spacing w:line="336" w:lineRule="auto" w:after="180"/>
-        <w:shd w:fill="F4F9FC"/>
-      </w:pPr>
-      <w:r>
-        <w:rPr>
-          <w:b w:val="0"/>
-        </w:rPr>
-        <w:t>2. Accept X</w:t>
-      </w:r>
-    </w:p>
-    <w:p>
-      <w:pPr>
-        <w:spacing w:line="336" w:lineRule="auto" w:after="180"/>
-        <w:shd w:fill="F4F9FC"/>
-      </w:pPr>
-      <w:r>
-        <w:rPr>
-          <w:b w:val="0"/>
-        </w:rPr>
-        <w:t xml:space="preserve">3. </w:t>
-      </w:r>
-      <w:r>
-        <w:rPr>
-          <w:b/>
-        </w:rPr>
-        <w:t>Schema</w:t>
-      </w:r>
-      <w:r>
-        <w:rPr>
-          <w:b w:val="0"/>
-        </w:rPr>
-        <w:t xml:space="preserve"> check</w:t>
-      </w:r>
-    </w:p>
-    <w:p>
-      <w:pPr>
-        <w:spacing w:line="336" w:lineRule="auto" w:after="180"/>
-        <w:shd w:fill="F4F9FC"/>
-      </w:pPr>
-      <w:r>
-        <w:rPr>
-          <w:b w:val="0"/>
-        </w:rPr>
-        <w:t>4. Parse</w:t>
+        <w:t>Repair a missing building block</w:t>
       </w:r>
     </w:p>
     <w:p>
@@ -2345,574 +2927,25 @@
         <w:pStyle w:val="Heading3"/>
       </w:pPr>
       <w:r>
-        <w:t>My selected conclusion, deciding fact and explanation</w:t>
-      </w:r>
-    </w:p>
-    <w:p>
-      <w:r>
-        <w:t>________________________________________________________________</w:t>
-      </w:r>
-    </w:p>
-    <w:p>
-      <w:r>
-        <w:t>________________________________________________________________</w:t>
-      </w:r>
-    </w:p>
-    <w:p>
-      <w:r>
-        <w:t>________________________________________________________________</w:t>
-      </w:r>
-    </w:p>
-    <w:p>
-      <w:r>
-        <w:t>________________________________________________________________</w:t>
-      </w:r>
-    </w:p>
-    <w:p>
-      <w:r>
-        <w:t>________________________________________________________________</w:t>
-      </w:r>
-    </w:p>
-    <w:p>
-      <w:pPr>
-        <w:pStyle w:val="Heading3"/>
-      </w:pPr>
-      <w:r>
-        <w:t>Hint · try first</w:t>
-      </w:r>
-    </w:p>
-    <w:p>
-      <w:pPr>
-        <w:spacing w:line="336" w:lineRule="auto" w:after="180"/>
-        <w:shd w:fill="F1F6F8"/>
-      </w:pPr>
-      <w:r>
-        <w:rPr>
-          <w:b w:val="0"/>
-        </w:rPr>
-        <w:t>Hint if needed: Read the steps in the pictorial case. Match the supplied detail to the stage that performs or records it.</w:t>
-      </w:r>
-    </w:p>
-    <w:p>
-      <w:pPr>
-        <w:pStyle w:val="Heading3"/>
-      </w:pPr>
-      <w:r>
-        <w:t>Feedback · compare after trying</w:t>
-      </w:r>
-    </w:p>
-    <w:p>
-      <w:pPr>
-        <w:spacing w:line="336" w:lineRule="auto" w:after="180"/>
-        <w:shd w:fill="F1F6FC"/>
-      </w:pPr>
-      <w:r>
-        <w:rPr>
-          <w:b w:val="0"/>
-        </w:rPr>
-        <w:t xml:space="preserve">After your attempt, compare with the supported explanation: Accept X X passes syntax, declared </w:t>
-      </w:r>
-      <w:r>
-        <w:rPr>
-          <w:b/>
-        </w:rPr>
-        <w:t>schema</w:t>
-      </w:r>
-      <w:r>
-        <w:rPr>
-          <w:b w:val="0"/>
-        </w:rPr>
-        <w:t xml:space="preserve"> and source comparison. Parsing establishes that text forms a structured object.</w:t>
-      </w:r>
-    </w:p>
-    <w:p>
-      <w:pPr>
-        <w:spacing w:line="336" w:lineRule="auto" w:after="180"/>
-        <w:shd w:fill="F1F6FC"/>
-      </w:pPr>
-      <w:r>
-        <w:rPr>
-          <w:b/>
-        </w:rPr>
-        <w:t>Schema</w:t>
-      </w:r>
-      <w:r>
-        <w:rPr>
-          <w:b w:val="0"/>
-        </w:rPr>
-        <w:t xml:space="preserve"> checks establish required </w:t>
-      </w:r>
-      <w:r>
-        <w:rPr>
-          <w:b/>
-        </w:rPr>
-        <w:t>field</w:t>
-      </w:r>
-      <w:r>
-        <w:rPr>
-          <w:b w:val="0"/>
-        </w:rPr>
-        <w:t xml:space="preserve">s and </w:t>
-      </w:r>
-      <w:r>
-        <w:rPr>
-          <w:b/>
-        </w:rPr>
-        <w:t>type</w:t>
-      </w:r>
-      <w:r>
-        <w:rPr>
-          <w:b w:val="0"/>
-        </w:rPr>
-        <w:t xml:space="preserve">s. </w:t>
-      </w:r>
-      <w:r>
-        <w:rPr>
-          <w:b/>
-        </w:rPr>
-        <w:t>Semantic validation</w:t>
-      </w:r>
-      <w:r>
-        <w:rPr>
-          <w:b w:val="0"/>
-        </w:rPr>
-        <w:t xml:space="preserve"> compares their meaning with the approved source. These are different layers: a parseable, well-shaped object can still contain a false fact.</w:t>
-      </w:r>
-    </w:p>
-    <w:p>
-      <w:pPr>
-        <w:spacing w:line="336" w:lineRule="auto" w:after="180"/>
-        <w:shd w:fill="F1F6FC"/>
-      </w:pPr>
-      <w:r>
-        <w:rPr>
-          <w:b w:val="0"/>
-        </w:rPr>
-        <w:t>Report the first failing layer without treating format success as factual success.</w:t>
-      </w:r>
-    </w:p>
-    <w:p>
-      <w:pPr>
-        <w:pStyle w:val="Heading3"/>
-      </w:pPr>
-      <w:r>
-        <w:t>Practice 2: explain the deciding evidence</w:t>
-      </w:r>
-    </w:p>
-    <w:p>
-      <w:pPr>
-        <w:pStyle w:val="Heading3"/>
-      </w:pPr>
-      <w:r>
-        <w:t>Changed case · predict first</w:t>
-      </w:r>
-    </w:p>
-    <w:p>
-      <w:pPr>
-        <w:spacing w:line="336" w:lineRule="auto" w:after="180"/>
-        <w:shd w:fill="F5F1FB"/>
-      </w:pPr>
-      <w:r>
-        <w:rPr>
-          <w:b w:val="0"/>
-        </w:rPr>
-        <w:t xml:space="preserve">Changed-case practice: Add an extra </w:t>
-      </w:r>
-      <w:r>
-        <w:rPr>
-          <w:b/>
-        </w:rPr>
-        <w:t>field</w:t>
-      </w:r>
-      <w:r>
-        <w:rPr>
-          <w:b w:val="0"/>
-        </w:rPr>
-        <w:t xml:space="preserve"> "rating":5 to X under the exactly-</w:t>
-      </w:r>
-      <w:r>
-        <w:rPr>
-          <w:b/>
-        </w:rPr>
-        <w:t>field</w:t>
-      </w:r>
-      <w:r>
-        <w:rPr>
-          <w:b w:val="0"/>
-        </w:rPr>
-        <w:t xml:space="preserve">s </w:t>
-      </w:r>
-      <w:r>
-        <w:rPr>
-          <w:b/>
-        </w:rPr>
-        <w:t>schema</w:t>
-      </w:r>
-      <w:r>
-        <w:rPr>
-          <w:b w:val="0"/>
-        </w:rPr>
-        <w:t>. Which conclusion is supported by the supplied facts?</w:t>
-      </w:r>
-    </w:p>
-    <w:p>
-      <w:pPr>
-        <w:spacing w:line="336" w:lineRule="auto" w:after="180"/>
-        <w:shd w:fill="F4F9FC"/>
-      </w:pPr>
-      <w:r>
-        <w:rPr>
-          <w:b w:val="0"/>
-        </w:rPr>
-        <w:t xml:space="preserve">1. This one example guarantees correct results for every future </w:t>
-      </w:r>
-      <w:r>
-        <w:rPr>
-          <w:b/>
-        </w:rPr>
-        <w:t>input</w:t>
-      </w:r>
-      <w:r>
-        <w:rPr>
-          <w:b w:val="0"/>
-        </w:rPr>
-        <w:t>.</w:t>
-      </w:r>
-    </w:p>
-    <w:p>
-      <w:pPr>
-        <w:spacing w:line="336" w:lineRule="auto" w:after="180"/>
-        <w:shd w:fill="F4F9FC"/>
-      </w:pPr>
-      <w:r>
-        <w:rPr>
-          <w:b w:val="0"/>
-        </w:rPr>
-        <w:t xml:space="preserve">2. The changed object fails </w:t>
-      </w:r>
-      <w:r>
-        <w:rPr>
-          <w:b/>
-        </w:rPr>
-        <w:t>schema</w:t>
-      </w:r>
-      <w:r>
-        <w:rPr>
-          <w:b w:val="0"/>
-        </w:rPr>
-        <w:t xml:space="preserve"> despite keeping the correct page count.</w:t>
-      </w:r>
-    </w:p>
-    <w:p>
-      <w:pPr>
-        <w:spacing w:line="336" w:lineRule="auto" w:after="180"/>
-        <w:shd w:fill="F4F9FC"/>
-      </w:pPr>
-      <w:r>
-        <w:rPr>
-          <w:b w:val="0"/>
-        </w:rPr>
-        <w:t xml:space="preserve">3. We can decide the result without examining the changed </w:t>
-      </w:r>
-      <w:r>
-        <w:rPr>
-          <w:b/>
-        </w:rPr>
-        <w:t>input</w:t>
-      </w:r>
-      <w:r>
-        <w:rPr>
-          <w:b w:val="0"/>
-        </w:rPr>
-        <w:t xml:space="preserve"> or the procedure.</w:t>
-      </w:r>
-    </w:p>
-    <w:p>
-      <w:pPr>
-        <w:pStyle w:val="Heading3"/>
-      </w:pPr>
-      <w:r>
-        <w:t>My selected conclusion, deciding fact and explanation</w:t>
-      </w:r>
-    </w:p>
-    <w:p>
-      <w:r>
-        <w:t>________________________________________________________________</w:t>
-      </w:r>
-    </w:p>
-    <w:p>
-      <w:r>
-        <w:t>________________________________________________________________</w:t>
-      </w:r>
-    </w:p>
-    <w:p>
-      <w:r>
-        <w:t>________________________________________________________________</w:t>
-      </w:r>
-    </w:p>
-    <w:p>
-      <w:r>
-        <w:t>________________________________________________________________</w:t>
-      </w:r>
-    </w:p>
-    <w:p>
-      <w:r>
-        <w:t>________________________________________________________________</w:t>
-      </w:r>
-    </w:p>
-    <w:p>
-      <w:pPr>
-        <w:pStyle w:val="Heading3"/>
-      </w:pPr>
-      <w:r>
-        <w:t>Hint · try first</w:t>
-      </w:r>
-    </w:p>
-    <w:p>
-      <w:pPr>
-        <w:spacing w:line="336" w:lineRule="auto" w:after="180"/>
-        <w:shd w:fill="F1F6F8"/>
-      </w:pPr>
-      <w:r>
-        <w:rPr>
-          <w:b w:val="0"/>
-        </w:rPr>
-        <w:t>Hint if needed: Use the changed condition and the deciding step in the pictorial trace. The answer must say what follows from those facts.</w:t>
-      </w:r>
-    </w:p>
-    <w:p>
-      <w:pPr>
-        <w:pStyle w:val="Heading3"/>
-      </w:pPr>
-      <w:r>
-        <w:t>Feedback · compare after trying</w:t>
-      </w:r>
-    </w:p>
-    <w:p>
-      <w:pPr>
-        <w:spacing w:line="336" w:lineRule="auto" w:after="180"/>
-        <w:shd w:fill="F1F6FC"/>
-      </w:pPr>
-      <w:r>
-        <w:rPr>
-          <w:b w:val="0"/>
-        </w:rPr>
-        <w:t xml:space="preserve">After your attempt, compare with the supported explanation: The changed object fails </w:t>
-      </w:r>
-      <w:r>
-        <w:rPr>
-          <w:b/>
-        </w:rPr>
-        <w:t>schema</w:t>
-      </w:r>
-      <w:r>
-        <w:rPr>
-          <w:b w:val="0"/>
-        </w:rPr>
-        <w:t xml:space="preserve"> despite keeping the correct page count. Exactly means additional </w:t>
-      </w:r>
-      <w:r>
-        <w:rPr>
-          <w:b/>
-        </w:rPr>
-        <w:t>field</w:t>
-      </w:r>
-      <w:r>
-        <w:rPr>
-          <w:b w:val="0"/>
-        </w:rPr>
-        <w:t>s are not allowed in this contract.</w:t>
-      </w:r>
-    </w:p>
-    <w:p>
-      <w:pPr>
-        <w:pStyle w:val="Heading3"/>
-      </w:pPr>
-      <w:r>
-        <w:t>Repair a missing building block</w:t>
-      </w:r>
-    </w:p>
-    <w:p>
-      <w:pPr>
-        <w:spacing w:line="336" w:lineRule="auto" w:after="180"/>
-      </w:pPr>
-      <w:r>
-        <w:rPr>
-          <w:b w:val="0"/>
-        </w:rPr>
-        <w:t xml:space="preserve">Review Iterative Prompting (ai-3/7). Goal: Explain the </w:t>
-      </w:r>
-      <w:r>
-        <w:rPr>
-          <w:b/>
-        </w:rPr>
-        <w:t>mechanism</w:t>
-      </w:r>
-      <w:r>
-        <w:rPr>
-          <w:b w:val="0"/>
-        </w:rPr>
-        <w:t xml:space="preserve"> and terminology of controlled prompt experiments. Short practice: What </w:t>
-      </w:r>
-      <w:r>
-        <w:rPr>
-          <w:b/>
-        </w:rPr>
-        <w:t>evidence</w:t>
-      </w:r>
-      <w:r>
-        <w:rPr>
-          <w:b w:val="0"/>
-        </w:rPr>
-        <w:t xml:space="preserve"> supports improvement here, and what remains unproven?.</w:t>
-      </w:r>
-    </w:p>
-    <w:p>
-      <w:pPr>
-        <w:spacing w:line="336" w:lineRule="auto" w:after="180"/>
-      </w:pPr>
-      <w:r>
-        <w:rPr>
-          <w:b w:val="0"/>
-        </w:rPr>
-        <w:t>Return to this week and explain what you changed.</w:t>
-      </w:r>
-    </w:p>
-    <w:p>
-      <w:pPr>
-        <w:spacing w:line="336" w:lineRule="auto" w:after="180"/>
-      </w:pPr>
-      <w:r>
-        <w:rPr>
-          <w:b w:val="0"/>
-        </w:rPr>
-        <w:t>Review Prompt as a Contract (ai-3/5). Goal: Write a prompt specification with observable response criteria. Short practice: Why should the tool not fill melting from memory even if it knows a common definition?.</w:t>
-      </w:r>
-    </w:p>
-    <w:p>
-      <w:pPr>
-        <w:spacing w:line="336" w:lineRule="auto" w:after="180"/>
-      </w:pPr>
-      <w:r>
-        <w:rPr>
-          <w:b w:val="0"/>
-        </w:rPr>
-        <w:t>Return to this week and explain what you changed.</w:t>
-      </w:r>
-    </w:p>
-    <w:p>
-      <w:pPr>
-        <w:spacing w:line="336" w:lineRule="auto" w:after="180"/>
-      </w:pPr>
-      <w:r>
-        <w:rPr>
-          <w:b w:val="0"/>
-        </w:rPr>
-        <w:t>Review A Distribution of Possibilities (ai-3/2). Goal: Check whether a next-token table is a valid probability distribution. Short practice: Why is 0.625 not a broken probability sum?.</w:t>
-      </w:r>
-    </w:p>
-    <w:p>
-      <w:pPr>
-        <w:spacing w:line="336" w:lineRule="auto" w:after="180"/>
-      </w:pPr>
-      <w:r>
-        <w:rPr>
-          <w:b w:val="0"/>
-        </w:rPr>
-        <w:t>Return to this week and explain what you changed.</w:t>
-      </w:r>
-    </w:p>
-    <w:p>
-      <w:pPr>
-        <w:pStyle w:val="Heading3"/>
-      </w:pPr>
-      <w:r>
         <w:t>Keep your completed work</w:t>
       </w:r>
     </w:p>
     <w:p>
       <w:pPr>
-        <w:spacing w:line="336" w:lineRule="auto" w:after="180"/>
-      </w:pPr>
-      <w:r>
-        <w:rPr>
-          <w:b w:val="0"/>
-        </w:rPr>
-        <w:t xml:space="preserve">Use Download completed work in the hosted lesson to export your answers, reflections, practice feedback and code-run </w:t>
-      </w:r>
-      <w:r>
-        <w:rPr>
-          <w:b/>
-        </w:rPr>
-        <w:t>evidence</w:t>
-      </w:r>
-      <w:r>
-        <w:rPr>
-          <w:b w:val="0"/>
-        </w:rPr>
-        <w:t>. Open the HTML copy to read or print it.</w:t>
-      </w:r>
-    </w:p>
-    <w:p>
-      <w:pPr>
-        <w:spacing w:line="336" w:lineRule="auto" w:after="180"/>
-      </w:pPr>
-      <w:r>
-        <w:rPr>
-          <w:b w:val="0"/>
-        </w:rPr>
-        <w:t>Drafts stay in this browser when storage is available; clear drafts on a shared device.</w:t>
-      </w:r>
-    </w:p>
-    <w:p>
-      <w:pPr>
-        <w:pStyle w:val="Heading3"/>
-      </w:pPr>
-      <w:r>
-        <w:t>What I repaired, the evidence I kept and the next test</w:t>
-      </w:r>
-    </w:p>
-    <w:p>
-      <w:r>
-        <w:t>________________________________________________________________</w:t>
-      </w:r>
-    </w:p>
-    <w:p>
-      <w:r>
-        <w:t>________________________________________________________________</w:t>
-      </w:r>
-    </w:p>
-    <w:p>
-      <w:r>
-        <w:t>________________________________________________________________</w:t>
-      </w:r>
-    </w:p>
-    <w:p>
-      <w:r>
-        <w:t>________________________________________________________________</w:t>
-      </w:r>
-    </w:p>
-    <w:p>
-      <w:r>
-        <w:t>________________________________________________________________</w:t>
-      </w:r>
-    </w:p>
-    <w:p>
-      <w:pPr>
         <w:pStyle w:val="Heading1"/>
       </w:pPr>
       <w:r>
-        <w:t>21. Visual concept journey</w:t>
-      </w:r>
-    </w:p>
-    <w:p>
-      <w:r>
-        <w:t>Explain each Structured Output and Schemas picture from its labels, then record a relevant limit.</w:t>
-      </w:r>
-    </w:p>
-    <w:p>
-      <w:pPr>
-        <w:pStyle w:val="Heading3"/>
+        <w:t>21. Reference · Six-picture response sheets</w:t>
+      </w:r>
+    </w:p>
+    <w:p>
+      <w:r>
+        <w:t>Choose the image that helps rather than repeating all six.</w:t>
+      </w:r>
+    </w:p>
+    <w:p>
+      <w:pPr>
+        <w:pStyle w:val="Heading2"/>
       </w:pPr>
       <w:r>
         <w:t>01. Structured Output and Schemas: the case</w:t>
@@ -3003,7 +3036,6 @@
     <w:p>
       <w:pPr>
         <w:spacing w:line="336" w:lineRule="auto" w:after="180"/>
-        <w:shd w:fill="F5F1FB"/>
       </w:pPr>
       <w:r>
         <w:rPr>
@@ -3042,7 +3074,7 @@
     </w:p>
     <w:p>
       <w:pPr>
-        <w:pStyle w:val="Heading3"/>
+        <w:pStyle w:val="Heading2"/>
       </w:pPr>
       <w:r>
         <w:t>02. Follow the deciding steps</w:t>
@@ -3146,7 +3178,6 @@
     <w:p>
       <w:pPr>
         <w:spacing w:line="336" w:lineRule="auto" w:after="180"/>
-        <w:shd w:fill="F5F1FB"/>
       </w:pPr>
       <w:r>
         <w:rPr>
@@ -3197,7 +3228,7 @@
     </w:p>
     <w:p>
       <w:pPr>
-        <w:pStyle w:val="Heading3"/>
+        <w:pStyle w:val="Heading2"/>
       </w:pPr>
       <w:r>
         <w:t>03. Keep the evidence roles separate</w:t>
@@ -3300,7 +3331,6 @@
     <w:p>
       <w:pPr>
         <w:spacing w:line="336" w:lineRule="auto" w:after="180"/>
-        <w:shd w:fill="F5F1FB"/>
       </w:pPr>
       <w:r>
         <w:rPr>
@@ -3339,7 +3369,7 @@
     </w:p>
     <w:p>
       <w:pPr>
-        <w:pStyle w:val="Heading3"/>
+        <w:pStyle w:val="Heading2"/>
       </w:pPr>
       <w:r>
         <w:t>04. Change one thing. Trace what follows.</w:t>
@@ -3478,7 +3508,6 @@
     <w:p>
       <w:pPr>
         <w:spacing w:line="336" w:lineRule="auto" w:after="180"/>
-        <w:shd w:fill="F5F1FB"/>
       </w:pPr>
       <w:r>
         <w:rPr>
@@ -3517,7 +3546,7 @@
     </w:p>
     <w:p>
       <w:pPr>
-        <w:pStyle w:val="Heading3"/>
+        <w:pStyle w:val="Heading2"/>
       </w:pPr>
       <w:r>
         <w:t>05. Connect the explanation to its limit</w:t>
@@ -3643,7 +3672,6 @@
     <w:p>
       <w:pPr>
         <w:spacing w:line="336" w:lineRule="auto" w:after="180"/>
-        <w:shd w:fill="F5F1FB"/>
       </w:pPr>
       <w:r>
         <w:rPr>
@@ -3682,7 +3710,7 @@
     </w:p>
     <w:p>
       <w:pPr>
-        <w:pStyle w:val="Heading3"/>
+        <w:pStyle w:val="Heading2"/>
       </w:pPr>
       <w:r>
         <w:t>06. Make the idea visible in your project</w:t>
@@ -3797,7 +3825,6 @@
     <w:p>
       <w:pPr>
         <w:spacing w:line="336" w:lineRule="auto" w:after="180"/>
-        <w:shd w:fill="F5F1FB"/>
       </w:pPr>
       <w:r>
         <w:rPr>
@@ -3844,6 +3871,62 @@
     <w:p>
       <w:r>
         <w:t>________________________________________________________________</w:t>
+      </w:r>
+    </w:p>
+    <w:p>
+      <w:pPr>
+        <w:pStyle w:val="Heading2"/>
+      </w:pPr>
+      <w:r>
+        <w:t>Earlier wording, alternatives and picture transcripts · reference / check after trying</w:t>
+      </w:r>
+    </w:p>
+    <w:p>
+      <w:pPr>
+        <w:pStyle w:val="Heading3"/>
+      </w:pPr>
+      <w:r>
+        <w:t>01. Structured Output and Schemas: the case</w:t>
+      </w:r>
+    </w:p>
+    <w:p>
+      <w:pPr>
+        <w:pStyle w:val="Heading3"/>
+      </w:pPr>
+      <w:r>
+        <w:t>02. Follow the deciding steps</w:t>
+      </w:r>
+    </w:p>
+    <w:p>
+      <w:pPr>
+        <w:pStyle w:val="Heading3"/>
+      </w:pPr>
+      <w:r>
+        <w:t>03. Keep the evidence roles separate</w:t>
+      </w:r>
+    </w:p>
+    <w:p>
+      <w:pPr>
+        <w:pStyle w:val="Heading3"/>
+      </w:pPr>
+      <w:r>
+        <w:t>04. Change one thing. Trace what follows.</w:t>
+      </w:r>
+    </w:p>
+    <w:p>
+      <w:pPr>
+        <w:pStyle w:val="Heading3"/>
+      </w:pPr>
+      <w:r>
+        <w:t>05. Connect the explanation to its limit</w:t>
+      </w:r>
+    </w:p>
+    <w:p>
+      <w:pPr>
+        <w:pStyle w:val="Heading3"/>
+      </w:pPr>
+      <w:r>
+        <w:t>06. Make the idea visible in your project</w:t>
       </w:r>
     </w:p>
     <w:sectPr>
